--- a/lab2/Лаб2_IМ55_Прасол.docx
+++ b/lab2/Лаб2_IМ55_Прасол.docx
@@ -2304,17 +2304,36 @@
           <w:sz w:val="28"/>
           <w:szCs w:val="28"/>
         </w:rPr>
-        <w:t xml:space="preserve"> виглядає так:</w:t>
-      </w:r>
-    </w:p>
-    <w:p>
-      <w:pPr>
-        <w:rPr>
-          <w:rFonts w:ascii="Times New Roman" w:hAnsi="Times New Roman" w:cs="Times New Roman"/>
-          <w:sz w:val="28"/>
-          <w:szCs w:val="28"/>
-        </w:rPr>
-      </w:pPr>
+        <w:t xml:space="preserve"> </w:t>
+      </w:r>
+      <w:proofErr w:type="spellStart"/>
+      <w:r>
+        <w:rPr>
+          <w:rFonts w:ascii="Times New Roman" w:hAnsi="Times New Roman" w:cs="Times New Roman"/>
+          <w:sz w:val="28"/>
+          <w:szCs w:val="28"/>
+        </w:rPr>
+        <w:t>виглядає</w:t>
+      </w:r>
+      <w:proofErr w:type="spellEnd"/>
+      <w:r>
+        <w:rPr>
+          <w:rFonts w:ascii="Times New Roman" w:hAnsi="Times New Roman" w:cs="Times New Roman"/>
+          <w:sz w:val="28"/>
+          <w:szCs w:val="28"/>
+        </w:rPr>
+        <w:t xml:space="preserve"> так:</w:t>
+      </w:r>
+    </w:p>
+    <w:p>
+      <w:pPr>
+        <w:rPr>
+          <w:rFonts w:ascii="Times New Roman" w:hAnsi="Times New Roman" w:cs="Times New Roman"/>
+          <w:sz w:val="28"/>
+          <w:szCs w:val="28"/>
+        </w:rPr>
+      </w:pPr>
+      <w:proofErr w:type="spellStart"/>
       <w:r>
         <w:rPr>
           <w:rFonts w:ascii="Times New Roman" w:hAnsi="Times New Roman" w:cs="Times New Roman"/>
@@ -2322,9 +2341,9 @@
           <w:sz w:val="28"/>
           <w:szCs w:val="28"/>
         </w:rPr>
-        <w:t xml:space="preserve">Масив для </w:t>
-      </w:r>
-      <w:proofErr w:type="spellStart"/>
+        <w:t>Масив</w:t>
+      </w:r>
+      <w:proofErr w:type="spellEnd"/>
       <w:r>
         <w:rPr>
           <w:rFonts w:ascii="Times New Roman" w:hAnsi="Times New Roman" w:cs="Times New Roman"/>
@@ -2332,9 +2351,9 @@
           <w:sz w:val="28"/>
           <w:szCs w:val="28"/>
         </w:rPr>
-        <w:t>Shape</w:t>
-      </w:r>
-      <w:proofErr w:type="spellEnd"/>
+        <w:t xml:space="preserve"> </w:t>
+      </w:r>
+      <w:proofErr w:type="spellStart"/>
       <w:r>
         <w:rPr>
           <w:rFonts w:ascii="Times New Roman" w:hAnsi="Times New Roman" w:cs="Times New Roman"/>
@@ -2342,6 +2361,177 @@
           <w:sz w:val="28"/>
           <w:szCs w:val="28"/>
         </w:rPr>
+        <w:t>для</w:t>
+      </w:r>
+      <w:proofErr w:type="spellEnd"/>
+      <w:r>
+        <w:rPr>
+          <w:rFonts w:ascii="Times New Roman" w:hAnsi="Times New Roman" w:cs="Times New Roman"/>
+          <w:bCs/>
+          <w:sz w:val="28"/>
+          <w:szCs w:val="28"/>
+        </w:rPr>
+        <w:t xml:space="preserve"> Shape:</w:t>
+      </w:r>
+      <w:r>
+        <w:rPr>
+          <w:rFonts w:ascii="Times New Roman" w:hAnsi="Times New Roman" w:cs="Times New Roman"/>
+          <w:sz w:val="28"/>
+          <w:szCs w:val="28"/>
+        </w:rPr>
+        <w:t xml:space="preserve"> </w:t>
+      </w:r>
+      <w:proofErr w:type="spellStart"/>
+      <w:r>
+        <w:rPr>
+          <w:rFonts w:ascii="Times New Roman" w:hAnsi="Times New Roman" w:cs="Times New Roman"/>
+          <w:sz w:val="28"/>
+          <w:szCs w:val="28"/>
+        </w:rPr>
+        <w:t>динамічний</w:t>
+      </w:r>
+      <w:proofErr w:type="spellEnd"/>
+      <w:r>
+        <w:rPr>
+          <w:rFonts w:ascii="Times New Roman" w:hAnsi="Times New Roman" w:cs="Times New Roman"/>
+          <w:sz w:val="28"/>
+          <w:szCs w:val="28"/>
+        </w:rPr>
+        <w:t xml:space="preserve"> </w:t>
+      </w:r>
+      <w:proofErr w:type="spellStart"/>
+      <w:r>
+        <w:rPr>
+          <w:rFonts w:ascii="Times New Roman" w:hAnsi="Times New Roman" w:cs="Times New Roman"/>
+          <w:sz w:val="28"/>
+          <w:szCs w:val="28"/>
+        </w:rPr>
+        <w:t>масив</w:t>
+      </w:r>
+      <w:proofErr w:type="spellEnd"/>
+      <w:r>
+        <w:rPr>
+          <w:rFonts w:ascii="Times New Roman" w:hAnsi="Times New Roman" w:cs="Times New Roman"/>
+          <w:sz w:val="28"/>
+          <w:szCs w:val="28"/>
+        </w:rPr>
+        <w:t xml:space="preserve"> (</w:t>
+      </w:r>
+      <w:r>
+        <w:rPr>
+          <w:rStyle w:val="math-inline"/>
+          <w:rFonts w:ascii="Times New Roman" w:hAnsi="Times New Roman" w:cs="Times New Roman"/>
+          <w:sz w:val="28"/>
+          <w:szCs w:val="28"/>
+        </w:rPr>
+        <w:t>24 \</w:t>
+      </w:r>
+      <w:r>
+        <w:rPr>
+          <w:rStyle w:val="math-inline"/>
+          <w:rFonts w:ascii="Times New Roman" w:hAnsi="Times New Roman" w:cs="Times New Roman"/>
+          <w:sz w:val="28"/>
+          <w:szCs w:val="28"/>
+        </w:rPr>
+        <w:t>mod 3 = 0</w:t>
+      </w:r>
+      <w:r>
+        <w:rPr>
+          <w:rFonts w:ascii="Times New Roman" w:hAnsi="Times New Roman" w:cs="Times New Roman"/>
+          <w:sz w:val="28"/>
+          <w:szCs w:val="28"/>
+        </w:rPr>
+        <w:t xml:space="preserve">) </w:t>
+      </w:r>
+      <w:proofErr w:type="spellStart"/>
+      <w:r>
+        <w:rPr>
+          <w:rFonts w:ascii="Times New Roman" w:hAnsi="Times New Roman" w:cs="Times New Roman"/>
+          <w:sz w:val="28"/>
+          <w:szCs w:val="28"/>
+        </w:rPr>
+        <w:t>обсягом</w:t>
+      </w:r>
+      <w:proofErr w:type="spellEnd"/>
+      <w:r>
+        <w:rPr>
+          <w:rFonts w:ascii="Times New Roman" w:hAnsi="Times New Roman" w:cs="Times New Roman"/>
+          <w:sz w:val="28"/>
+          <w:szCs w:val="28"/>
+        </w:rPr>
+        <w:t xml:space="preserve"> 124 </w:t>
+      </w:r>
+      <w:proofErr w:type="spellStart"/>
+      <w:r>
+        <w:rPr>
+          <w:rFonts w:ascii="Times New Roman" w:hAnsi="Times New Roman" w:cs="Times New Roman"/>
+          <w:sz w:val="28"/>
+          <w:szCs w:val="28"/>
+        </w:rPr>
+        <w:t>об'єкти</w:t>
+      </w:r>
+      <w:proofErr w:type="spellEnd"/>
+      <w:r>
+        <w:rPr>
+          <w:rFonts w:ascii="Times New Roman" w:hAnsi="Times New Roman" w:cs="Times New Roman"/>
+          <w:sz w:val="28"/>
+          <w:szCs w:val="28"/>
+        </w:rPr>
+        <w:t xml:space="preserve"> (</w:t>
+      </w:r>
+      <w:r>
+        <w:rPr>
+          <w:rStyle w:val="math-inline"/>
+          <w:rFonts w:ascii="Times New Roman" w:hAnsi="Times New Roman" w:cs="Times New Roman"/>
+          <w:sz w:val="28"/>
+          <w:szCs w:val="28"/>
+        </w:rPr>
+        <w:t>Ж + 100</w:t>
+      </w:r>
+      <w:r>
+        <w:rPr>
+          <w:rFonts w:ascii="Times New Roman" w:hAnsi="Times New Roman" w:cs="Times New Roman"/>
+          <w:sz w:val="28"/>
+          <w:szCs w:val="28"/>
+        </w:rPr>
+        <w:t xml:space="preserve">). </w:t>
+      </w:r>
+    </w:p>
+    <w:p>
+      <w:pPr>
+        <w:rPr>
+          <w:rFonts w:ascii="Times New Roman" w:hAnsi="Times New Roman" w:cs="Times New Roman"/>
+          <w:sz w:val="28"/>
+          <w:szCs w:val="28"/>
+        </w:rPr>
+      </w:pPr>
+      <w:r>
+        <w:rPr>
+          <w:rFonts w:ascii="Times New Roman" w:hAnsi="Times New Roman" w:cs="Times New Roman"/>
+          <w:bCs/>
+          <w:sz w:val="28"/>
+          <w:szCs w:val="28"/>
+        </w:rPr>
+        <w:t xml:space="preserve">"Гумовий" </w:t>
+      </w:r>
+      <w:proofErr w:type="spellStart"/>
+      <w:r>
+        <w:rPr>
+          <w:rFonts w:ascii="Times New Roman" w:hAnsi="Times New Roman" w:cs="Times New Roman"/>
+          <w:bCs/>
+          <w:sz w:val="28"/>
+          <w:szCs w:val="28"/>
+        </w:rPr>
+        <w:t>слід</w:t>
+      </w:r>
+      <w:proofErr w:type="spellEnd"/>
+      <w:r>
+        <w:rPr>
+          <w:rFonts w:ascii="Times New Roman" w:hAnsi="Times New Roman" w:cs="Times New Roman"/>
+          <w:bCs/>
+          <w:sz w:val="28"/>
+          <w:szCs w:val="28"/>
+        </w:rPr>
         <w:t>:</w:t>
       </w:r>
       <w:r>
@@ -2359,25 +2549,61 @@
           <w:sz w:val="28"/>
           <w:szCs w:val="28"/>
         </w:rPr>
-        <w:t>динамічний</w:t>
-      </w:r>
-      <w:proofErr w:type="spellEnd"/>
-      <w:r>
-        <w:rPr>
-          <w:rFonts w:ascii="Times New Roman" w:hAnsi="Times New Roman" w:cs="Times New Roman"/>
-          <w:sz w:val="28"/>
-          <w:szCs w:val="28"/>
-        </w:rPr>
-        <w:t xml:space="preserve"> </w:t>
-      </w:r>
-      <w:proofErr w:type="spellStart"/>
-      <w:r>
-        <w:rPr>
-          <w:rFonts w:ascii="Times New Roman" w:hAnsi="Times New Roman" w:cs="Times New Roman"/>
-          <w:sz w:val="28"/>
-          <w:szCs w:val="28"/>
-        </w:rPr>
-        <w:t>масив</w:t>
+        <w:t>суцільна</w:t>
+      </w:r>
+      <w:proofErr w:type="spellEnd"/>
+      <w:r>
+        <w:rPr>
+          <w:rFonts w:ascii="Times New Roman" w:hAnsi="Times New Roman" w:cs="Times New Roman"/>
+          <w:sz w:val="28"/>
+          <w:szCs w:val="28"/>
+        </w:rPr>
+        <w:t xml:space="preserve"> </w:t>
+      </w:r>
+      <w:proofErr w:type="spellStart"/>
+      <w:r>
+        <w:rPr>
+          <w:rFonts w:ascii="Times New Roman" w:hAnsi="Times New Roman" w:cs="Times New Roman"/>
+          <w:sz w:val="28"/>
+          <w:szCs w:val="28"/>
+        </w:rPr>
+        <w:t>лінія</w:t>
+      </w:r>
+      <w:proofErr w:type="spellEnd"/>
+      <w:r>
+        <w:rPr>
+          <w:rFonts w:ascii="Times New Roman" w:hAnsi="Times New Roman" w:cs="Times New Roman"/>
+          <w:sz w:val="28"/>
+          <w:szCs w:val="28"/>
+        </w:rPr>
+        <w:t xml:space="preserve"> </w:t>
+      </w:r>
+      <w:proofErr w:type="spellStart"/>
+      <w:r>
+        <w:rPr>
+          <w:rFonts w:ascii="Times New Roman" w:hAnsi="Times New Roman" w:cs="Times New Roman"/>
+          <w:sz w:val="28"/>
+          <w:szCs w:val="28"/>
+        </w:rPr>
+        <w:t>чорного</w:t>
+      </w:r>
+      <w:proofErr w:type="spellEnd"/>
+      <w:r>
+        <w:rPr>
+          <w:rFonts w:ascii="Times New Roman" w:hAnsi="Times New Roman" w:cs="Times New Roman"/>
+          <w:sz w:val="28"/>
+          <w:szCs w:val="28"/>
+        </w:rPr>
+        <w:t xml:space="preserve"> </w:t>
+      </w:r>
+      <w:proofErr w:type="spellStart"/>
+      <w:r>
+        <w:rPr>
+          <w:rFonts w:ascii="Times New Roman" w:hAnsi="Times New Roman" w:cs="Times New Roman"/>
+          <w:sz w:val="28"/>
+          <w:szCs w:val="28"/>
+        </w:rPr>
+        <w:t>кольору</w:t>
       </w:r>
       <w:proofErr w:type="spellEnd"/>
       <w:r>
@@ -2395,6 +2621,161 @@
           <w:sz w:val="28"/>
           <w:szCs w:val="28"/>
         </w:rPr>
+        <w:t xml:space="preserve">24 </w:t>
+      </w:r>
+      <w:proofErr w:type="spellStart"/>
+      <w:r>
+        <w:rPr>
+          <w:rStyle w:val="math-inline"/>
+          <w:rFonts w:ascii="Times New Roman" w:hAnsi="Times New Roman" w:cs="Times New Roman"/>
+          <w:sz w:val="28"/>
+          <w:szCs w:val="28"/>
+        </w:rPr>
+        <w:t>pmod</w:t>
+      </w:r>
+      <w:proofErr w:type="spellEnd"/>
+      <w:r>
+        <w:rPr>
+          <w:rStyle w:val="math-inline"/>
+          <w:rFonts w:ascii="Times New Roman" w:hAnsi="Times New Roman" w:cs="Times New Roman"/>
+          <w:sz w:val="28"/>
+          <w:szCs w:val="28"/>
+        </w:rPr>
+        <w:t xml:space="preserve"> 4 = 0</w:t>
+      </w:r>
+      <w:r>
+        <w:rPr>
+          <w:rFonts w:ascii="Times New Roman" w:hAnsi="Times New Roman" w:cs="Times New Roman"/>
+          <w:sz w:val="28"/>
+          <w:szCs w:val="28"/>
+        </w:rPr>
+        <w:t xml:space="preserve">). </w:t>
+      </w:r>
+    </w:p>
+    <w:p>
+      <w:pPr>
+        <w:rPr>
+          <w:rFonts w:ascii="Times New Roman" w:hAnsi="Times New Roman" w:cs="Times New Roman"/>
+          <w:sz w:val="28"/>
+          <w:szCs w:val="28"/>
+        </w:rPr>
+      </w:pPr>
+      <w:r>
+        <w:rPr>
+          <w:rFonts w:ascii="Times New Roman" w:hAnsi="Times New Roman" w:cs="Times New Roman"/>
+          <w:bCs/>
+          <w:sz w:val="28"/>
+          <w:szCs w:val="28"/>
+        </w:rPr>
+        <w:t>Прямокутник (</w:t>
+      </w:r>
+      <w:proofErr w:type="spellStart"/>
+      <w:r>
+        <w:rPr>
+          <w:rFonts w:ascii="Times New Roman" w:hAnsi="Times New Roman" w:cs="Times New Roman"/>
+          <w:bCs/>
+          <w:sz w:val="28"/>
+          <w:szCs w:val="28"/>
+        </w:rPr>
+        <w:t>ввід</w:t>
+      </w:r>
+      <w:proofErr w:type="spellEnd"/>
+      <w:r>
+        <w:rPr>
+          <w:rFonts w:ascii="Times New Roman" w:hAnsi="Times New Roman" w:cs="Times New Roman"/>
+          <w:bCs/>
+          <w:sz w:val="28"/>
+          <w:szCs w:val="28"/>
+        </w:rPr>
+        <w:t>):</w:t>
+      </w:r>
+      <w:r>
+        <w:rPr>
+          <w:rFonts w:ascii="Times New Roman" w:hAnsi="Times New Roman" w:cs="Times New Roman"/>
+          <w:sz w:val="28"/>
+          <w:szCs w:val="28"/>
+        </w:rPr>
+        <w:t xml:space="preserve"> </w:t>
+      </w:r>
+      <w:proofErr w:type="spellStart"/>
+      <w:r>
+        <w:rPr>
+          <w:rFonts w:ascii="Times New Roman" w:hAnsi="Times New Roman" w:cs="Times New Roman"/>
+          <w:sz w:val="28"/>
+          <w:szCs w:val="28"/>
+        </w:rPr>
+        <w:t>по</w:t>
+      </w:r>
+      <w:proofErr w:type="spellEnd"/>
+      <w:r>
+        <w:rPr>
+          <w:rFonts w:ascii="Times New Roman" w:hAnsi="Times New Roman" w:cs="Times New Roman"/>
+          <w:sz w:val="28"/>
+          <w:szCs w:val="28"/>
+        </w:rPr>
+        <w:t xml:space="preserve"> </w:t>
+      </w:r>
+      <w:proofErr w:type="spellStart"/>
+      <w:r>
+        <w:rPr>
+          <w:rFonts w:ascii="Times New Roman" w:hAnsi="Times New Roman" w:cs="Times New Roman"/>
+          <w:sz w:val="28"/>
+          <w:szCs w:val="28"/>
+        </w:rPr>
+        <w:t>двом</w:t>
+      </w:r>
+      <w:proofErr w:type="spellEnd"/>
+      <w:r>
+        <w:rPr>
+          <w:rFonts w:ascii="Times New Roman" w:hAnsi="Times New Roman" w:cs="Times New Roman"/>
+          <w:sz w:val="28"/>
+          <w:szCs w:val="28"/>
+        </w:rPr>
+        <w:t xml:space="preserve"> </w:t>
+      </w:r>
+      <w:proofErr w:type="spellStart"/>
+      <w:r>
+        <w:rPr>
+          <w:rFonts w:ascii="Times New Roman" w:hAnsi="Times New Roman" w:cs="Times New Roman"/>
+          <w:sz w:val="28"/>
+          <w:szCs w:val="28"/>
+        </w:rPr>
+        <w:t>протилежним</w:t>
+      </w:r>
+      <w:proofErr w:type="spellEnd"/>
+      <w:r>
+        <w:rPr>
+          <w:rFonts w:ascii="Times New Roman" w:hAnsi="Times New Roman" w:cs="Times New Roman"/>
+          <w:sz w:val="28"/>
+          <w:szCs w:val="28"/>
+        </w:rPr>
+        <w:t xml:space="preserve"> </w:t>
+      </w:r>
+      <w:proofErr w:type="spellStart"/>
+      <w:r>
+        <w:rPr>
+          <w:rFonts w:ascii="Times New Roman" w:hAnsi="Times New Roman" w:cs="Times New Roman"/>
+          <w:sz w:val="28"/>
+          <w:szCs w:val="28"/>
+        </w:rPr>
+        <w:t>кутам</w:t>
+      </w:r>
+      <w:proofErr w:type="spellEnd"/>
+      <w:r>
+        <w:rPr>
+          <w:rFonts w:ascii="Times New Roman" w:hAnsi="Times New Roman" w:cs="Times New Roman"/>
+          <w:sz w:val="28"/>
+          <w:szCs w:val="28"/>
+        </w:rPr>
+        <w:t xml:space="preserve"> (</w:t>
+      </w:r>
+      <w:r>
+        <w:rPr>
+          <w:rStyle w:val="math-inline"/>
+          <w:rFonts w:ascii="Times New Roman" w:hAnsi="Times New Roman" w:cs="Times New Roman"/>
+          <w:sz w:val="28"/>
+          <w:szCs w:val="28"/>
+        </w:rPr>
         <w:t>24 \</w:t>
       </w:r>
       <w:r>
@@ -2404,24 +2785,122 @@
           <w:sz w:val="28"/>
           <w:szCs w:val="28"/>
         </w:rPr>
-        <w:t>mod 3 = 0</w:t>
-      </w:r>
-      <w:r>
-        <w:rPr>
-          <w:rFonts w:ascii="Times New Roman" w:hAnsi="Times New Roman" w:cs="Times New Roman"/>
-          <w:sz w:val="28"/>
-          <w:szCs w:val="28"/>
-        </w:rPr>
-        <w:t xml:space="preserve">) обсягом 124 </w:t>
-      </w:r>
-      <w:proofErr w:type="spellStart"/>
-      <w:r>
-        <w:rPr>
-          <w:rFonts w:ascii="Times New Roman" w:hAnsi="Times New Roman" w:cs="Times New Roman"/>
-          <w:sz w:val="28"/>
-          <w:szCs w:val="28"/>
-        </w:rPr>
-        <w:t>об'єкти</w:t>
+        <w:t>mod 2 = 0</w:t>
+      </w:r>
+      <w:r>
+        <w:rPr>
+          <w:rFonts w:ascii="Times New Roman" w:hAnsi="Times New Roman" w:cs="Times New Roman"/>
+          <w:sz w:val="28"/>
+          <w:szCs w:val="28"/>
+        </w:rPr>
+        <w:t xml:space="preserve">). </w:t>
+      </w:r>
+    </w:p>
+    <w:p>
+      <w:pPr>
+        <w:rPr>
+          <w:rFonts w:ascii="Times New Roman" w:hAnsi="Times New Roman" w:cs="Times New Roman"/>
+          <w:sz w:val="28"/>
+          <w:szCs w:val="28"/>
+        </w:rPr>
+      </w:pPr>
+      <w:r>
+        <w:rPr>
+          <w:rFonts w:ascii="Times New Roman" w:hAnsi="Times New Roman" w:cs="Times New Roman"/>
+          <w:bCs/>
+          <w:sz w:val="28"/>
+          <w:szCs w:val="28"/>
+        </w:rPr>
+        <w:t>Прямокутник (відображення):</w:t>
+      </w:r>
+      <w:r>
+        <w:rPr>
+          <w:rFonts w:ascii="Times New Roman" w:hAnsi="Times New Roman" w:cs="Times New Roman"/>
+          <w:sz w:val="28"/>
+          <w:szCs w:val="28"/>
+        </w:rPr>
+        <w:t xml:space="preserve"> </w:t>
+      </w:r>
+      <w:proofErr w:type="spellStart"/>
+      <w:r>
+        <w:rPr>
+          <w:rFonts w:ascii="Times New Roman" w:hAnsi="Times New Roman" w:cs="Times New Roman"/>
+          <w:sz w:val="28"/>
+          <w:szCs w:val="28"/>
+        </w:rPr>
+        <w:t>чорний</w:t>
+      </w:r>
+      <w:proofErr w:type="spellEnd"/>
+      <w:r>
+        <w:rPr>
+          <w:rFonts w:ascii="Times New Roman" w:hAnsi="Times New Roman" w:cs="Times New Roman"/>
+          <w:sz w:val="28"/>
+          <w:szCs w:val="28"/>
+        </w:rPr>
+        <w:t xml:space="preserve"> </w:t>
+      </w:r>
+      <w:proofErr w:type="spellStart"/>
+      <w:r>
+        <w:rPr>
+          <w:rFonts w:ascii="Times New Roman" w:hAnsi="Times New Roman" w:cs="Times New Roman"/>
+          <w:sz w:val="28"/>
+          <w:szCs w:val="28"/>
+        </w:rPr>
+        <w:t>контур</w:t>
+      </w:r>
+      <w:proofErr w:type="spellEnd"/>
+      <w:r>
+        <w:rPr>
+          <w:rFonts w:ascii="Times New Roman" w:hAnsi="Times New Roman" w:cs="Times New Roman"/>
+          <w:sz w:val="28"/>
+          <w:szCs w:val="28"/>
+        </w:rPr>
+        <w:t xml:space="preserve"> </w:t>
+      </w:r>
+      <w:proofErr w:type="spellStart"/>
+      <w:r>
+        <w:rPr>
+          <w:rFonts w:ascii="Times New Roman" w:hAnsi="Times New Roman" w:cs="Times New Roman"/>
+          <w:sz w:val="28"/>
+          <w:szCs w:val="28"/>
+        </w:rPr>
+        <w:t>прямокутника</w:t>
+      </w:r>
+      <w:proofErr w:type="spellEnd"/>
+      <w:r>
+        <w:rPr>
+          <w:rFonts w:ascii="Times New Roman" w:hAnsi="Times New Roman" w:cs="Times New Roman"/>
+          <w:sz w:val="28"/>
+          <w:szCs w:val="28"/>
+        </w:rPr>
+        <w:t xml:space="preserve"> </w:t>
+      </w:r>
+      <w:proofErr w:type="spellStart"/>
+      <w:r>
+        <w:rPr>
+          <w:rFonts w:ascii="Times New Roman" w:hAnsi="Times New Roman" w:cs="Times New Roman"/>
+          <w:sz w:val="28"/>
+          <w:szCs w:val="28"/>
+        </w:rPr>
+        <w:t>без</w:t>
+      </w:r>
+      <w:proofErr w:type="spellEnd"/>
+      <w:r>
+        <w:rPr>
+          <w:rFonts w:ascii="Times New Roman" w:hAnsi="Times New Roman" w:cs="Times New Roman"/>
+          <w:sz w:val="28"/>
+          <w:szCs w:val="28"/>
+        </w:rPr>
+        <w:t xml:space="preserve"> </w:t>
+      </w:r>
+      <w:proofErr w:type="spellStart"/>
+      <w:r>
+        <w:rPr>
+          <w:rFonts w:ascii="Times New Roman" w:hAnsi="Times New Roman" w:cs="Times New Roman"/>
+          <w:sz w:val="28"/>
+          <w:szCs w:val="28"/>
+        </w:rPr>
+        <w:t>заповнення</w:t>
       </w:r>
       <w:proofErr w:type="spellEnd"/>
       <w:r>
@@ -2439,7 +2918,16 @@
           <w:sz w:val="28"/>
           <w:szCs w:val="28"/>
         </w:rPr>
-        <w:t>Ж + 100</w:t>
+        <w:t>24 \</w:t>
+      </w:r>
+      <w:r>
+        <w:rPr>
+          <w:rStyle w:val="math-inline"/>
+          <w:rFonts w:ascii="Times New Roman" w:hAnsi="Times New Roman" w:cs="Times New Roman"/>
+          <w:sz w:val="28"/>
+          <w:szCs w:val="28"/>
+        </w:rPr>
+        <w:t>mod 5 = 4</w:t>
       </w:r>
       <w:r>
         <w:rPr>
@@ -2465,42 +2953,78 @@
           <w:sz w:val="28"/>
           <w:szCs w:val="28"/>
         </w:rPr>
-        <w:t>"Гумовий" слід:</w:t>
-      </w:r>
-      <w:r>
-        <w:rPr>
-          <w:rFonts w:ascii="Times New Roman" w:hAnsi="Times New Roman" w:cs="Times New Roman"/>
-          <w:sz w:val="28"/>
-          <w:szCs w:val="28"/>
-        </w:rPr>
-        <w:t xml:space="preserve"> суцільна лінія </w:t>
-      </w:r>
-      <w:proofErr w:type="spellStart"/>
-      <w:r>
-        <w:rPr>
-          <w:rFonts w:ascii="Times New Roman" w:hAnsi="Times New Roman" w:cs="Times New Roman"/>
-          <w:sz w:val="28"/>
-          <w:szCs w:val="28"/>
-        </w:rPr>
-        <w:t>чорного</w:t>
-      </w:r>
-      <w:proofErr w:type="spellEnd"/>
-      <w:r>
-        <w:rPr>
-          <w:rFonts w:ascii="Times New Roman" w:hAnsi="Times New Roman" w:cs="Times New Roman"/>
-          <w:sz w:val="28"/>
-          <w:szCs w:val="28"/>
-        </w:rPr>
-        <w:t xml:space="preserve"> </w:t>
-      </w:r>
-      <w:proofErr w:type="spellStart"/>
-      <w:r>
-        <w:rPr>
-          <w:rFonts w:ascii="Times New Roman" w:hAnsi="Times New Roman" w:cs="Times New Roman"/>
-          <w:sz w:val="28"/>
-          <w:szCs w:val="28"/>
-        </w:rPr>
-        <w:t>кольору</w:t>
+        <w:t>Еліпс (ввід):</w:t>
+      </w:r>
+      <w:r>
+        <w:rPr>
+          <w:rFonts w:ascii="Times New Roman" w:hAnsi="Times New Roman" w:cs="Times New Roman"/>
+          <w:sz w:val="28"/>
+          <w:szCs w:val="28"/>
+        </w:rPr>
+        <w:t xml:space="preserve"> від центру до </w:t>
+      </w:r>
+      <w:proofErr w:type="spellStart"/>
+      <w:r>
+        <w:rPr>
+          <w:rFonts w:ascii="Times New Roman" w:hAnsi="Times New Roman" w:cs="Times New Roman"/>
+          <w:sz w:val="28"/>
+          <w:szCs w:val="28"/>
+        </w:rPr>
+        <w:t>одного</w:t>
+      </w:r>
+      <w:proofErr w:type="spellEnd"/>
+      <w:r>
+        <w:rPr>
+          <w:rFonts w:ascii="Times New Roman" w:hAnsi="Times New Roman" w:cs="Times New Roman"/>
+          <w:sz w:val="28"/>
+          <w:szCs w:val="28"/>
+        </w:rPr>
+        <w:t xml:space="preserve"> з </w:t>
+      </w:r>
+      <w:proofErr w:type="spellStart"/>
+      <w:r>
+        <w:rPr>
+          <w:rFonts w:ascii="Times New Roman" w:hAnsi="Times New Roman" w:cs="Times New Roman"/>
+          <w:sz w:val="28"/>
+          <w:szCs w:val="28"/>
+        </w:rPr>
+        <w:t>кутів</w:t>
+      </w:r>
+      <w:proofErr w:type="spellEnd"/>
+      <w:r>
+        <w:rPr>
+          <w:rFonts w:ascii="Times New Roman" w:hAnsi="Times New Roman" w:cs="Times New Roman"/>
+          <w:sz w:val="28"/>
+          <w:szCs w:val="28"/>
+        </w:rPr>
+        <w:t xml:space="preserve"> </w:t>
+      </w:r>
+      <w:proofErr w:type="spellStart"/>
+      <w:r>
+        <w:rPr>
+          <w:rFonts w:ascii="Times New Roman" w:hAnsi="Times New Roman" w:cs="Times New Roman"/>
+          <w:sz w:val="28"/>
+          <w:szCs w:val="28"/>
+        </w:rPr>
+        <w:t>охоплюючого</w:t>
+      </w:r>
+      <w:proofErr w:type="spellEnd"/>
+      <w:r>
+        <w:rPr>
+          <w:rFonts w:ascii="Times New Roman" w:hAnsi="Times New Roman" w:cs="Times New Roman"/>
+          <w:sz w:val="28"/>
+          <w:szCs w:val="28"/>
+        </w:rPr>
+        <w:t xml:space="preserve"> </w:t>
+      </w:r>
+      <w:proofErr w:type="spellStart"/>
+      <w:r>
+        <w:rPr>
+          <w:rFonts w:ascii="Times New Roman" w:hAnsi="Times New Roman" w:cs="Times New Roman"/>
+          <w:sz w:val="28"/>
+          <w:szCs w:val="28"/>
+        </w:rPr>
+        <w:t>прямокутника</w:t>
       </w:r>
       <w:proofErr w:type="spellEnd"/>
       <w:r>
@@ -2518,9 +3042,8 @@
           <w:sz w:val="28"/>
           <w:szCs w:val="28"/>
         </w:rPr>
-        <w:t xml:space="preserve">24 </w:t>
-      </w:r>
-      <w:proofErr w:type="spellStart"/>
+        <w:t>24 \</w:t>
+      </w:r>
       <w:r>
         <w:rPr>
           <w:rStyle w:val="math-inline"/>
@@ -2528,9 +3051,114 @@
           <w:sz w:val="28"/>
           <w:szCs w:val="28"/>
         </w:rPr>
-        <w:t>pmod</w:t>
-      </w:r>
-      <w:proofErr w:type="spellEnd"/>
+        <w:t>mod 2 = 0</w:t>
+      </w:r>
+      <w:r>
+        <w:rPr>
+          <w:rFonts w:ascii="Times New Roman" w:hAnsi="Times New Roman" w:cs="Times New Roman"/>
+          <w:sz w:val="28"/>
+          <w:szCs w:val="28"/>
+        </w:rPr>
+        <w:t xml:space="preserve">). </w:t>
+      </w:r>
+    </w:p>
+    <w:p>
+      <w:pPr>
+        <w:rPr>
+          <w:rFonts w:ascii="Times New Roman" w:hAnsi="Times New Roman" w:cs="Times New Roman"/>
+          <w:sz w:val="28"/>
+          <w:szCs w:val="28"/>
+        </w:rPr>
+      </w:pPr>
+      <w:r>
+        <w:rPr>
+          <w:rFonts w:ascii="Times New Roman" w:hAnsi="Times New Roman" w:cs="Times New Roman"/>
+          <w:bCs/>
+          <w:sz w:val="28"/>
+          <w:szCs w:val="28"/>
+        </w:rPr>
+        <w:t>Еліпс (відображення):</w:t>
+      </w:r>
+      <w:r>
+        <w:rPr>
+          <w:rFonts w:ascii="Times New Roman" w:hAnsi="Times New Roman" w:cs="Times New Roman"/>
+          <w:sz w:val="28"/>
+          <w:szCs w:val="28"/>
+        </w:rPr>
+        <w:t xml:space="preserve"> </w:t>
+      </w:r>
+      <w:proofErr w:type="spellStart"/>
+      <w:r>
+        <w:rPr>
+          <w:rFonts w:ascii="Times New Roman" w:hAnsi="Times New Roman" w:cs="Times New Roman"/>
+          <w:sz w:val="28"/>
+          <w:szCs w:val="28"/>
+        </w:rPr>
+        <w:t>чорний</w:t>
+      </w:r>
+      <w:proofErr w:type="spellEnd"/>
+      <w:r>
+        <w:rPr>
+          <w:rFonts w:ascii="Times New Roman" w:hAnsi="Times New Roman" w:cs="Times New Roman"/>
+          <w:sz w:val="28"/>
+          <w:szCs w:val="28"/>
+        </w:rPr>
+        <w:t xml:space="preserve"> </w:t>
+      </w:r>
+      <w:proofErr w:type="spellStart"/>
+      <w:r>
+        <w:rPr>
+          <w:rFonts w:ascii="Times New Roman" w:hAnsi="Times New Roman" w:cs="Times New Roman"/>
+          <w:sz w:val="28"/>
+          <w:szCs w:val="28"/>
+        </w:rPr>
+        <w:t>контур</w:t>
+      </w:r>
+      <w:proofErr w:type="spellEnd"/>
+      <w:r>
+        <w:rPr>
+          <w:rFonts w:ascii="Times New Roman" w:hAnsi="Times New Roman" w:cs="Times New Roman"/>
+          <w:sz w:val="28"/>
+          <w:szCs w:val="28"/>
+        </w:rPr>
+        <w:t xml:space="preserve"> з </w:t>
+      </w:r>
+      <w:proofErr w:type="spellStart"/>
+      <w:r>
+        <w:rPr>
+          <w:rFonts w:ascii="Times New Roman" w:hAnsi="Times New Roman" w:cs="Times New Roman"/>
+          <w:sz w:val="28"/>
+          <w:szCs w:val="28"/>
+        </w:rPr>
+        <w:t>кольоровим</w:t>
+      </w:r>
+      <w:proofErr w:type="spellEnd"/>
+      <w:r>
+        <w:rPr>
+          <w:rFonts w:ascii="Times New Roman" w:hAnsi="Times New Roman" w:cs="Times New Roman"/>
+          <w:sz w:val="28"/>
+          <w:szCs w:val="28"/>
+        </w:rPr>
+        <w:t xml:space="preserve"> </w:t>
+      </w:r>
+      <w:proofErr w:type="spellStart"/>
+      <w:r>
+        <w:rPr>
+          <w:rFonts w:ascii="Times New Roman" w:hAnsi="Times New Roman" w:cs="Times New Roman"/>
+          <w:sz w:val="28"/>
+          <w:szCs w:val="28"/>
+        </w:rPr>
+        <w:t>заповненням</w:t>
+      </w:r>
+      <w:proofErr w:type="spellEnd"/>
+      <w:r>
+        <w:rPr>
+          <w:rFonts w:ascii="Times New Roman" w:hAnsi="Times New Roman" w:cs="Times New Roman"/>
+          <w:sz w:val="28"/>
+          <w:szCs w:val="28"/>
+        </w:rPr>
+        <w:t xml:space="preserve"> (</w:t>
+      </w:r>
       <w:r>
         <w:rPr>
           <w:rStyle w:val="math-inline"/>
@@ -2538,7 +3166,16 @@
           <w:sz w:val="28"/>
           <w:szCs w:val="28"/>
         </w:rPr>
-        <w:t xml:space="preserve"> 4 = 0</w:t>
+        <w:t>24 \</w:t>
+      </w:r>
+      <w:r>
+        <w:rPr>
+          <w:rStyle w:val="math-inline"/>
+          <w:rFonts w:ascii="Times New Roman" w:hAnsi="Times New Roman" w:cs="Times New Roman"/>
+          <w:sz w:val="28"/>
+          <w:szCs w:val="28"/>
+        </w:rPr>
+        <w:t>mod 5 = 4</w:t>
       </w:r>
       <w:r>
         <w:rPr>
@@ -2557,6 +3194,7 @@
           <w:szCs w:val="28"/>
         </w:rPr>
       </w:pPr>
+      <w:proofErr w:type="spellStart"/>
       <w:r>
         <w:rPr>
           <w:rFonts w:ascii="Times New Roman" w:hAnsi="Times New Roman" w:cs="Times New Roman"/>
@@ -2564,42 +3202,74 @@
           <w:sz w:val="28"/>
           <w:szCs w:val="28"/>
         </w:rPr>
-        <w:t>Прямокутник (ввід):</w:t>
-      </w:r>
-      <w:r>
-        <w:rPr>
-          <w:rFonts w:ascii="Times New Roman" w:hAnsi="Times New Roman" w:cs="Times New Roman"/>
-          <w:sz w:val="28"/>
-          <w:szCs w:val="28"/>
-        </w:rPr>
-        <w:t xml:space="preserve"> по двом </w:t>
-      </w:r>
-      <w:proofErr w:type="spellStart"/>
-      <w:r>
-        <w:rPr>
-          <w:rFonts w:ascii="Times New Roman" w:hAnsi="Times New Roman" w:cs="Times New Roman"/>
-          <w:sz w:val="28"/>
-          <w:szCs w:val="28"/>
-        </w:rPr>
-        <w:t>протилежним</w:t>
-      </w:r>
-      <w:proofErr w:type="spellEnd"/>
-      <w:r>
-        <w:rPr>
-          <w:rFonts w:ascii="Times New Roman" w:hAnsi="Times New Roman" w:cs="Times New Roman"/>
-          <w:sz w:val="28"/>
-          <w:szCs w:val="28"/>
-        </w:rPr>
-        <w:t xml:space="preserve"> </w:t>
-      </w:r>
-      <w:proofErr w:type="spellStart"/>
-      <w:r>
-        <w:rPr>
-          <w:rFonts w:ascii="Times New Roman" w:hAnsi="Times New Roman" w:cs="Times New Roman"/>
-          <w:sz w:val="28"/>
-          <w:szCs w:val="28"/>
-        </w:rPr>
-        <w:t>кутам</w:t>
+        <w:t>Колір</w:t>
+      </w:r>
+      <w:proofErr w:type="spellEnd"/>
+      <w:r>
+        <w:rPr>
+          <w:rFonts w:ascii="Times New Roman" w:hAnsi="Times New Roman" w:cs="Times New Roman"/>
+          <w:bCs/>
+          <w:sz w:val="28"/>
+          <w:szCs w:val="28"/>
+        </w:rPr>
+        <w:t xml:space="preserve"> </w:t>
+      </w:r>
+      <w:proofErr w:type="spellStart"/>
+      <w:r>
+        <w:rPr>
+          <w:rFonts w:ascii="Times New Roman" w:hAnsi="Times New Roman" w:cs="Times New Roman"/>
+          <w:bCs/>
+          <w:sz w:val="28"/>
+          <w:szCs w:val="28"/>
+        </w:rPr>
+        <w:t>заповнення</w:t>
+      </w:r>
+      <w:proofErr w:type="spellEnd"/>
+      <w:r>
+        <w:rPr>
+          <w:rFonts w:ascii="Times New Roman" w:hAnsi="Times New Roman" w:cs="Times New Roman"/>
+          <w:bCs/>
+          <w:sz w:val="28"/>
+          <w:szCs w:val="28"/>
+        </w:rPr>
+        <w:t xml:space="preserve"> </w:t>
+      </w:r>
+      <w:proofErr w:type="spellStart"/>
+      <w:r>
+        <w:rPr>
+          <w:rFonts w:ascii="Times New Roman" w:hAnsi="Times New Roman" w:cs="Times New Roman"/>
+          <w:bCs/>
+          <w:sz w:val="28"/>
+          <w:szCs w:val="28"/>
+        </w:rPr>
+        <w:t>еліпсу</w:t>
+      </w:r>
+      <w:proofErr w:type="spellEnd"/>
+      <w:r>
+        <w:rPr>
+          <w:rFonts w:ascii="Times New Roman" w:hAnsi="Times New Roman" w:cs="Times New Roman"/>
+          <w:bCs/>
+          <w:sz w:val="28"/>
+          <w:szCs w:val="28"/>
+        </w:rPr>
+        <w:t>:</w:t>
+      </w:r>
+      <w:r>
+        <w:rPr>
+          <w:rFonts w:ascii="Times New Roman" w:hAnsi="Times New Roman" w:cs="Times New Roman"/>
+          <w:sz w:val="28"/>
+          <w:szCs w:val="28"/>
+        </w:rPr>
+        <w:t xml:space="preserve"> </w:t>
+      </w:r>
+      <w:proofErr w:type="spellStart"/>
+      <w:r>
+        <w:rPr>
+          <w:rFonts w:ascii="Times New Roman" w:hAnsi="Times New Roman" w:cs="Times New Roman"/>
+          <w:sz w:val="28"/>
+          <w:szCs w:val="28"/>
+        </w:rPr>
+        <w:t>сірий</w:t>
       </w:r>
       <w:proofErr w:type="spellEnd"/>
       <w:r>
@@ -2626,6 +3296,111 @@
           <w:sz w:val="28"/>
           <w:szCs w:val="28"/>
         </w:rPr>
+        <w:t>mod 6 = 0</w:t>
+      </w:r>
+      <w:r>
+        <w:rPr>
+          <w:rFonts w:ascii="Times New Roman" w:hAnsi="Times New Roman" w:cs="Times New Roman"/>
+          <w:sz w:val="28"/>
+          <w:szCs w:val="28"/>
+        </w:rPr>
+        <w:t xml:space="preserve">). </w:t>
+      </w:r>
+    </w:p>
+    <w:p>
+      <w:pPr>
+        <w:rPr>
+          <w:sz w:val="28"/>
+          <w:szCs w:val="28"/>
+        </w:rPr>
+      </w:pPr>
+      <w:r>
+        <w:rPr>
+          <w:rFonts w:ascii="Times New Roman" w:hAnsi="Times New Roman" w:cs="Times New Roman"/>
+          <w:bCs/>
+          <w:sz w:val="28"/>
+          <w:szCs w:val="28"/>
+        </w:rPr>
+        <w:t>Позначка поточного типу об'єкту:</w:t>
+      </w:r>
+      <w:r>
+        <w:rPr>
+          <w:rFonts w:ascii="Times New Roman" w:hAnsi="Times New Roman" w:cs="Times New Roman"/>
+          <w:sz w:val="28"/>
+          <w:szCs w:val="28"/>
+        </w:rPr>
+        <w:t xml:space="preserve"> в </w:t>
+      </w:r>
+      <w:proofErr w:type="spellStart"/>
+      <w:r>
+        <w:rPr>
+          <w:rFonts w:ascii="Times New Roman" w:hAnsi="Times New Roman" w:cs="Times New Roman"/>
+          <w:sz w:val="28"/>
+          <w:szCs w:val="28"/>
+        </w:rPr>
+        <w:t>меню</w:t>
+      </w:r>
+      <w:proofErr w:type="spellEnd"/>
+      <w:r>
+        <w:rPr>
+          <w:rFonts w:ascii="Times New Roman" w:hAnsi="Times New Roman" w:cs="Times New Roman"/>
+          <w:sz w:val="28"/>
+          <w:szCs w:val="28"/>
+        </w:rPr>
+        <w:t xml:space="preserve"> (</w:t>
+      </w:r>
+      <w:proofErr w:type="spellStart"/>
+      <w:r>
+        <w:rPr>
+          <w:rFonts w:ascii="Times New Roman" w:hAnsi="Times New Roman" w:cs="Times New Roman"/>
+          <w:sz w:val="28"/>
+          <w:szCs w:val="28"/>
+        </w:rPr>
+        <w:t>метод</w:t>
+      </w:r>
+      <w:proofErr w:type="spellEnd"/>
+      <w:r>
+        <w:rPr>
+          <w:rFonts w:ascii="Times New Roman" w:hAnsi="Times New Roman" w:cs="Times New Roman"/>
+          <w:sz w:val="28"/>
+          <w:szCs w:val="28"/>
+        </w:rPr>
+        <w:t xml:space="preserve"> </w:t>
+      </w:r>
+      <w:proofErr w:type="spellStart"/>
+      <w:r>
+        <w:rPr>
+          <w:rFonts w:ascii="Times New Roman" w:hAnsi="Times New Roman" w:cs="Times New Roman"/>
+          <w:sz w:val="28"/>
+          <w:szCs w:val="28"/>
+        </w:rPr>
+        <w:t>OnInitMenuPopup</w:t>
+      </w:r>
+      <w:proofErr w:type="spellEnd"/>
+      <w:r>
+        <w:rPr>
+          <w:rFonts w:ascii="Times New Roman" w:hAnsi="Times New Roman" w:cs="Times New Roman"/>
+          <w:sz w:val="28"/>
+          <w:szCs w:val="28"/>
+        </w:rPr>
+        <w:t>) (</w:t>
+      </w:r>
+      <w:r>
+        <w:rPr>
+          <w:rStyle w:val="math-inline"/>
+          <w:rFonts w:ascii="Times New Roman" w:hAnsi="Times New Roman" w:cs="Times New Roman"/>
+          <w:sz w:val="28"/>
+          <w:szCs w:val="28"/>
+        </w:rPr>
+        <w:t>24 \</w:t>
+      </w:r>
+      <w:r>
+        <w:rPr>
+          <w:rStyle w:val="math-inline"/>
+          <w:rFonts w:ascii="Times New Roman" w:hAnsi="Times New Roman" w:cs="Times New Roman"/>
+          <w:sz w:val="28"/>
+          <w:szCs w:val="28"/>
+        </w:rPr>
         <w:t>mod 2 = 0</w:t>
       </w:r>
       <w:r>
@@ -2634,527 +3409,2056 @@
           <w:sz w:val="28"/>
           <w:szCs w:val="28"/>
         </w:rPr>
-        <w:t xml:space="preserve">). </w:t>
-      </w:r>
-    </w:p>
-    <w:p>
-      <w:pPr>
-        <w:rPr>
-          <w:rFonts w:ascii="Times New Roman" w:hAnsi="Times New Roman" w:cs="Times New Roman"/>
-          <w:sz w:val="28"/>
-          <w:szCs w:val="28"/>
-        </w:rPr>
-      </w:pPr>
-      <w:r>
-        <w:rPr>
-          <w:rFonts w:ascii="Times New Roman" w:hAnsi="Times New Roman" w:cs="Times New Roman"/>
+        <w:t>)</w:t>
+      </w:r>
+      <w:r>
+        <w:rPr>
+          <w:sz w:val="28"/>
+          <w:szCs w:val="28"/>
+        </w:rPr>
+        <w:t xml:space="preserve">. </w:t>
+      </w:r>
+    </w:p>
+    <w:p>
+      <w:pPr>
+        <w:rPr>
+          <w:sz w:val="28"/>
+          <w:szCs w:val="28"/>
+        </w:rPr>
+      </w:pPr>
+    </w:p>
+    <w:p>
+      <w:pPr>
+        <w:spacing w:after="160" w:line="259" w:lineRule="exact"/>
+        <w:rPr>
+          <w:rFonts w:ascii="Times New Roman" w:eastAsia="Times New Roman" w:hAnsi="Times New Roman" w:cs="Times New Roman"/>
+          <w:color w:val="000000"/>
+          <w:sz w:val="28"/>
+          <w:szCs w:val="28"/>
+        </w:rPr>
+      </w:pPr>
+      <w:r>
+        <w:rPr>
+          <w:rFonts w:ascii="Times New Roman" w:hAnsi="Times New Roman"/>
+          <w:b/>
           <w:bCs/>
           <w:sz w:val="28"/>
           <w:szCs w:val="28"/>
         </w:rPr>
-        <w:t>Прямокутник (відображення):</w:t>
-      </w:r>
-      <w:r>
-        <w:rPr>
-          <w:rFonts w:ascii="Times New Roman" w:hAnsi="Times New Roman" w:cs="Times New Roman"/>
-          <w:sz w:val="28"/>
-          <w:szCs w:val="28"/>
-        </w:rPr>
-        <w:t xml:space="preserve"> чорний контур прямокутника </w:t>
-      </w:r>
-      <w:proofErr w:type="spellStart"/>
-      <w:r>
-        <w:rPr>
-          <w:rFonts w:ascii="Times New Roman" w:hAnsi="Times New Roman" w:cs="Times New Roman"/>
-          <w:sz w:val="28"/>
-          <w:szCs w:val="28"/>
-        </w:rPr>
-        <w:t>без</w:t>
-      </w:r>
-      <w:proofErr w:type="spellEnd"/>
-      <w:r>
-        <w:rPr>
-          <w:rFonts w:ascii="Times New Roman" w:hAnsi="Times New Roman" w:cs="Times New Roman"/>
-          <w:sz w:val="28"/>
-          <w:szCs w:val="28"/>
-        </w:rPr>
-        <w:t xml:space="preserve"> </w:t>
-      </w:r>
-      <w:proofErr w:type="spellStart"/>
-      <w:r>
-        <w:rPr>
-          <w:rFonts w:ascii="Times New Roman" w:hAnsi="Times New Roman" w:cs="Times New Roman"/>
-          <w:sz w:val="28"/>
-          <w:szCs w:val="28"/>
-        </w:rPr>
-        <w:t>заповнення</w:t>
-      </w:r>
-      <w:proofErr w:type="spellEnd"/>
-      <w:r>
-        <w:rPr>
-          <w:rFonts w:ascii="Times New Roman" w:hAnsi="Times New Roman" w:cs="Times New Roman"/>
-          <w:sz w:val="28"/>
-          <w:szCs w:val="28"/>
-        </w:rPr>
+        <w:t xml:space="preserve">Main file: </w:t>
+      </w:r>
+      <w:r>
+        <w:rPr>
+          <w:rFonts w:ascii="Times New Roman" w:hAnsi="Times New Roman"/>
+          <w:b/>
+          <w:bCs/>
+          <w:sz w:val="28"/>
+          <w:szCs w:val="28"/>
+          <w:u w:val="single"/>
+        </w:rPr>
+        <w:t>script</w:t>
+      </w:r>
+      <w:r>
+        <w:rPr>
+          <w:rFonts w:ascii="Times New Roman" w:hAnsi="Times New Roman"/>
+          <w:b/>
+          <w:bCs/>
+          <w:sz w:val="28"/>
+          <w:szCs w:val="28"/>
+          <w:u w:val="single"/>
+        </w:rPr>
+        <w:t>.</w:t>
+      </w:r>
+      <w:r>
+        <w:rPr>
+          <w:rFonts w:ascii="Times New Roman" w:hAnsi="Times New Roman"/>
+          <w:b/>
+          <w:bCs/>
+          <w:sz w:val="28"/>
+          <w:szCs w:val="28"/>
+          <w:u w:val="single"/>
+        </w:rPr>
+        <w:t>js</w:t>
+      </w:r>
+    </w:p>
+    <w:p>
+      <w:proofErr w:type="gramStart"/>
+      <w:r>
+        <w:t>import</w:t>
+      </w:r>
+      <w:proofErr w:type="gramEnd"/>
+      <w:r>
+        <w:t xml:space="preserve"> {</w:t>
+      </w:r>
+    </w:p>
+    <w:p>
+      <w:r>
+        <w:t xml:space="preserve">    </w:t>
+      </w:r>
+      <w:proofErr w:type="spellStart"/>
+      <w:r>
+        <w:t>PointShape</w:t>
+      </w:r>
+      <w:proofErr w:type="spellEnd"/>
+      <w:r>
+        <w:t>,</w:t>
+      </w:r>
+    </w:p>
+    <w:p>
+      <w:r>
+        <w:t xml:space="preserve">    </w:t>
+      </w:r>
+      <w:proofErr w:type="spellStart"/>
+      <w:r>
+        <w:t>LineShape</w:t>
+      </w:r>
+      <w:proofErr w:type="spellEnd"/>
+      <w:r>
+        <w:t>,</w:t>
+      </w:r>
+    </w:p>
+    <w:p>
+      <w:r>
+        <w:t xml:space="preserve">    </w:t>
+      </w:r>
+      <w:proofErr w:type="spellStart"/>
+      <w:r>
+        <w:t>RectShape</w:t>
+      </w:r>
+      <w:proofErr w:type="spellEnd"/>
+      <w:r>
+        <w:t>,</w:t>
+      </w:r>
+    </w:p>
+    <w:p>
+      <w:r>
+        <w:t xml:space="preserve">    </w:t>
+      </w:r>
+      <w:proofErr w:type="spellStart"/>
+      <w:r>
+        <w:t>EllipseShape</w:t>
+      </w:r>
+      <w:proofErr w:type="spellEnd"/>
+    </w:p>
+    <w:p>
+      <w:r>
+        <w:t>} from '</w:t>
+      </w:r>
+      <w:proofErr w:type="gramStart"/>
+      <w:r>
+        <w:t>./</w:t>
+      </w:r>
+      <w:proofErr w:type="gramEnd"/>
+      <w:r>
+        <w:t>shapes.js';</w:t>
+      </w:r>
+    </w:p>
+    <w:p/>
+    <w:p>
+      <w:proofErr w:type="spellStart"/>
+      <w:proofErr w:type="gramStart"/>
+      <w:r>
+        <w:lastRenderedPageBreak/>
+        <w:t>const</w:t>
+      </w:r>
+      <w:proofErr w:type="spellEnd"/>
+      <w:proofErr w:type="gramEnd"/>
+      <w:r>
+        <w:t xml:space="preserve"> canvas = </w:t>
+      </w:r>
+      <w:proofErr w:type="spellStart"/>
+      <w:r>
+        <w:t>document.getElementById</w:t>
+      </w:r>
+      <w:proofErr w:type="spellEnd"/>
+      <w:r>
+        <w:t>('</w:t>
+      </w:r>
+      <w:proofErr w:type="spellStart"/>
+      <w:r>
+        <w:t>editorCanvas</w:t>
+      </w:r>
+      <w:proofErr w:type="spellEnd"/>
+      <w:r>
+        <w:t>');</w:t>
+      </w:r>
+    </w:p>
+    <w:p>
+      <w:proofErr w:type="spellStart"/>
+      <w:proofErr w:type="gramStart"/>
+      <w:r>
+        <w:t>const</w:t>
+      </w:r>
+      <w:proofErr w:type="spellEnd"/>
+      <w:proofErr w:type="gramEnd"/>
+      <w:r>
+        <w:t xml:space="preserve"> </w:t>
+      </w:r>
+      <w:proofErr w:type="spellStart"/>
+      <w:r>
+        <w:t>ctx</w:t>
+      </w:r>
+      <w:proofErr w:type="spellEnd"/>
+      <w:r>
+        <w:t xml:space="preserve"> = </w:t>
+      </w:r>
+      <w:proofErr w:type="spellStart"/>
+      <w:r>
+        <w:t>canvas.getContext</w:t>
+      </w:r>
+      <w:proofErr w:type="spellEnd"/>
+      <w:r>
+        <w:t>('2d');</w:t>
+      </w:r>
+    </w:p>
+    <w:p>
+      <w:proofErr w:type="spellStart"/>
+      <w:proofErr w:type="gramStart"/>
+      <w:r>
+        <w:t>const</w:t>
+      </w:r>
+      <w:proofErr w:type="spellEnd"/>
+      <w:proofErr w:type="gramEnd"/>
+      <w:r>
+        <w:t xml:space="preserve"> </w:t>
+      </w:r>
+      <w:proofErr w:type="spellStart"/>
+      <w:r>
+        <w:t>menubar</w:t>
+      </w:r>
+      <w:proofErr w:type="spellEnd"/>
+      <w:r>
+        <w:t xml:space="preserve"> = </w:t>
+      </w:r>
+      <w:proofErr w:type="spellStart"/>
+      <w:r>
+        <w:t>document.getElementById</w:t>
+      </w:r>
+      <w:proofErr w:type="spellEnd"/>
+      <w:r>
+        <w:t>('</w:t>
+      </w:r>
+      <w:proofErr w:type="spellStart"/>
+      <w:r>
+        <w:t>menubar</w:t>
+      </w:r>
+      <w:proofErr w:type="spellEnd"/>
+      <w:r>
+        <w:t>');</w:t>
+      </w:r>
+    </w:p>
+    <w:p/>
+    <w:p>
+      <w:proofErr w:type="spellStart"/>
+      <w:proofErr w:type="gramStart"/>
+      <w:r>
+        <w:t>const</w:t>
+      </w:r>
+      <w:proofErr w:type="spellEnd"/>
+      <w:proofErr w:type="gramEnd"/>
+      <w:r>
+        <w:t xml:space="preserve"> MAX_SHAPES = 124; </w:t>
+      </w:r>
+    </w:p>
+    <w:p>
+      <w:proofErr w:type="gramStart"/>
+      <w:r>
+        <w:t>let</w:t>
+      </w:r>
+      <w:proofErr w:type="gramEnd"/>
+      <w:r>
+        <w:t xml:space="preserve"> shapes = []; </w:t>
+      </w:r>
+    </w:p>
+    <w:p>
+      <w:proofErr w:type="gramStart"/>
+      <w:r>
+        <w:t>let</w:t>
+      </w:r>
+      <w:proofErr w:type="gramEnd"/>
+      <w:r>
+        <w:t xml:space="preserve"> </w:t>
+      </w:r>
+      <w:proofErr w:type="spellStart"/>
+      <w:r>
+        <w:t>currentTool</w:t>
+      </w:r>
+      <w:proofErr w:type="spellEnd"/>
+      <w:r>
+        <w:t xml:space="preserve"> = 'point';</w:t>
+      </w:r>
+    </w:p>
+    <w:p>
+      <w:proofErr w:type="gramStart"/>
+      <w:r>
+        <w:t>let</w:t>
+      </w:r>
+      <w:proofErr w:type="gramEnd"/>
+      <w:r>
+        <w:t xml:space="preserve"> </w:t>
+      </w:r>
+      <w:proofErr w:type="spellStart"/>
+      <w:r>
+        <w:t>isDrawing</w:t>
+      </w:r>
+      <w:proofErr w:type="spellEnd"/>
+      <w:r>
+        <w:t xml:space="preserve"> = false;</w:t>
+      </w:r>
+    </w:p>
+    <w:p>
+      <w:proofErr w:type="gramStart"/>
+      <w:r>
+        <w:t>let</w:t>
+      </w:r>
+      <w:proofErr w:type="gramEnd"/>
+      <w:r>
+        <w:t xml:space="preserve"> </w:t>
+      </w:r>
+      <w:proofErr w:type="spellStart"/>
+      <w:r>
+        <w:t>startX</w:t>
+      </w:r>
+      <w:proofErr w:type="spellEnd"/>
+      <w:r>
+        <w:t xml:space="preserve"> = 0, </w:t>
+      </w:r>
+      <w:proofErr w:type="spellStart"/>
+      <w:r>
+        <w:t>startY</w:t>
+      </w:r>
+      <w:proofErr w:type="spellEnd"/>
+      <w:r>
+        <w:t xml:space="preserve"> = 0;</w:t>
+      </w:r>
+    </w:p>
+    <w:p/>
+    <w:p>
+      <w:proofErr w:type="spellStart"/>
+      <w:proofErr w:type="gramStart"/>
+      <w:r>
+        <w:t>const</w:t>
+      </w:r>
+      <w:proofErr w:type="spellEnd"/>
+      <w:proofErr w:type="gramEnd"/>
+      <w:r>
+        <w:t xml:space="preserve"> </w:t>
+      </w:r>
+      <w:proofErr w:type="spellStart"/>
+      <w:r>
+        <w:t>shapeTypes</w:t>
+      </w:r>
+      <w:proofErr w:type="spellEnd"/>
+      <w:r>
+        <w:t xml:space="preserve"> = {</w:t>
+      </w:r>
+    </w:p>
+    <w:p>
+      <w:r>
+        <w:t xml:space="preserve">    </w:t>
+      </w:r>
+      <w:proofErr w:type="gramStart"/>
+      <w:r>
+        <w:t>point</w:t>
+      </w:r>
+      <w:proofErr w:type="gramEnd"/>
+      <w:r>
+        <w:t xml:space="preserve">: </w:t>
+      </w:r>
+      <w:proofErr w:type="spellStart"/>
+      <w:r>
+        <w:t>PointShape</w:t>
+      </w:r>
+      <w:proofErr w:type="spellEnd"/>
+      <w:r>
+        <w:t>,</w:t>
+      </w:r>
+    </w:p>
+    <w:p>
+      <w:r>
+        <w:t xml:space="preserve">    </w:t>
+      </w:r>
+      <w:proofErr w:type="gramStart"/>
+      <w:r>
+        <w:t>line</w:t>
+      </w:r>
+      <w:proofErr w:type="gramEnd"/>
+      <w:r>
+        <w:t xml:space="preserve">: </w:t>
+      </w:r>
+      <w:proofErr w:type="spellStart"/>
+      <w:r>
+        <w:t>LineShape</w:t>
+      </w:r>
+      <w:proofErr w:type="spellEnd"/>
+      <w:r>
+        <w:t>,</w:t>
+      </w:r>
+    </w:p>
+    <w:p>
+      <w:r>
+        <w:t xml:space="preserve">    </w:t>
+      </w:r>
+      <w:proofErr w:type="spellStart"/>
+      <w:proofErr w:type="gramStart"/>
+      <w:r>
+        <w:t>rect</w:t>
+      </w:r>
+      <w:proofErr w:type="spellEnd"/>
+      <w:proofErr w:type="gramEnd"/>
+      <w:r>
+        <w:t xml:space="preserve">: </w:t>
+      </w:r>
+      <w:proofErr w:type="spellStart"/>
+      <w:r>
+        <w:t>RectShape</w:t>
+      </w:r>
+      <w:proofErr w:type="spellEnd"/>
+      <w:r>
+        <w:t>,</w:t>
+      </w:r>
+    </w:p>
+    <w:p>
+      <w:r>
+        <w:t xml:space="preserve">    </w:t>
+      </w:r>
+      <w:proofErr w:type="gramStart"/>
+      <w:r>
+        <w:t>ellipse</w:t>
+      </w:r>
+      <w:proofErr w:type="gramEnd"/>
+      <w:r>
+        <w:t xml:space="preserve">: </w:t>
+      </w:r>
+      <w:proofErr w:type="spellStart"/>
+      <w:r>
+        <w:t>EllipseShape</w:t>
+      </w:r>
+      <w:proofErr w:type="spellEnd"/>
+    </w:p>
+    <w:p>
+      <w:r>
+        <w:t>};</w:t>
+      </w:r>
+    </w:p>
+    <w:p/>
+    <w:p>
+      <w:proofErr w:type="gramStart"/>
+      <w:r>
+        <w:t>function</w:t>
+      </w:r>
+      <w:proofErr w:type="gramEnd"/>
+      <w:r>
+        <w:t xml:space="preserve"> </w:t>
+      </w:r>
+      <w:proofErr w:type="spellStart"/>
+      <w:r>
+        <w:t>createShape</w:t>
+      </w:r>
+      <w:proofErr w:type="spellEnd"/>
+      <w:r>
+        <w:t>(tool) {</w:t>
+      </w:r>
+    </w:p>
+    <w:p>
+      <w:r>
+        <w:t xml:space="preserve">    </w:t>
+      </w:r>
+      <w:proofErr w:type="spellStart"/>
+      <w:proofErr w:type="gramStart"/>
+      <w:r>
+        <w:t>const</w:t>
+      </w:r>
+      <w:proofErr w:type="spellEnd"/>
+      <w:proofErr w:type="gramEnd"/>
+      <w:r>
+        <w:t xml:space="preserve"> </w:t>
+      </w:r>
+      <w:proofErr w:type="spellStart"/>
+      <w:r>
+        <w:t>ShapeClass</w:t>
+      </w:r>
+      <w:proofErr w:type="spellEnd"/>
+      <w:r>
+        <w:t xml:space="preserve"> = </w:t>
+      </w:r>
+      <w:proofErr w:type="spellStart"/>
+      <w:r>
+        <w:t>shapeTypes</w:t>
+      </w:r>
+      <w:proofErr w:type="spellEnd"/>
+      <w:r>
+        <w:t>[tool];</w:t>
+      </w:r>
+    </w:p>
+    <w:p>
+      <w:r>
+        <w:t xml:space="preserve">    </w:t>
+      </w:r>
+      <w:proofErr w:type="gramStart"/>
+      <w:r>
+        <w:t>return</w:t>
+      </w:r>
+      <w:proofErr w:type="gramEnd"/>
+      <w:r>
+        <w:t xml:space="preserve"> </w:t>
+      </w:r>
+      <w:proofErr w:type="spellStart"/>
+      <w:r>
+        <w:t>ShapeClass</w:t>
+      </w:r>
+      <w:proofErr w:type="spellEnd"/>
+      <w:r>
+        <w:t xml:space="preserve"> ? </w:t>
+      </w:r>
+      <w:proofErr w:type="gramStart"/>
+      <w:r>
+        <w:t>new</w:t>
+      </w:r>
+      <w:proofErr w:type="gramEnd"/>
+      <w:r>
+        <w:t xml:space="preserve"> </w:t>
+      </w:r>
+      <w:proofErr w:type="spellStart"/>
+      <w:r>
+        <w:t>ShapeClass</w:t>
+      </w:r>
+      <w:proofErr w:type="spellEnd"/>
+      <w:r>
+        <w:t>() : null;</w:t>
+      </w:r>
+    </w:p>
+    <w:p>
+      <w:r>
+        <w:t>}</w:t>
+      </w:r>
+    </w:p>
+    <w:p/>
+    <w:p>
+      <w:proofErr w:type="gramStart"/>
+      <w:r>
+        <w:t>function</w:t>
+      </w:r>
+      <w:proofErr w:type="gramEnd"/>
+      <w:r>
+        <w:t xml:space="preserve"> </w:t>
+      </w:r>
+      <w:proofErr w:type="spellStart"/>
+      <w:r>
+        <w:t>resizeCanvas</w:t>
+      </w:r>
+      <w:proofErr w:type="spellEnd"/>
+      <w:r>
+        <w:t>() {</w:t>
+      </w:r>
+    </w:p>
+    <w:p>
+      <w:r>
+        <w:t xml:space="preserve">    </w:t>
+      </w:r>
+      <w:proofErr w:type="spellStart"/>
+      <w:r>
+        <w:t>canvas.width</w:t>
+      </w:r>
+      <w:proofErr w:type="spellEnd"/>
+      <w:r>
+        <w:t xml:space="preserve"> = </w:t>
+      </w:r>
+      <w:proofErr w:type="spellStart"/>
+      <w:r>
+        <w:t>window.innerWidth</w:t>
+      </w:r>
+      <w:proofErr w:type="spellEnd"/>
+      <w:r>
+        <w:t>;</w:t>
+      </w:r>
+    </w:p>
+    <w:p>
+      <w:r>
+        <w:t xml:space="preserve">    </w:t>
+      </w:r>
+      <w:proofErr w:type="spellStart"/>
+      <w:r>
+        <w:t>canvas.height</w:t>
+      </w:r>
+      <w:proofErr w:type="spellEnd"/>
+      <w:r>
+        <w:t xml:space="preserve"> = </w:t>
+      </w:r>
+      <w:proofErr w:type="spellStart"/>
+      <w:r>
+        <w:t>window.innerHeight</w:t>
+      </w:r>
+      <w:proofErr w:type="spellEnd"/>
+      <w:r>
+        <w:t xml:space="preserve"> - </w:t>
+      </w:r>
+      <w:proofErr w:type="spellStart"/>
+      <w:r>
+        <w:t>menubar.offsetHeight</w:t>
+      </w:r>
+      <w:proofErr w:type="spellEnd"/>
+      <w:r>
+        <w:t>;</w:t>
+      </w:r>
+    </w:p>
+    <w:p>
+      <w:r>
+        <w:t xml:space="preserve">    </w:t>
+      </w:r>
+      <w:proofErr w:type="spellStart"/>
+      <w:proofErr w:type="gramStart"/>
+      <w:r>
+        <w:t>redrawAll</w:t>
+      </w:r>
+      <w:proofErr w:type="spellEnd"/>
+      <w:r>
+        <w:t>(</w:t>
+      </w:r>
+      <w:proofErr w:type="gramEnd"/>
+      <w:r>
+        <w:t>);</w:t>
+      </w:r>
+    </w:p>
+    <w:p>
+      <w:r>
+        <w:t>}</w:t>
+      </w:r>
+    </w:p>
+    <w:p>
+      <w:proofErr w:type="spellStart"/>
+      <w:proofErr w:type="gramStart"/>
+      <w:r>
+        <w:t>window.addEventListener</w:t>
+      </w:r>
+      <w:proofErr w:type="spellEnd"/>
+      <w:r>
+        <w:t>(</w:t>
+      </w:r>
+      <w:proofErr w:type="gramEnd"/>
+      <w:r>
+        <w:t xml:space="preserve">'resize', </w:t>
+      </w:r>
+      <w:proofErr w:type="spellStart"/>
+      <w:r>
+        <w:t>resizeCanvas</w:t>
+      </w:r>
+      <w:proofErr w:type="spellEnd"/>
+      <w:r>
+        <w:t>);</w:t>
+      </w:r>
+    </w:p>
+    <w:p>
+      <w:proofErr w:type="spellStart"/>
+      <w:proofErr w:type="gramStart"/>
+      <w:r>
+        <w:t>resizeCanvas</w:t>
+      </w:r>
+      <w:proofErr w:type="spellEnd"/>
+      <w:r>
+        <w:t>(</w:t>
+      </w:r>
+      <w:proofErr w:type="gramEnd"/>
+      <w:r>
+        <w:t>);</w:t>
+      </w:r>
+    </w:p>
+    <w:p/>
+    <w:p>
+      <w:proofErr w:type="spellStart"/>
+      <w:proofErr w:type="gramStart"/>
+      <w:r>
+        <w:t>const</w:t>
+      </w:r>
+      <w:proofErr w:type="spellEnd"/>
+      <w:proofErr w:type="gramEnd"/>
+      <w:r>
+        <w:t xml:space="preserve"> </w:t>
+      </w:r>
+      <w:proofErr w:type="spellStart"/>
+      <w:r>
+        <w:t>menuObjects</w:t>
+      </w:r>
+      <w:proofErr w:type="spellEnd"/>
+      <w:r>
+        <w:t xml:space="preserve"> = </w:t>
+      </w:r>
+      <w:proofErr w:type="spellStart"/>
+      <w:r>
+        <w:t>document.getElementById</w:t>
+      </w:r>
+      <w:proofErr w:type="spellEnd"/>
+      <w:r>
+        <w:t>('menu-objects');</w:t>
+      </w:r>
+    </w:p>
+    <w:p>
+      <w:proofErr w:type="spellStart"/>
+      <w:proofErr w:type="gramStart"/>
+      <w:r>
+        <w:t>const</w:t>
+      </w:r>
+      <w:proofErr w:type="spellEnd"/>
+      <w:proofErr w:type="gramEnd"/>
+      <w:r>
+        <w:t xml:space="preserve"> </w:t>
+      </w:r>
+      <w:proofErr w:type="spellStart"/>
+      <w:r>
+        <w:t>dropdownObjects</w:t>
+      </w:r>
+      <w:proofErr w:type="spellEnd"/>
+      <w:r>
+        <w:t xml:space="preserve"> = </w:t>
+      </w:r>
+      <w:proofErr w:type="spellStart"/>
+      <w:r>
+        <w:t>document.getElementById</w:t>
+      </w:r>
+      <w:proofErr w:type="spellEnd"/>
+      <w:r>
+        <w:t>('dropdown-objects');</w:t>
+      </w:r>
+    </w:p>
+    <w:p/>
+    <w:p>
+      <w:proofErr w:type="spellStart"/>
+      <w:proofErr w:type="gramStart"/>
+      <w:r>
+        <w:t>menuObjects.addEventListener</w:t>
+      </w:r>
+      <w:proofErr w:type="spellEnd"/>
+      <w:r>
+        <w:t>(</w:t>
+      </w:r>
+      <w:proofErr w:type="gramEnd"/>
+      <w:r>
+        <w:t>'click', (e) =&gt; {</w:t>
+      </w:r>
+    </w:p>
+    <w:p>
+      <w:r>
+        <w:t xml:space="preserve">    </w:t>
+      </w:r>
+      <w:proofErr w:type="spellStart"/>
+      <w:proofErr w:type="gramStart"/>
+      <w:r>
+        <w:t>dropdownObjects.classList.toggle</w:t>
+      </w:r>
+      <w:proofErr w:type="spellEnd"/>
+      <w:r>
+        <w:t>(</w:t>
+      </w:r>
+      <w:proofErr w:type="gramEnd"/>
+      <w:r>
+        <w:t>'show');</w:t>
+      </w:r>
+    </w:p>
+    <w:p>
+      <w:r>
+        <w:t>});</w:t>
+      </w:r>
+    </w:p>
+    <w:p/>
+    <w:p>
+      <w:proofErr w:type="spellStart"/>
+      <w:proofErr w:type="gramStart"/>
+      <w:r>
+        <w:t>document.addEventListener</w:t>
+      </w:r>
+      <w:proofErr w:type="spellEnd"/>
+      <w:r>
+        <w:t>(</w:t>
+      </w:r>
+      <w:proofErr w:type="gramEnd"/>
+      <w:r>
+        <w:t>'click', (e) =&gt; {</w:t>
+      </w:r>
+    </w:p>
+    <w:p>
+      <w:r>
+        <w:t xml:space="preserve">    </w:t>
+      </w:r>
+      <w:proofErr w:type="gramStart"/>
+      <w:r>
+        <w:t>if</w:t>
+      </w:r>
+      <w:proofErr w:type="gramEnd"/>
+      <w:r>
+        <w:t xml:space="preserve"> (!</w:t>
+      </w:r>
+      <w:proofErr w:type="spellStart"/>
+      <w:r>
+        <w:t>menuObjects.contains</w:t>
+      </w:r>
+      <w:proofErr w:type="spellEnd"/>
+      <w:r>
+        <w:t>(</w:t>
+      </w:r>
+      <w:proofErr w:type="spellStart"/>
+      <w:r>
+        <w:t>e.target</w:t>
+      </w:r>
+      <w:proofErr w:type="spellEnd"/>
+      <w:r>
+        <w:t>)) {</w:t>
+      </w:r>
+    </w:p>
+    <w:p>
+      <w:r>
+        <w:t xml:space="preserve">        </w:t>
+      </w:r>
+      <w:proofErr w:type="spellStart"/>
+      <w:proofErr w:type="gramStart"/>
+      <w:r>
+        <w:t>dropdownObjects.classList.remove</w:t>
+      </w:r>
+      <w:proofErr w:type="spellEnd"/>
+      <w:r>
+        <w:t>(</w:t>
+      </w:r>
+      <w:proofErr w:type="gramEnd"/>
+      <w:r>
+        <w:t>'show');</w:t>
+      </w:r>
+    </w:p>
+    <w:p>
+      <w:r>
+        <w:t>    }</w:t>
+      </w:r>
+    </w:p>
+    <w:p>
+      <w:r>
+        <w:t>});</w:t>
+      </w:r>
+    </w:p>
+    <w:p/>
+    <w:p>
+      <w:proofErr w:type="spellStart"/>
+      <w:r>
+        <w:t>window.setTool</w:t>
+      </w:r>
+      <w:proofErr w:type="spellEnd"/>
+      <w:r>
+        <w:t xml:space="preserve"> = </w:t>
+      </w:r>
+      <w:proofErr w:type="gramStart"/>
+      <w:r>
+        <w:t>function(</w:t>
+      </w:r>
+      <w:proofErr w:type="spellStart"/>
+      <w:proofErr w:type="gramEnd"/>
+      <w:r>
+        <w:t>toolId</w:t>
+      </w:r>
+      <w:proofErr w:type="spellEnd"/>
+      <w:r>
+        <w:t>) {</w:t>
+      </w:r>
+    </w:p>
+    <w:p>
+      <w:r>
+        <w:t xml:space="preserve">    </w:t>
+      </w:r>
+      <w:proofErr w:type="spellStart"/>
+      <w:proofErr w:type="gramStart"/>
+      <w:r>
+        <w:t>currentTool</w:t>
+      </w:r>
+      <w:proofErr w:type="spellEnd"/>
+      <w:proofErr w:type="gramEnd"/>
+      <w:r>
+        <w:t xml:space="preserve"> = </w:t>
+      </w:r>
+      <w:proofErr w:type="spellStart"/>
+      <w:r>
+        <w:t>toolId</w:t>
+      </w:r>
+      <w:proofErr w:type="spellEnd"/>
+      <w:r>
+        <w:t>;</w:t>
+      </w:r>
+    </w:p>
+    <w:p>
+      <w:r>
+        <w:t xml:space="preserve">    </w:t>
+      </w:r>
+      <w:proofErr w:type="spellStart"/>
+      <w:proofErr w:type="gramStart"/>
+      <w:r>
+        <w:t>document.querySelectorAll</w:t>
+      </w:r>
+      <w:proofErr w:type="spellEnd"/>
+      <w:r>
+        <w:t>(</w:t>
+      </w:r>
+      <w:proofErr w:type="gramEnd"/>
+      <w:r>
+        <w:t>'.dropdown-content button').</w:t>
+      </w:r>
+      <w:proofErr w:type="spellStart"/>
+      <w:r>
+        <w:t>forEach</w:t>
+      </w:r>
+      <w:proofErr w:type="spellEnd"/>
+      <w:r>
+        <w:t>(</w:t>
+      </w:r>
+      <w:proofErr w:type="spellStart"/>
+      <w:r>
+        <w:t>btn</w:t>
+      </w:r>
+      <w:proofErr w:type="spellEnd"/>
+      <w:r>
+        <w:t xml:space="preserve"> =&gt; </w:t>
+      </w:r>
+      <w:proofErr w:type="spellStart"/>
+      <w:r>
+        <w:t>btn.classList.remove</w:t>
+      </w:r>
+      <w:proofErr w:type="spellEnd"/>
+      <w:r>
+        <w:t>('active'));</w:t>
+      </w:r>
+    </w:p>
+    <w:p>
+      <w:r>
+        <w:t xml:space="preserve">    </w:t>
+      </w:r>
+      <w:proofErr w:type="spellStart"/>
+      <w:proofErr w:type="gramStart"/>
+      <w:r>
+        <w:t>document.getElementById</w:t>
+      </w:r>
+      <w:proofErr w:type="spellEnd"/>
+      <w:r>
+        <w:t>(</w:t>
+      </w:r>
+      <w:proofErr w:type="gramEnd"/>
+      <w:r>
+        <w:t>'</w:t>
+      </w:r>
+      <w:proofErr w:type="spellStart"/>
+      <w:r>
+        <w:t>btn</w:t>
+      </w:r>
+      <w:proofErr w:type="spellEnd"/>
+      <w:r>
+        <w:t xml:space="preserve">-' + </w:t>
+      </w:r>
+      <w:proofErr w:type="spellStart"/>
+      <w:r>
+        <w:t>toolId</w:t>
+      </w:r>
+      <w:proofErr w:type="spellEnd"/>
+      <w:r>
+        <w:t>).</w:t>
+      </w:r>
+      <w:proofErr w:type="spellStart"/>
+      <w:r>
+        <w:t>classList.add</w:t>
+      </w:r>
+      <w:proofErr w:type="spellEnd"/>
+      <w:r>
+        <w:t>('active');</w:t>
+      </w:r>
+    </w:p>
+    <w:p>
+      <w:r>
+        <w:lastRenderedPageBreak/>
+        <w:t>};</w:t>
+      </w:r>
+    </w:p>
+    <w:p/>
+    <w:p>
+      <w:proofErr w:type="gramStart"/>
+      <w:r>
+        <w:t>function</w:t>
+      </w:r>
+      <w:proofErr w:type="gramEnd"/>
+      <w:r>
+        <w:t xml:space="preserve"> </w:t>
+      </w:r>
+      <w:proofErr w:type="spellStart"/>
+      <w:r>
+        <w:t>redrawAll</w:t>
+      </w:r>
+      <w:proofErr w:type="spellEnd"/>
+      <w:r>
+        <w:t>() {</w:t>
+      </w:r>
+    </w:p>
+    <w:p>
+      <w:r>
+        <w:t xml:space="preserve">    </w:t>
+      </w:r>
+      <w:proofErr w:type="spellStart"/>
+      <w:proofErr w:type="gramStart"/>
+      <w:r>
+        <w:t>ctx.clearRect</w:t>
+      </w:r>
+      <w:proofErr w:type="spellEnd"/>
+      <w:r>
+        <w:t>(</w:t>
+      </w:r>
+      <w:proofErr w:type="gramEnd"/>
+      <w:r>
+        <w:t xml:space="preserve">0, 0, </w:t>
+      </w:r>
+      <w:proofErr w:type="spellStart"/>
+      <w:r>
+        <w:t>canvas.width</w:t>
+      </w:r>
+      <w:proofErr w:type="spellEnd"/>
+      <w:r>
+        <w:t xml:space="preserve">, </w:t>
+      </w:r>
+      <w:proofErr w:type="spellStart"/>
+      <w:r>
+        <w:t>canvas.height</w:t>
+      </w:r>
+      <w:proofErr w:type="spellEnd"/>
+      <w:r>
+        <w:t>);</w:t>
+      </w:r>
+    </w:p>
+    <w:p>
+      <w:r>
+        <w:t xml:space="preserve">    </w:t>
+      </w:r>
+      <w:proofErr w:type="gramStart"/>
+      <w:r>
+        <w:t>for</w:t>
+      </w:r>
+      <w:proofErr w:type="gramEnd"/>
+      <w:r>
+        <w:t xml:space="preserve"> (let shape of shapes) {</w:t>
+      </w:r>
+    </w:p>
+    <w:p>
+      <w:r>
+        <w:t xml:space="preserve">        </w:t>
+      </w:r>
+      <w:proofErr w:type="spellStart"/>
+      <w:proofErr w:type="gramStart"/>
+      <w:r>
+        <w:t>shape.show</w:t>
+      </w:r>
+      <w:proofErr w:type="spellEnd"/>
+      <w:r>
+        <w:t>(</w:t>
+      </w:r>
+      <w:proofErr w:type="spellStart"/>
+      <w:proofErr w:type="gramEnd"/>
+      <w:r>
+        <w:t>ctx</w:t>
+      </w:r>
+      <w:proofErr w:type="spellEnd"/>
+      <w:r>
+        <w:t xml:space="preserve">); </w:t>
+      </w:r>
+    </w:p>
+    <w:p>
+      <w:r>
+        <w:t>    }</w:t>
+      </w:r>
+    </w:p>
+    <w:p>
+      <w:r>
+        <w:t>}</w:t>
+      </w:r>
+    </w:p>
+    <w:p/>
+    <w:p>
+      <w:proofErr w:type="gramStart"/>
+      <w:r>
+        <w:t>function</w:t>
+      </w:r>
+      <w:proofErr w:type="gramEnd"/>
+      <w:r>
+        <w:t xml:space="preserve"> </w:t>
+      </w:r>
+      <w:proofErr w:type="spellStart"/>
+      <w:r>
+        <w:t>getMousePos</w:t>
+      </w:r>
+      <w:proofErr w:type="spellEnd"/>
+      <w:r>
+        <w:t>(</w:t>
+      </w:r>
+      <w:proofErr w:type="spellStart"/>
+      <w:r>
+        <w:t>evt</w:t>
+      </w:r>
+      <w:proofErr w:type="spellEnd"/>
+      <w:r>
+        <w:t>) {</w:t>
+      </w:r>
+    </w:p>
+    <w:p>
+      <w:r>
+        <w:t xml:space="preserve">    </w:t>
+      </w:r>
+      <w:proofErr w:type="spellStart"/>
+      <w:proofErr w:type="gramStart"/>
+      <w:r>
+        <w:t>const</w:t>
+      </w:r>
+      <w:proofErr w:type="spellEnd"/>
+      <w:proofErr w:type="gramEnd"/>
+      <w:r>
+        <w:t xml:space="preserve"> </w:t>
+      </w:r>
+      <w:proofErr w:type="spellStart"/>
+      <w:r>
+        <w:t>rect</w:t>
+      </w:r>
+      <w:proofErr w:type="spellEnd"/>
+      <w:r>
+        <w:t xml:space="preserve"> = </w:t>
+      </w:r>
+      <w:proofErr w:type="spellStart"/>
+      <w:r>
+        <w:t>canvas.getBoundingClientRect</w:t>
+      </w:r>
+      <w:proofErr w:type="spellEnd"/>
+      <w:r>
+        <w:t>();</w:t>
+      </w:r>
+    </w:p>
+    <w:p>
+      <w:r>
+        <w:t xml:space="preserve">    </w:t>
+      </w:r>
+      <w:proofErr w:type="gramStart"/>
+      <w:r>
+        <w:t>return</w:t>
+      </w:r>
+      <w:proofErr w:type="gramEnd"/>
+      <w:r>
+        <w:t xml:space="preserve"> {</w:t>
+      </w:r>
+    </w:p>
+    <w:p>
+      <w:r>
+        <w:t xml:space="preserve">        </w:t>
+      </w:r>
+      <w:proofErr w:type="gramStart"/>
+      <w:r>
+        <w:t>x</w:t>
+      </w:r>
+      <w:proofErr w:type="gramEnd"/>
+      <w:r>
+        <w:t xml:space="preserve">: </w:t>
+      </w:r>
+      <w:proofErr w:type="spellStart"/>
+      <w:r>
+        <w:t>evt.clientX</w:t>
+      </w:r>
+      <w:proofErr w:type="spellEnd"/>
+      <w:r>
+        <w:t xml:space="preserve"> - </w:t>
+      </w:r>
+      <w:proofErr w:type="spellStart"/>
+      <w:r>
+        <w:t>rect.left</w:t>
+      </w:r>
+      <w:proofErr w:type="spellEnd"/>
+      <w:r>
+        <w:t>,</w:t>
+      </w:r>
+    </w:p>
+    <w:p>
+      <w:r>
+        <w:t xml:space="preserve">        </w:t>
+      </w:r>
+      <w:proofErr w:type="gramStart"/>
+      <w:r>
+        <w:t>y</w:t>
+      </w:r>
+      <w:proofErr w:type="gramEnd"/>
+      <w:r>
+        <w:t xml:space="preserve">: </w:t>
+      </w:r>
+      <w:proofErr w:type="spellStart"/>
+      <w:r>
+        <w:t>evt.clientY</w:t>
+      </w:r>
+      <w:proofErr w:type="spellEnd"/>
+      <w:r>
+        <w:t xml:space="preserve"> - </w:t>
+      </w:r>
+      <w:proofErr w:type="spellStart"/>
+      <w:r>
+        <w:t>rect.top</w:t>
+      </w:r>
+      <w:proofErr w:type="spellEnd"/>
+    </w:p>
+    <w:p>
+      <w:r>
+        <w:t>    };</w:t>
+      </w:r>
+    </w:p>
+    <w:p>
+      <w:r>
+        <w:t>}</w:t>
+      </w:r>
+    </w:p>
+    <w:p/>
+    <w:p>
+      <w:proofErr w:type="spellStart"/>
+      <w:proofErr w:type="gramStart"/>
+      <w:r>
+        <w:t>canvas.addEventListener</w:t>
+      </w:r>
+      <w:proofErr w:type="spellEnd"/>
+      <w:r>
+        <w:t>(</w:t>
+      </w:r>
+      <w:proofErr w:type="gramEnd"/>
+      <w:r>
+        <w:t>'</w:t>
+      </w:r>
+      <w:proofErr w:type="spellStart"/>
+      <w:r>
+        <w:t>mousedown</w:t>
+      </w:r>
+      <w:proofErr w:type="spellEnd"/>
+      <w:r>
+        <w:t>', (e) =&gt; {</w:t>
+      </w:r>
+    </w:p>
+    <w:p>
+      <w:r>
+        <w:t xml:space="preserve">    </w:t>
+      </w:r>
+      <w:proofErr w:type="gramStart"/>
+      <w:r>
+        <w:t>if</w:t>
+      </w:r>
+      <w:proofErr w:type="gramEnd"/>
+      <w:r>
         <w:t xml:space="preserve"> (</w:t>
       </w:r>
-      <w:r>
-        <w:rPr>
-          <w:rStyle w:val="math-inline"/>
-          <w:rFonts w:ascii="Times New Roman" w:hAnsi="Times New Roman" w:cs="Times New Roman"/>
-          <w:sz w:val="28"/>
-          <w:szCs w:val="28"/>
-        </w:rPr>
-        <w:t>24 \</w:t>
-      </w:r>
-      <w:r>
-        <w:rPr>
-          <w:rStyle w:val="math-inline"/>
-          <w:rFonts w:ascii="Times New Roman" w:hAnsi="Times New Roman" w:cs="Times New Roman"/>
-          <w:sz w:val="28"/>
-          <w:szCs w:val="28"/>
-        </w:rPr>
-        <w:t>mod 5 = 4</w:t>
-      </w:r>
-      <w:r>
-        <w:rPr>
-          <w:rFonts w:ascii="Times New Roman" w:hAnsi="Times New Roman" w:cs="Times New Roman"/>
-          <w:sz w:val="28"/>
-          <w:szCs w:val="28"/>
-        </w:rPr>
-        <w:t xml:space="preserve">). </w:t>
-      </w:r>
-    </w:p>
-    <w:p>
-      <w:pPr>
-        <w:rPr>
-          <w:rFonts w:ascii="Times New Roman" w:hAnsi="Times New Roman" w:cs="Times New Roman"/>
-          <w:sz w:val="28"/>
-          <w:szCs w:val="28"/>
-        </w:rPr>
-      </w:pPr>
-      <w:r>
-        <w:rPr>
-          <w:rFonts w:ascii="Times New Roman" w:hAnsi="Times New Roman" w:cs="Times New Roman"/>
+      <w:proofErr w:type="spellStart"/>
+      <w:r>
+        <w:t>shapes.length</w:t>
+      </w:r>
+      <w:proofErr w:type="spellEnd"/>
+      <w:r>
+        <w:t xml:space="preserve"> &gt;= MAX_SHAPES) return; </w:t>
+      </w:r>
+    </w:p>
+    <w:p>
+      <w:r>
+        <w:t xml:space="preserve">    </w:t>
+      </w:r>
+    </w:p>
+    <w:p>
+      <w:r>
+        <w:t xml:space="preserve">    </w:t>
+      </w:r>
+      <w:proofErr w:type="spellStart"/>
+      <w:proofErr w:type="gramStart"/>
+      <w:r>
+        <w:t>const</w:t>
+      </w:r>
+      <w:proofErr w:type="spellEnd"/>
+      <w:proofErr w:type="gramEnd"/>
+      <w:r>
+        <w:t xml:space="preserve"> </w:t>
+      </w:r>
+      <w:proofErr w:type="spellStart"/>
+      <w:r>
+        <w:t>pos</w:t>
+      </w:r>
+      <w:proofErr w:type="spellEnd"/>
+      <w:r>
+        <w:t xml:space="preserve"> = </w:t>
+      </w:r>
+      <w:proofErr w:type="spellStart"/>
+      <w:r>
+        <w:t>getMousePos</w:t>
+      </w:r>
+      <w:proofErr w:type="spellEnd"/>
+      <w:r>
+        <w:t>(e);</w:t>
+      </w:r>
+    </w:p>
+    <w:p>
+      <w:r>
+        <w:t xml:space="preserve">    </w:t>
+      </w:r>
+      <w:proofErr w:type="spellStart"/>
+      <w:proofErr w:type="gramStart"/>
+      <w:r>
+        <w:t>startX</w:t>
+      </w:r>
+      <w:proofErr w:type="spellEnd"/>
+      <w:proofErr w:type="gramEnd"/>
+      <w:r>
+        <w:t xml:space="preserve"> = </w:t>
+      </w:r>
+      <w:proofErr w:type="spellStart"/>
+      <w:r>
+        <w:t>pos.x</w:t>
+      </w:r>
+      <w:proofErr w:type="spellEnd"/>
+      <w:r>
+        <w:t>;</w:t>
+      </w:r>
+    </w:p>
+    <w:p>
+      <w:r>
+        <w:t xml:space="preserve">    </w:t>
+      </w:r>
+      <w:proofErr w:type="spellStart"/>
+      <w:proofErr w:type="gramStart"/>
+      <w:r>
+        <w:t>startY</w:t>
+      </w:r>
+      <w:proofErr w:type="spellEnd"/>
+      <w:proofErr w:type="gramEnd"/>
+      <w:r>
+        <w:t xml:space="preserve"> = </w:t>
+      </w:r>
+      <w:proofErr w:type="spellStart"/>
+      <w:r>
+        <w:t>pos.y</w:t>
+      </w:r>
+      <w:proofErr w:type="spellEnd"/>
+      <w:r>
+        <w:t>;</w:t>
+      </w:r>
+    </w:p>
+    <w:p>
+      <w:r>
+        <w:t xml:space="preserve">    </w:t>
+      </w:r>
+      <w:proofErr w:type="spellStart"/>
+      <w:proofErr w:type="gramStart"/>
+      <w:r>
+        <w:t>isDrawing</w:t>
+      </w:r>
+      <w:proofErr w:type="spellEnd"/>
+      <w:proofErr w:type="gramEnd"/>
+      <w:r>
+        <w:t xml:space="preserve"> = true;</w:t>
+      </w:r>
+    </w:p>
+    <w:p/>
+    <w:p>
+      <w:r>
+        <w:t xml:space="preserve">    </w:t>
+      </w:r>
+      <w:proofErr w:type="gramStart"/>
+      <w:r>
+        <w:t>if</w:t>
+      </w:r>
+      <w:proofErr w:type="gramEnd"/>
+      <w:r>
+        <w:t xml:space="preserve"> (</w:t>
+      </w:r>
+      <w:proofErr w:type="spellStart"/>
+      <w:r>
+        <w:t>currentTool</w:t>
+      </w:r>
+      <w:proofErr w:type="spellEnd"/>
+      <w:r>
+        <w:t xml:space="preserve"> === 'point') {</w:t>
+      </w:r>
+    </w:p>
+    <w:p>
+      <w:r>
+        <w:t xml:space="preserve">        </w:t>
+      </w:r>
+      <w:proofErr w:type="spellStart"/>
+      <w:proofErr w:type="gramStart"/>
+      <w:r>
+        <w:t>const</w:t>
+      </w:r>
+      <w:proofErr w:type="spellEnd"/>
+      <w:proofErr w:type="gramEnd"/>
+      <w:r>
+        <w:t xml:space="preserve"> point = </w:t>
+      </w:r>
+      <w:proofErr w:type="spellStart"/>
+      <w:r>
+        <w:t>createShape</w:t>
+      </w:r>
+      <w:proofErr w:type="spellEnd"/>
+      <w:r>
+        <w:t>(</w:t>
+      </w:r>
+      <w:proofErr w:type="spellStart"/>
+      <w:r>
+        <w:t>currentTool</w:t>
+      </w:r>
+      <w:proofErr w:type="spellEnd"/>
+      <w:r>
+        <w:t>);</w:t>
+      </w:r>
+    </w:p>
+    <w:p>
+      <w:r>
+        <w:t xml:space="preserve">        </w:t>
+      </w:r>
+      <w:proofErr w:type="spellStart"/>
+      <w:proofErr w:type="gramStart"/>
+      <w:r>
+        <w:t>point.setData</w:t>
+      </w:r>
+      <w:proofErr w:type="spellEnd"/>
+      <w:r>
+        <w:t>(</w:t>
+      </w:r>
+      <w:proofErr w:type="spellStart"/>
+      <w:proofErr w:type="gramEnd"/>
+      <w:r>
+        <w:t>startX</w:t>
+      </w:r>
+      <w:proofErr w:type="spellEnd"/>
+      <w:r>
+        <w:t xml:space="preserve">, </w:t>
+      </w:r>
+      <w:proofErr w:type="spellStart"/>
+      <w:r>
+        <w:t>startY</w:t>
+      </w:r>
+      <w:proofErr w:type="spellEnd"/>
+      <w:r>
+        <w:t xml:space="preserve">, </w:t>
+      </w:r>
+      <w:proofErr w:type="spellStart"/>
+      <w:r>
+        <w:t>startX</w:t>
+      </w:r>
+      <w:proofErr w:type="spellEnd"/>
+      <w:r>
+        <w:t xml:space="preserve">, </w:t>
+      </w:r>
+      <w:proofErr w:type="spellStart"/>
+      <w:r>
+        <w:t>startY</w:t>
+      </w:r>
+      <w:proofErr w:type="spellEnd"/>
+      <w:r>
+        <w:t>);</w:t>
+      </w:r>
+    </w:p>
+    <w:p>
+      <w:r>
+        <w:t xml:space="preserve">        </w:t>
+      </w:r>
+      <w:proofErr w:type="spellStart"/>
+      <w:proofErr w:type="gramStart"/>
+      <w:r>
+        <w:t>shapes.push</w:t>
+      </w:r>
+      <w:proofErr w:type="spellEnd"/>
+      <w:r>
+        <w:t>(</w:t>
+      </w:r>
+      <w:proofErr w:type="gramEnd"/>
+      <w:r>
+        <w:t>point);</w:t>
+      </w:r>
+    </w:p>
+    <w:p>
+      <w:r>
+        <w:t xml:space="preserve">        </w:t>
+      </w:r>
+      <w:proofErr w:type="spellStart"/>
+      <w:proofErr w:type="gramStart"/>
+      <w:r>
+        <w:t>isDrawing</w:t>
+      </w:r>
+      <w:proofErr w:type="spellEnd"/>
+      <w:proofErr w:type="gramEnd"/>
+      <w:r>
+        <w:t xml:space="preserve"> = false;</w:t>
+      </w:r>
+    </w:p>
+    <w:p>
+      <w:r>
+        <w:t xml:space="preserve">        </w:t>
+      </w:r>
+      <w:proofErr w:type="spellStart"/>
+      <w:proofErr w:type="gramStart"/>
+      <w:r>
+        <w:t>redrawAll</w:t>
+      </w:r>
+      <w:proofErr w:type="spellEnd"/>
+      <w:r>
+        <w:t>(</w:t>
+      </w:r>
+      <w:proofErr w:type="gramEnd"/>
+      <w:r>
+        <w:t>);</w:t>
+      </w:r>
+    </w:p>
+    <w:p>
+      <w:r>
+        <w:t>    }</w:t>
+      </w:r>
+    </w:p>
+    <w:p>
+      <w:r>
+        <w:t>});</w:t>
+      </w:r>
+    </w:p>
+    <w:p/>
+    <w:p>
+      <w:proofErr w:type="spellStart"/>
+      <w:proofErr w:type="gramStart"/>
+      <w:r>
+        <w:t>canvas.addEventListener</w:t>
+      </w:r>
+      <w:proofErr w:type="spellEnd"/>
+      <w:r>
+        <w:t>(</w:t>
+      </w:r>
+      <w:proofErr w:type="gramEnd"/>
+      <w:r>
+        <w:t>'</w:t>
+      </w:r>
+      <w:proofErr w:type="spellStart"/>
+      <w:r>
+        <w:t>mousemove</w:t>
+      </w:r>
+      <w:proofErr w:type="spellEnd"/>
+      <w:r>
+        <w:t>', (e) =&gt; {</w:t>
+      </w:r>
+    </w:p>
+    <w:p>
+      <w:r>
+        <w:t xml:space="preserve">    </w:t>
+      </w:r>
+      <w:proofErr w:type="gramStart"/>
+      <w:r>
+        <w:t>if</w:t>
+      </w:r>
+      <w:proofErr w:type="gramEnd"/>
+      <w:r>
+        <w:t xml:space="preserve"> (!</w:t>
+      </w:r>
+      <w:proofErr w:type="spellStart"/>
+      <w:r>
+        <w:t>isDrawing</w:t>
+      </w:r>
+      <w:proofErr w:type="spellEnd"/>
+      <w:r>
+        <w:t>) return;</w:t>
+      </w:r>
+    </w:p>
+    <w:p>
+      <w:r>
+        <w:t xml:space="preserve">    </w:t>
+      </w:r>
+    </w:p>
+    <w:p>
+      <w:r>
+        <w:t xml:space="preserve">    </w:t>
+      </w:r>
+      <w:proofErr w:type="spellStart"/>
+      <w:proofErr w:type="gramStart"/>
+      <w:r>
+        <w:t>const</w:t>
+      </w:r>
+      <w:proofErr w:type="spellEnd"/>
+      <w:proofErr w:type="gramEnd"/>
+      <w:r>
+        <w:t xml:space="preserve"> </w:t>
+      </w:r>
+      <w:proofErr w:type="spellStart"/>
+      <w:r>
+        <w:t>pos</w:t>
+      </w:r>
+      <w:proofErr w:type="spellEnd"/>
+      <w:r>
+        <w:t xml:space="preserve"> = </w:t>
+      </w:r>
+      <w:proofErr w:type="spellStart"/>
+      <w:r>
+        <w:t>getMousePos</w:t>
+      </w:r>
+      <w:proofErr w:type="spellEnd"/>
+      <w:r>
+        <w:t>(e);</w:t>
+      </w:r>
+    </w:p>
+    <w:p>
+      <w:r>
+        <w:t xml:space="preserve">    </w:t>
+      </w:r>
+      <w:proofErr w:type="spellStart"/>
+      <w:proofErr w:type="gramStart"/>
+      <w:r>
+        <w:t>redrawAll</w:t>
+      </w:r>
+      <w:proofErr w:type="spellEnd"/>
+      <w:r>
+        <w:t>(</w:t>
+      </w:r>
+      <w:proofErr w:type="gramEnd"/>
+      <w:r>
+        <w:t xml:space="preserve">); </w:t>
+      </w:r>
+    </w:p>
+    <w:p/>
+    <w:p>
+      <w:r>
+        <w:t xml:space="preserve">    </w:t>
+      </w:r>
+      <w:proofErr w:type="spellStart"/>
+      <w:proofErr w:type="gramStart"/>
+      <w:r>
+        <w:t>const</w:t>
+      </w:r>
+      <w:proofErr w:type="spellEnd"/>
+      <w:proofErr w:type="gramEnd"/>
+      <w:r>
+        <w:t xml:space="preserve"> </w:t>
+      </w:r>
+      <w:proofErr w:type="spellStart"/>
+      <w:r>
+        <w:t>tempShape</w:t>
+      </w:r>
+      <w:proofErr w:type="spellEnd"/>
+      <w:r>
+        <w:t xml:space="preserve"> = </w:t>
+      </w:r>
+      <w:proofErr w:type="spellStart"/>
+      <w:r>
+        <w:t>createShape</w:t>
+      </w:r>
+      <w:proofErr w:type="spellEnd"/>
+      <w:r>
+        <w:t>(</w:t>
+      </w:r>
+      <w:proofErr w:type="spellStart"/>
+      <w:r>
+        <w:t>currentTool</w:t>
+      </w:r>
+      <w:proofErr w:type="spellEnd"/>
+      <w:r>
+        <w:t>);</w:t>
+      </w:r>
+    </w:p>
+    <w:p/>
+    <w:p>
+      <w:r>
+        <w:t xml:space="preserve">    </w:t>
+      </w:r>
+      <w:proofErr w:type="gramStart"/>
+      <w:r>
+        <w:t>if</w:t>
+      </w:r>
+      <w:proofErr w:type="gramEnd"/>
+      <w:r>
+        <w:t xml:space="preserve"> (</w:t>
+      </w:r>
+      <w:proofErr w:type="spellStart"/>
+      <w:r>
+        <w:t>tempShape</w:t>
+      </w:r>
+      <w:proofErr w:type="spellEnd"/>
+      <w:r>
+        <w:t>) {</w:t>
+      </w:r>
+    </w:p>
+    <w:p>
+      <w:r>
+        <w:t xml:space="preserve">        </w:t>
+      </w:r>
+      <w:proofErr w:type="spellStart"/>
+      <w:proofErr w:type="gramStart"/>
+      <w:r>
+        <w:t>tempShape.setData</w:t>
+      </w:r>
+      <w:proofErr w:type="spellEnd"/>
+      <w:r>
+        <w:t>(</w:t>
+      </w:r>
+      <w:proofErr w:type="spellStart"/>
+      <w:proofErr w:type="gramEnd"/>
+      <w:r>
+        <w:t>startX</w:t>
+      </w:r>
+      <w:proofErr w:type="spellEnd"/>
+      <w:r>
+        <w:t xml:space="preserve">, </w:t>
+      </w:r>
+      <w:proofErr w:type="spellStart"/>
+      <w:r>
+        <w:t>startY</w:t>
+      </w:r>
+      <w:proofErr w:type="spellEnd"/>
+      <w:r>
+        <w:t xml:space="preserve">, </w:t>
+      </w:r>
+      <w:proofErr w:type="spellStart"/>
+      <w:r>
+        <w:t>pos.x</w:t>
+      </w:r>
+      <w:proofErr w:type="spellEnd"/>
+      <w:r>
+        <w:t xml:space="preserve">, </w:t>
+      </w:r>
+      <w:proofErr w:type="spellStart"/>
+      <w:r>
+        <w:t>pos.y</w:t>
+      </w:r>
+      <w:proofErr w:type="spellEnd"/>
+      <w:r>
+        <w:t>);</w:t>
+      </w:r>
+    </w:p>
+    <w:p>
+      <w:r>
+        <w:t xml:space="preserve">        </w:t>
+      </w:r>
+      <w:proofErr w:type="spellStart"/>
+      <w:proofErr w:type="gramStart"/>
+      <w:r>
+        <w:t>tempShape.show</w:t>
+      </w:r>
+      <w:proofErr w:type="spellEnd"/>
+      <w:r>
+        <w:t>(</w:t>
+      </w:r>
+      <w:proofErr w:type="spellStart"/>
+      <w:proofErr w:type="gramEnd"/>
+      <w:r>
+        <w:t>ctx</w:t>
+      </w:r>
+      <w:proofErr w:type="spellEnd"/>
+      <w:r>
+        <w:t xml:space="preserve">); </w:t>
+      </w:r>
+    </w:p>
+    <w:p>
+      <w:r>
+        <w:t>    }</w:t>
+      </w:r>
+    </w:p>
+    <w:p>
+      <w:r>
+        <w:t>});</w:t>
+      </w:r>
+    </w:p>
+    <w:p/>
+    <w:p>
+      <w:proofErr w:type="spellStart"/>
+      <w:proofErr w:type="gramStart"/>
+      <w:r>
+        <w:lastRenderedPageBreak/>
+        <w:t>canvas.addEventListener</w:t>
+      </w:r>
+      <w:proofErr w:type="spellEnd"/>
+      <w:r>
+        <w:t>(</w:t>
+      </w:r>
+      <w:proofErr w:type="gramEnd"/>
+      <w:r>
+        <w:t>'</w:t>
+      </w:r>
+      <w:proofErr w:type="spellStart"/>
+      <w:r>
+        <w:t>mouseup</w:t>
+      </w:r>
+      <w:proofErr w:type="spellEnd"/>
+      <w:r>
+        <w:t>', (e) =&gt; {</w:t>
+      </w:r>
+    </w:p>
+    <w:p>
+      <w:r>
+        <w:t xml:space="preserve">    </w:t>
+      </w:r>
+      <w:proofErr w:type="gramStart"/>
+      <w:r>
+        <w:t>if</w:t>
+      </w:r>
+      <w:proofErr w:type="gramEnd"/>
+      <w:r>
+        <w:t xml:space="preserve"> (!</w:t>
+      </w:r>
+      <w:proofErr w:type="spellStart"/>
+      <w:r>
+        <w:t>isDrawing</w:t>
+      </w:r>
+      <w:proofErr w:type="spellEnd"/>
+      <w:r>
+        <w:t>) return;</w:t>
+      </w:r>
+    </w:p>
+    <w:p>
+      <w:r>
+        <w:t xml:space="preserve">    </w:t>
+      </w:r>
+      <w:proofErr w:type="spellStart"/>
+      <w:proofErr w:type="gramStart"/>
+      <w:r>
+        <w:t>isDrawing</w:t>
+      </w:r>
+      <w:proofErr w:type="spellEnd"/>
+      <w:proofErr w:type="gramEnd"/>
+      <w:r>
+        <w:t xml:space="preserve"> = false;</w:t>
+      </w:r>
+    </w:p>
+    <w:p>
+      <w:r>
+        <w:t xml:space="preserve">    </w:t>
+      </w:r>
+    </w:p>
+    <w:p>
+      <w:r>
+        <w:t xml:space="preserve">    </w:t>
+      </w:r>
+      <w:proofErr w:type="spellStart"/>
+      <w:proofErr w:type="gramStart"/>
+      <w:r>
+        <w:t>const</w:t>
+      </w:r>
+      <w:proofErr w:type="spellEnd"/>
+      <w:proofErr w:type="gramEnd"/>
+      <w:r>
+        <w:t xml:space="preserve"> </w:t>
+      </w:r>
+      <w:proofErr w:type="spellStart"/>
+      <w:r>
+        <w:t>pos</w:t>
+      </w:r>
+      <w:proofErr w:type="spellEnd"/>
+      <w:r>
+        <w:t xml:space="preserve"> = </w:t>
+      </w:r>
+      <w:proofErr w:type="spellStart"/>
+      <w:r>
+        <w:t>getMousePos</w:t>
+      </w:r>
+      <w:proofErr w:type="spellEnd"/>
+      <w:r>
+        <w:t>(e);</w:t>
+      </w:r>
+    </w:p>
+    <w:p>
+      <w:r>
+        <w:t xml:space="preserve">    </w:t>
+      </w:r>
+      <w:proofErr w:type="spellStart"/>
+      <w:proofErr w:type="gramStart"/>
+      <w:r>
+        <w:t>const</w:t>
+      </w:r>
+      <w:proofErr w:type="spellEnd"/>
+      <w:proofErr w:type="gramEnd"/>
+      <w:r>
+        <w:t xml:space="preserve"> </w:t>
+      </w:r>
+      <w:proofErr w:type="spellStart"/>
+      <w:r>
+        <w:t>newShape</w:t>
+      </w:r>
+      <w:proofErr w:type="spellEnd"/>
+      <w:r>
+        <w:t xml:space="preserve"> = </w:t>
+      </w:r>
+      <w:proofErr w:type="spellStart"/>
+      <w:r>
+        <w:t>createShape</w:t>
+      </w:r>
+      <w:proofErr w:type="spellEnd"/>
+      <w:r>
+        <w:t>(</w:t>
+      </w:r>
+      <w:proofErr w:type="spellStart"/>
+      <w:r>
+        <w:t>currentTool</w:t>
+      </w:r>
+      <w:proofErr w:type="spellEnd"/>
+      <w:r>
+        <w:t>);</w:t>
+      </w:r>
+    </w:p>
+    <w:p/>
+    <w:p>
+      <w:r>
+        <w:t xml:space="preserve">    </w:t>
+      </w:r>
+      <w:proofErr w:type="gramStart"/>
+      <w:r>
+        <w:t>if</w:t>
+      </w:r>
+      <w:proofErr w:type="gramEnd"/>
+      <w:r>
+        <w:t xml:space="preserve"> (</w:t>
+      </w:r>
+      <w:proofErr w:type="spellStart"/>
+      <w:r>
+        <w:t>newShape</w:t>
+      </w:r>
+      <w:proofErr w:type="spellEnd"/>
+      <w:r>
+        <w:t>) {</w:t>
+      </w:r>
+    </w:p>
+    <w:p>
+      <w:r>
+        <w:t xml:space="preserve">        </w:t>
+      </w:r>
+      <w:proofErr w:type="spellStart"/>
+      <w:proofErr w:type="gramStart"/>
+      <w:r>
+        <w:t>newShape.setData</w:t>
+      </w:r>
+      <w:proofErr w:type="spellEnd"/>
+      <w:r>
+        <w:t>(</w:t>
+      </w:r>
+      <w:proofErr w:type="spellStart"/>
+      <w:proofErr w:type="gramEnd"/>
+      <w:r>
+        <w:t>startX</w:t>
+      </w:r>
+      <w:proofErr w:type="spellEnd"/>
+      <w:r>
+        <w:t xml:space="preserve">, </w:t>
+      </w:r>
+      <w:proofErr w:type="spellStart"/>
+      <w:r>
+        <w:t>startY</w:t>
+      </w:r>
+      <w:proofErr w:type="spellEnd"/>
+      <w:r>
+        <w:t xml:space="preserve">, </w:t>
+      </w:r>
+      <w:proofErr w:type="spellStart"/>
+      <w:r>
+        <w:t>pos.x</w:t>
+      </w:r>
+      <w:proofErr w:type="spellEnd"/>
+      <w:r>
+        <w:t xml:space="preserve">, </w:t>
+      </w:r>
+      <w:proofErr w:type="spellStart"/>
+      <w:r>
+        <w:t>pos.y</w:t>
+      </w:r>
+      <w:proofErr w:type="spellEnd"/>
+      <w:r>
+        <w:t>);</w:t>
+      </w:r>
+    </w:p>
+    <w:p>
+      <w:r>
+        <w:t xml:space="preserve">        </w:t>
+      </w:r>
+      <w:proofErr w:type="spellStart"/>
+      <w:proofErr w:type="gramStart"/>
+      <w:r>
+        <w:t>shapes.push</w:t>
+      </w:r>
+      <w:proofErr w:type="spellEnd"/>
+      <w:r>
+        <w:t>(</w:t>
+      </w:r>
+      <w:proofErr w:type="spellStart"/>
+      <w:proofErr w:type="gramEnd"/>
+      <w:r>
+        <w:t>newShape</w:t>
+      </w:r>
+      <w:proofErr w:type="spellEnd"/>
+      <w:r>
+        <w:t>);</w:t>
+      </w:r>
+    </w:p>
+    <w:p>
+      <w:r>
+        <w:t>    }</w:t>
+      </w:r>
+    </w:p>
+    <w:p>
+      <w:r>
+        <w:t xml:space="preserve">    </w:t>
+      </w:r>
+    </w:p>
+    <w:p>
+      <w:r>
+        <w:t xml:space="preserve">    </w:t>
+      </w:r>
+      <w:proofErr w:type="spellStart"/>
+      <w:proofErr w:type="gramStart"/>
+      <w:r>
+        <w:t>redrawAll</w:t>
+      </w:r>
+      <w:proofErr w:type="spellEnd"/>
+      <w:r>
+        <w:t>(</w:t>
+      </w:r>
+      <w:proofErr w:type="gramEnd"/>
+      <w:r>
+        <w:t>);</w:t>
+      </w:r>
+    </w:p>
+    <w:p>
+      <w:r>
+        <w:t>});</w:t>
+      </w:r>
+    </w:p>
+    <w:p>
+      <w:pPr>
+        <w:rPr>
+          <w:lang w:val="uk-UA"/>
+        </w:rPr>
+      </w:pPr>
+    </w:p>
+    <w:p>
+      <w:pPr>
+        <w:spacing w:after="160" w:line="259" w:lineRule="exact"/>
+        <w:rPr>
+          <w:rFonts w:ascii="Times New Roman" w:hAnsi="Times New Roman"/>
+          <w:b/>
           <w:bCs/>
           <w:sz w:val="28"/>
           <w:szCs w:val="28"/>
-        </w:rPr>
-        <w:t>Еліпс (ввід):</w:t>
-      </w:r>
-      <w:r>
-        <w:rPr>
-          <w:rFonts w:ascii="Times New Roman" w:hAnsi="Times New Roman" w:cs="Times New Roman"/>
-          <w:sz w:val="28"/>
-          <w:szCs w:val="28"/>
-        </w:rPr>
-        <w:t xml:space="preserve"> від центру до одного з кутів </w:t>
-      </w:r>
-      <w:proofErr w:type="spellStart"/>
-      <w:r>
-        <w:rPr>
-          <w:rFonts w:ascii="Times New Roman" w:hAnsi="Times New Roman" w:cs="Times New Roman"/>
-          <w:sz w:val="28"/>
-          <w:szCs w:val="28"/>
-        </w:rPr>
-        <w:t>охоплюючого</w:t>
-      </w:r>
-      <w:proofErr w:type="spellEnd"/>
-      <w:r>
-        <w:rPr>
-          <w:rFonts w:ascii="Times New Roman" w:hAnsi="Times New Roman" w:cs="Times New Roman"/>
-          <w:sz w:val="28"/>
-          <w:szCs w:val="28"/>
-        </w:rPr>
-        <w:t xml:space="preserve"> </w:t>
-      </w:r>
-      <w:proofErr w:type="spellStart"/>
-      <w:r>
-        <w:rPr>
-          <w:rFonts w:ascii="Times New Roman" w:hAnsi="Times New Roman" w:cs="Times New Roman"/>
-          <w:sz w:val="28"/>
-          <w:szCs w:val="28"/>
-        </w:rPr>
-        <w:t>прямокутника</w:t>
-      </w:r>
-      <w:proofErr w:type="spellEnd"/>
-      <w:r>
-        <w:rPr>
-          <w:rFonts w:ascii="Times New Roman" w:hAnsi="Times New Roman" w:cs="Times New Roman"/>
-          <w:sz w:val="28"/>
-          <w:szCs w:val="28"/>
-        </w:rPr>
-        <w:t xml:space="preserve"> (</w:t>
-      </w:r>
-      <w:r>
-        <w:rPr>
-          <w:rStyle w:val="math-inline"/>
-          <w:rFonts w:ascii="Times New Roman" w:hAnsi="Times New Roman" w:cs="Times New Roman"/>
-          <w:sz w:val="28"/>
-          <w:szCs w:val="28"/>
-        </w:rPr>
-        <w:t>24 \</w:t>
-      </w:r>
-      <w:r>
-        <w:rPr>
-          <w:rStyle w:val="math-inline"/>
-          <w:rFonts w:ascii="Times New Roman" w:hAnsi="Times New Roman" w:cs="Times New Roman"/>
-          <w:sz w:val="28"/>
-          <w:szCs w:val="28"/>
-        </w:rPr>
-        <w:t>mod 2 = 0</w:t>
-      </w:r>
-      <w:r>
-        <w:rPr>
-          <w:rFonts w:ascii="Times New Roman" w:hAnsi="Times New Roman" w:cs="Times New Roman"/>
-          <w:sz w:val="28"/>
-          <w:szCs w:val="28"/>
-        </w:rPr>
-        <w:t xml:space="preserve">). </w:t>
-      </w:r>
-    </w:p>
-    <w:p>
-      <w:pPr>
-        <w:rPr>
-          <w:rFonts w:ascii="Times New Roman" w:hAnsi="Times New Roman" w:cs="Times New Roman"/>
-          <w:sz w:val="28"/>
-          <w:szCs w:val="28"/>
-        </w:rPr>
-      </w:pPr>
-      <w:r>
-        <w:rPr>
-          <w:rFonts w:ascii="Times New Roman" w:hAnsi="Times New Roman" w:cs="Times New Roman"/>
+          <w:u w:val="single"/>
+        </w:rPr>
+      </w:pPr>
+      <w:r>
+        <w:rPr>
+          <w:rFonts w:ascii="Times New Roman" w:hAnsi="Times New Roman"/>
+          <w:b/>
           <w:bCs/>
           <w:sz w:val="28"/>
           <w:szCs w:val="28"/>
-        </w:rPr>
-        <w:t>Еліпс (відображення):</w:t>
-      </w:r>
-      <w:r>
-        <w:rPr>
-          <w:rFonts w:ascii="Times New Roman" w:hAnsi="Times New Roman" w:cs="Times New Roman"/>
-          <w:sz w:val="28"/>
-          <w:szCs w:val="28"/>
-        </w:rPr>
-        <w:t xml:space="preserve"> чорний контур з </w:t>
-      </w:r>
-      <w:proofErr w:type="spellStart"/>
-      <w:r>
-        <w:rPr>
-          <w:rFonts w:ascii="Times New Roman" w:hAnsi="Times New Roman" w:cs="Times New Roman"/>
-          <w:sz w:val="28"/>
-          <w:szCs w:val="28"/>
-        </w:rPr>
-        <w:t>кольоровим</w:t>
-      </w:r>
-      <w:proofErr w:type="spellEnd"/>
-      <w:r>
-        <w:rPr>
-          <w:rFonts w:ascii="Times New Roman" w:hAnsi="Times New Roman" w:cs="Times New Roman"/>
-          <w:sz w:val="28"/>
-          <w:szCs w:val="28"/>
-        </w:rPr>
-        <w:t xml:space="preserve"> </w:t>
-      </w:r>
-      <w:proofErr w:type="spellStart"/>
-      <w:r>
-        <w:rPr>
-          <w:rFonts w:ascii="Times New Roman" w:hAnsi="Times New Roman" w:cs="Times New Roman"/>
-          <w:sz w:val="28"/>
-          <w:szCs w:val="28"/>
-        </w:rPr>
-        <w:t>заповненням</w:t>
-      </w:r>
-      <w:proofErr w:type="spellEnd"/>
-      <w:r>
-        <w:rPr>
-          <w:rFonts w:ascii="Times New Roman" w:hAnsi="Times New Roman" w:cs="Times New Roman"/>
-          <w:sz w:val="28"/>
-          <w:szCs w:val="28"/>
-        </w:rPr>
-        <w:t xml:space="preserve"> (</w:t>
-      </w:r>
-      <w:r>
-        <w:rPr>
-          <w:rStyle w:val="math-inline"/>
-          <w:rFonts w:ascii="Times New Roman" w:hAnsi="Times New Roman" w:cs="Times New Roman"/>
-          <w:sz w:val="28"/>
-          <w:szCs w:val="28"/>
-        </w:rPr>
-        <w:t>24 \</w:t>
-      </w:r>
-      <w:r>
-        <w:rPr>
-          <w:rStyle w:val="math-inline"/>
-          <w:rFonts w:ascii="Times New Roman" w:hAnsi="Times New Roman" w:cs="Times New Roman"/>
-          <w:sz w:val="28"/>
-          <w:szCs w:val="28"/>
-        </w:rPr>
-        <w:t>mod 5 = 4</w:t>
-      </w:r>
-      <w:r>
-        <w:rPr>
-          <w:rFonts w:ascii="Times New Roman" w:hAnsi="Times New Roman" w:cs="Times New Roman"/>
-          <w:sz w:val="28"/>
-          <w:szCs w:val="28"/>
-        </w:rPr>
-        <w:t xml:space="preserve">). </w:t>
-      </w:r>
-    </w:p>
-    <w:p>
-      <w:pPr>
-        <w:rPr>
-          <w:rFonts w:ascii="Times New Roman" w:hAnsi="Times New Roman" w:cs="Times New Roman"/>
-          <w:sz w:val="28"/>
-          <w:szCs w:val="28"/>
-        </w:rPr>
-      </w:pPr>
-      <w:r>
-        <w:rPr>
-          <w:rFonts w:ascii="Times New Roman" w:hAnsi="Times New Roman" w:cs="Times New Roman"/>
+          <w:u w:val="single"/>
+        </w:rPr>
+        <w:t>shapes</w:t>
+      </w:r>
+      <w:r>
+        <w:rPr>
+          <w:rFonts w:ascii="Times New Roman" w:hAnsi="Times New Roman"/>
+          <w:b/>
           <w:bCs/>
           <w:sz w:val="28"/>
           <w:szCs w:val="28"/>
-        </w:rPr>
-        <w:t xml:space="preserve">Колір заповнення </w:t>
-      </w:r>
-      <w:proofErr w:type="spellStart"/>
-      <w:r>
-        <w:rPr>
-          <w:rFonts w:ascii="Times New Roman" w:hAnsi="Times New Roman" w:cs="Times New Roman"/>
-          <w:bCs/>
-          <w:sz w:val="28"/>
-          <w:szCs w:val="28"/>
-        </w:rPr>
-        <w:t>еліпсу</w:t>
-      </w:r>
-      <w:proofErr w:type="spellEnd"/>
-      <w:r>
-        <w:rPr>
-          <w:rFonts w:ascii="Times New Roman" w:hAnsi="Times New Roman" w:cs="Times New Roman"/>
-          <w:bCs/>
-          <w:sz w:val="28"/>
-          <w:szCs w:val="28"/>
-        </w:rPr>
-        <w:t>:</w:t>
-      </w:r>
-      <w:r>
-        <w:rPr>
-          <w:rFonts w:ascii="Times New Roman" w:hAnsi="Times New Roman" w:cs="Times New Roman"/>
-          <w:sz w:val="28"/>
-          <w:szCs w:val="28"/>
-        </w:rPr>
-        <w:t xml:space="preserve"> </w:t>
-      </w:r>
-      <w:proofErr w:type="spellStart"/>
-      <w:r>
-        <w:rPr>
-          <w:rFonts w:ascii="Times New Roman" w:hAnsi="Times New Roman" w:cs="Times New Roman"/>
-          <w:sz w:val="28"/>
-          <w:szCs w:val="28"/>
-        </w:rPr>
-        <w:t>сірий</w:t>
-      </w:r>
-      <w:proofErr w:type="spellEnd"/>
-      <w:r>
-        <w:rPr>
-          <w:rFonts w:ascii="Times New Roman" w:hAnsi="Times New Roman" w:cs="Times New Roman"/>
-          <w:sz w:val="28"/>
-          <w:szCs w:val="28"/>
-        </w:rPr>
-        <w:t xml:space="preserve"> (</w:t>
-      </w:r>
-      <w:r>
-        <w:rPr>
-          <w:rStyle w:val="math-inline"/>
-          <w:rFonts w:ascii="Times New Roman" w:hAnsi="Times New Roman" w:cs="Times New Roman"/>
-          <w:sz w:val="28"/>
-          <w:szCs w:val="28"/>
-        </w:rPr>
-        <w:t>24 \</w:t>
-      </w:r>
-      <w:r>
-        <w:rPr>
-          <w:rStyle w:val="math-inline"/>
-          <w:rFonts w:ascii="Times New Roman" w:hAnsi="Times New Roman" w:cs="Times New Roman"/>
-          <w:sz w:val="28"/>
-          <w:szCs w:val="28"/>
-        </w:rPr>
-        <w:t>mod 6 = 0</w:t>
-      </w:r>
-      <w:r>
-        <w:rPr>
-          <w:rFonts w:ascii="Times New Roman" w:hAnsi="Times New Roman" w:cs="Times New Roman"/>
-          <w:sz w:val="28"/>
-          <w:szCs w:val="28"/>
-        </w:rPr>
-        <w:t xml:space="preserve">). </w:t>
-      </w:r>
-    </w:p>
-    <w:p>
-      <w:pPr>
-        <w:rPr>
-          <w:sz w:val="28"/>
-          <w:szCs w:val="28"/>
-        </w:rPr>
-      </w:pPr>
-      <w:r>
-        <w:rPr>
-          <w:rFonts w:ascii="Times New Roman" w:hAnsi="Times New Roman" w:cs="Times New Roman"/>
-          <w:bCs/>
-          <w:sz w:val="28"/>
-          <w:szCs w:val="28"/>
-        </w:rPr>
-        <w:t>Позначка поточного типу об'єкту:</w:t>
-      </w:r>
-      <w:r>
-        <w:rPr>
-          <w:rFonts w:ascii="Times New Roman" w:hAnsi="Times New Roman" w:cs="Times New Roman"/>
-          <w:sz w:val="28"/>
-          <w:szCs w:val="28"/>
-        </w:rPr>
-        <w:t xml:space="preserve"> в меню (</w:t>
-      </w:r>
-      <w:proofErr w:type="spellStart"/>
-      <w:r>
-        <w:rPr>
-          <w:rFonts w:ascii="Times New Roman" w:hAnsi="Times New Roman" w:cs="Times New Roman"/>
-          <w:sz w:val="28"/>
-          <w:szCs w:val="28"/>
-        </w:rPr>
-        <w:t>метод</w:t>
-      </w:r>
-      <w:proofErr w:type="spellEnd"/>
-      <w:r>
-        <w:rPr>
-          <w:rFonts w:ascii="Times New Roman" w:hAnsi="Times New Roman" w:cs="Times New Roman"/>
-          <w:sz w:val="28"/>
-          <w:szCs w:val="28"/>
-        </w:rPr>
-        <w:t xml:space="preserve"> </w:t>
-      </w:r>
-      <w:proofErr w:type="spellStart"/>
-      <w:r>
-        <w:rPr>
-          <w:rFonts w:ascii="Times New Roman" w:hAnsi="Times New Roman" w:cs="Times New Roman"/>
-          <w:sz w:val="28"/>
-          <w:szCs w:val="28"/>
-        </w:rPr>
-        <w:t>OnInitMenuPopup</w:t>
-      </w:r>
-      <w:proofErr w:type="spellEnd"/>
-      <w:r>
-        <w:rPr>
-          <w:rFonts w:ascii="Times New Roman" w:hAnsi="Times New Roman" w:cs="Times New Roman"/>
-          <w:sz w:val="28"/>
-          <w:szCs w:val="28"/>
-        </w:rPr>
-        <w:t>) (</w:t>
-      </w:r>
-      <w:r>
-        <w:rPr>
-          <w:rStyle w:val="math-inline"/>
-          <w:rFonts w:ascii="Times New Roman" w:hAnsi="Times New Roman" w:cs="Times New Roman"/>
-          <w:sz w:val="28"/>
-          <w:szCs w:val="28"/>
-        </w:rPr>
-        <w:t>24 \</w:t>
-      </w:r>
-      <w:r>
-        <w:rPr>
-          <w:rStyle w:val="math-inline"/>
-          <w:rFonts w:ascii="Times New Roman" w:hAnsi="Times New Roman" w:cs="Times New Roman"/>
-          <w:sz w:val="28"/>
-          <w:szCs w:val="28"/>
-        </w:rPr>
-        <w:t>mod 2 = 0</w:t>
-      </w:r>
-      <w:r>
-        <w:rPr>
-          <w:rFonts w:ascii="Times New Roman" w:hAnsi="Times New Roman" w:cs="Times New Roman"/>
-          <w:sz w:val="28"/>
-          <w:szCs w:val="28"/>
-        </w:rPr>
-        <w:t>)</w:t>
-      </w:r>
-      <w:r>
-        <w:rPr>
-          <w:sz w:val="28"/>
-          <w:szCs w:val="28"/>
-        </w:rPr>
-        <w:t xml:space="preserve">. </w:t>
-      </w:r>
-    </w:p>
-    <w:p>
-      <w:pPr>
-        <w:rPr>
-          <w:sz w:val="28"/>
-          <w:szCs w:val="28"/>
-        </w:rPr>
-      </w:pPr>
-    </w:p>
-    <w:p>
-      <w:pPr>
-        <w:spacing w:after="160" w:line="259" w:lineRule="exact"/>
-        <w:rPr>
-          <w:rFonts w:ascii="Times New Roman" w:eastAsia="Times New Roman" w:hAnsi="Times New Roman" w:cs="Times New Roman"/>
-          <w:color w:val="000000"/>
-          <w:sz w:val="28"/>
-          <w:szCs w:val="28"/>
-        </w:rPr>
-      </w:pPr>
-      <w:r>
-        <w:rPr>
-          <w:rFonts w:ascii="Times New Roman" w:hAnsi="Times New Roman"/>
-          <w:b/>
-          <w:bCs/>
-          <w:sz w:val="28"/>
-          <w:szCs w:val="28"/>
-        </w:rPr>
-        <w:t xml:space="preserve">Main file: </w:t>
-      </w:r>
-      <w:r>
-        <w:rPr>
-          <w:rFonts w:ascii="Times New Roman" w:hAnsi="Times New Roman"/>
-          <w:b/>
-          <w:bCs/>
-          <w:sz w:val="28"/>
-          <w:szCs w:val="28"/>
           <w:u w:val="single"/>
         </w:rPr>
-        <w:t>script</w:t>
-      </w:r>
-      <w:r>
-        <w:rPr>
-          <w:rFonts w:ascii="Times New Roman" w:hAnsi="Times New Roman"/>
-          <w:b/>
-          <w:bCs/>
-          <w:sz w:val="28"/>
-          <w:szCs w:val="28"/>
-          <w:u w:val="single"/>
-        </w:rPr>
-        <w:t>.</w:t>
-      </w:r>
-      <w:r>
-        <w:rPr>
-          <w:rFonts w:ascii="Times New Roman" w:hAnsi="Times New Roman"/>
-          <w:b/>
-          <w:bCs/>
-          <w:sz w:val="28"/>
-          <w:szCs w:val="28"/>
-          <w:u w:val="single"/>
-        </w:rPr>
-        <w:t>js</w:t>
-      </w:r>
-    </w:p>
-    <w:p>
-      <w:proofErr w:type="gramStart"/>
-      <w:r>
-        <w:t>class</w:t>
-      </w:r>
-      <w:proofErr w:type="gramEnd"/>
-      <w:r>
-        <w:t xml:space="preserve"> Shape {</w:t>
+        <w:t>.js</w:t>
+      </w:r>
+    </w:p>
+    <w:p>
+      <w:proofErr w:type="gramStart"/>
+      <w:r>
+        <w:t>export</w:t>
+      </w:r>
+      <w:proofErr w:type="gramEnd"/>
+      <w:r>
+        <w:t xml:space="preserve"> class Shape {</w:t>
       </w:r>
     </w:p>
     <w:p>
@@ -3172,12 +5476,22 @@
     </w:p>
     <w:p>
       <w:r>
-        <w:t>        this.x1 = 0; this.y1 = 0;</w:t>
-      </w:r>
-    </w:p>
-    <w:p>
-      <w:r>
-        <w:t>        this.x2 = 0; this.y2 = 0;</w:t>
+        <w:t>        this.x1 = 0;</w:t>
+      </w:r>
+    </w:p>
+    <w:p>
+      <w:r>
+        <w:t>        this.y1 = 0;</w:t>
+      </w:r>
+    </w:p>
+    <w:p>
+      <w:r>
+        <w:t>        this.x2 = 0;</w:t>
+      </w:r>
+    </w:p>
+    <w:p>
+      <w:r>
+        <w:t>        this.y2 = 0;</w:t>
       </w:r>
     </w:p>
     <w:p>
@@ -3185,6 +5499,7 @@
         <w:t>    }</w:t>
       </w:r>
     </w:p>
+    <w:p/>
     <w:p>
       <w:r>
         <w:t xml:space="preserve">    </w:t>
@@ -3205,13 +5520,283 @@
     </w:p>
     <w:p>
       <w:r>
-        <w:t>        this.x1 = x1; this.y1 = y1;</w:t>
+        <w:t>        this.x1 = x1;</w:t>
+      </w:r>
+    </w:p>
+    <w:p>
+      <w:r>
+        <w:t>        this.y1 = y1;</w:t>
+      </w:r>
+    </w:p>
+    <w:p>
+      <w:r>
+        <w:t>        this.x2 = x2;</w:t>
+      </w:r>
+    </w:p>
+    <w:p>
+      <w:r>
+        <w:t>        this.y2 = y2;</w:t>
+      </w:r>
+    </w:p>
+    <w:p>
+      <w:r>
+        <w:t>    }</w:t>
+      </w:r>
+    </w:p>
+    <w:p/>
+    <w:p>
+      <w:r>
+        <w:t xml:space="preserve">    </w:t>
+      </w:r>
+      <w:proofErr w:type="gramStart"/>
+      <w:r>
+        <w:t>show(</w:t>
+      </w:r>
+      <w:proofErr w:type="spellStart"/>
+      <w:proofErr w:type="gramEnd"/>
+      <w:r>
+        <w:t>ctx</w:t>
+      </w:r>
+      <w:proofErr w:type="spellEnd"/>
+      <w:r>
+        <w:t>) {}</w:t>
+      </w:r>
+    </w:p>
+    <w:p>
+      <w:r>
+        <w:t>}</w:t>
+      </w:r>
+    </w:p>
+    <w:p/>
+    <w:p>
+      <w:proofErr w:type="gramStart"/>
+      <w:r>
+        <w:t>export</w:t>
+      </w:r>
+      <w:proofErr w:type="gramEnd"/>
+      <w:r>
+        <w:t xml:space="preserve"> class </w:t>
+      </w:r>
+      <w:proofErr w:type="spellStart"/>
+      <w:r>
+        <w:t>PointShape</w:t>
+      </w:r>
+      <w:proofErr w:type="spellEnd"/>
+      <w:r>
+        <w:t xml:space="preserve"> extends Shape {</w:t>
+      </w:r>
+    </w:p>
+    <w:p>
+      <w:r>
+        <w:t xml:space="preserve">    </w:t>
+      </w:r>
+      <w:proofErr w:type="gramStart"/>
+      <w:r>
+        <w:t>show(</w:t>
+      </w:r>
+      <w:proofErr w:type="spellStart"/>
+      <w:proofErr w:type="gramEnd"/>
+      <w:r>
+        <w:t>ctx</w:t>
+      </w:r>
+      <w:proofErr w:type="spellEnd"/>
+      <w:r>
+        <w:t>) {</w:t>
+      </w:r>
+    </w:p>
+    <w:p>
+      <w:r>
+        <w:t xml:space="preserve">        </w:t>
+      </w:r>
+      <w:proofErr w:type="spellStart"/>
+      <w:r>
+        <w:t>ctx.fillStyle</w:t>
+      </w:r>
+      <w:proofErr w:type="spellEnd"/>
+      <w:r>
+        <w:t xml:space="preserve"> = "black";</w:t>
+      </w:r>
+    </w:p>
+    <w:p>
+      <w:r>
+        <w:t xml:space="preserve">        </w:t>
+      </w:r>
+      <w:proofErr w:type="spellStart"/>
+      <w:proofErr w:type="gramStart"/>
+      <w:r>
+        <w:t>ctx.fillRect</w:t>
+      </w:r>
+      <w:proofErr w:type="spellEnd"/>
+      <w:r>
+        <w:t>(</w:t>
+      </w:r>
+      <w:proofErr w:type="gramEnd"/>
+      <w:r>
+        <w:t>this.x1 - 2, this.y1 - 2, 4, 4);</w:t>
+      </w:r>
+    </w:p>
+    <w:p>
+      <w:r>
+        <w:t>    }</w:t>
+      </w:r>
+    </w:p>
+    <w:p>
+      <w:r>
+        <w:t>}</w:t>
+      </w:r>
+    </w:p>
+    <w:p/>
+    <w:p>
+      <w:proofErr w:type="gramStart"/>
+      <w:r>
+        <w:t>export</w:t>
+      </w:r>
+      <w:proofErr w:type="gramEnd"/>
+      <w:r>
+        <w:t xml:space="preserve"> class </w:t>
+      </w:r>
+      <w:proofErr w:type="spellStart"/>
+      <w:r>
+        <w:t>LineShape</w:t>
+      </w:r>
+      <w:proofErr w:type="spellEnd"/>
+      <w:r>
+        <w:t xml:space="preserve"> extends Shape {</w:t>
+      </w:r>
+    </w:p>
+    <w:p>
+      <w:r>
+        <w:t xml:space="preserve">    </w:t>
+      </w:r>
+      <w:proofErr w:type="gramStart"/>
+      <w:r>
+        <w:t>show(</w:t>
+      </w:r>
+      <w:proofErr w:type="spellStart"/>
+      <w:proofErr w:type="gramEnd"/>
+      <w:r>
+        <w:t>ctx</w:t>
+      </w:r>
+      <w:proofErr w:type="spellEnd"/>
+      <w:r>
+        <w:t>) {</w:t>
+      </w:r>
+    </w:p>
+    <w:p>
+      <w:r>
+        <w:t xml:space="preserve">        </w:t>
+      </w:r>
+      <w:proofErr w:type="spellStart"/>
+      <w:proofErr w:type="gramStart"/>
+      <w:r>
+        <w:t>ctx.beginPath</w:t>
+      </w:r>
+      <w:proofErr w:type="spellEnd"/>
+      <w:r>
+        <w:t>(</w:t>
+      </w:r>
+      <w:proofErr w:type="gramEnd"/>
+      <w:r>
+        <w:t>);</w:t>
+      </w:r>
+    </w:p>
+    <w:p>
+      <w:r>
+        <w:t xml:space="preserve">        </w:t>
+      </w:r>
+      <w:proofErr w:type="spellStart"/>
+      <w:proofErr w:type="gramStart"/>
+      <w:r>
+        <w:t>ctx.moveTo</w:t>
+      </w:r>
+      <w:proofErr w:type="spellEnd"/>
+      <w:r>
+        <w:t>(</w:t>
+      </w:r>
+      <w:proofErr w:type="gramEnd"/>
+      <w:r>
+        <w:t>this.x1, this.y1);</w:t>
+      </w:r>
+    </w:p>
+    <w:p>
+      <w:r>
+        <w:t xml:space="preserve">        </w:t>
+      </w:r>
+      <w:proofErr w:type="spellStart"/>
+      <w:proofErr w:type="gramStart"/>
+      <w:r>
+        <w:t>ctx.lineTo</w:t>
+      </w:r>
+      <w:proofErr w:type="spellEnd"/>
+      <w:r>
+        <w:t>(</w:t>
+      </w:r>
+      <w:proofErr w:type="gramEnd"/>
+      <w:r>
+        <w:t>this.x2, this.y2);</w:t>
+      </w:r>
+    </w:p>
+    <w:p>
+      <w:r>
+        <w:t xml:space="preserve">        </w:t>
+      </w:r>
+      <w:proofErr w:type="spellStart"/>
+      <w:r>
+        <w:t>ctx.strokeStyle</w:t>
+      </w:r>
+      <w:proofErr w:type="spellEnd"/>
+      <w:r>
+        <w:t xml:space="preserve"> = "black";</w:t>
       </w:r>
     </w:p>
     <w:p>
       <w:r>
         <w:lastRenderedPageBreak/>
-        <w:t>        this.x2 = x2; this.y2 = y2;</w:t>
+        <w:t xml:space="preserve">        </w:t>
+      </w:r>
+      <w:proofErr w:type="spellStart"/>
+      <w:r>
+        <w:t>ctx.lineWidth</w:t>
+      </w:r>
+      <w:proofErr w:type="spellEnd"/>
+      <w:r>
+        <w:t xml:space="preserve"> = 1;</w:t>
+      </w:r>
+    </w:p>
+    <w:p>
+      <w:r>
+        <w:t xml:space="preserve">        </w:t>
+      </w:r>
+      <w:proofErr w:type="spellStart"/>
+      <w:proofErr w:type="gramStart"/>
+      <w:r>
+        <w:t>ctx.setLineDash</w:t>
+      </w:r>
+      <w:proofErr w:type="spellEnd"/>
+      <w:r>
+        <w:t>(</w:t>
+      </w:r>
+      <w:proofErr w:type="gramEnd"/>
+      <w:r>
+        <w:t>[]);</w:t>
+      </w:r>
+    </w:p>
+    <w:p>
+      <w:r>
+        <w:t xml:space="preserve">        </w:t>
+      </w:r>
+      <w:proofErr w:type="spellStart"/>
+      <w:proofErr w:type="gramStart"/>
+      <w:r>
+        <w:t>ctx.stroke</w:t>
+      </w:r>
+      <w:proofErr w:type="spellEnd"/>
+      <w:r>
+        <w:t>(</w:t>
+      </w:r>
+      <w:proofErr w:type="gramEnd"/>
+      <w:r>
+        <w:t>);</w:t>
       </w:r>
     </w:p>
     <w:p>
@@ -3221,6 +5806,30 @@
     </w:p>
     <w:p>
       <w:r>
+        <w:t>}</w:t>
+      </w:r>
+    </w:p>
+    <w:p/>
+    <w:p>
+      <w:proofErr w:type="gramStart"/>
+      <w:r>
+        <w:t>export</w:t>
+      </w:r>
+      <w:proofErr w:type="gramEnd"/>
+      <w:r>
+        <w:t xml:space="preserve"> class </w:t>
+      </w:r>
+      <w:proofErr w:type="spellStart"/>
+      <w:r>
+        <w:t>RectShape</w:t>
+      </w:r>
+      <w:proofErr w:type="spellEnd"/>
+      <w:r>
+        <w:t xml:space="preserve"> extends Shape {</w:t>
+      </w:r>
+    </w:p>
+    <w:p>
+      <w:r>
         <w:t xml:space="preserve">    </w:t>
       </w:r>
       <w:proofErr w:type="gramStart"/>
@@ -3234,7 +5843,110 @@
       </w:r>
       <w:proofErr w:type="spellEnd"/>
       <w:r>
-        <w:t>) {}</w:t>
+        <w:t>) {</w:t>
+      </w:r>
+    </w:p>
+    <w:p>
+      <w:r>
+        <w:t xml:space="preserve">        </w:t>
+      </w:r>
+      <w:proofErr w:type="spellStart"/>
+      <w:proofErr w:type="gramStart"/>
+      <w:r>
+        <w:t>ctx.beginPath</w:t>
+      </w:r>
+      <w:proofErr w:type="spellEnd"/>
+      <w:r>
+        <w:t>(</w:t>
+      </w:r>
+      <w:proofErr w:type="gramEnd"/>
+      <w:r>
+        <w:t>);</w:t>
+      </w:r>
+    </w:p>
+    <w:p>
+      <w:r>
+        <w:t xml:space="preserve">        </w:t>
+      </w:r>
+      <w:proofErr w:type="spellStart"/>
+      <w:proofErr w:type="gramStart"/>
+      <w:r>
+        <w:t>ctx.rect</w:t>
+      </w:r>
+      <w:proofErr w:type="spellEnd"/>
+      <w:r>
+        <w:t>(</w:t>
+      </w:r>
+      <w:proofErr w:type="gramEnd"/>
+      <w:r>
+        <w:t>this.x1, this.y1, this.x2 - this.x1, this.y2 - this.y1);</w:t>
+      </w:r>
+    </w:p>
+    <w:p>
+      <w:r>
+        <w:t xml:space="preserve">        </w:t>
+      </w:r>
+      <w:proofErr w:type="spellStart"/>
+      <w:r>
+        <w:t>ctx.strokeStyle</w:t>
+      </w:r>
+      <w:proofErr w:type="spellEnd"/>
+      <w:r>
+        <w:t xml:space="preserve"> = "black";</w:t>
+      </w:r>
+    </w:p>
+    <w:p>
+      <w:r>
+        <w:t xml:space="preserve">        </w:t>
+      </w:r>
+      <w:proofErr w:type="spellStart"/>
+      <w:r>
+        <w:t>ctx.lineWidth</w:t>
+      </w:r>
+      <w:proofErr w:type="spellEnd"/>
+      <w:r>
+        <w:t xml:space="preserve"> = 1;</w:t>
+      </w:r>
+    </w:p>
+    <w:p>
+      <w:r>
+        <w:t xml:space="preserve">        </w:t>
+      </w:r>
+      <w:proofErr w:type="spellStart"/>
+      <w:proofErr w:type="gramStart"/>
+      <w:r>
+        <w:t>ctx.setLineDash</w:t>
+      </w:r>
+      <w:proofErr w:type="spellEnd"/>
+      <w:r>
+        <w:t>(</w:t>
+      </w:r>
+      <w:proofErr w:type="gramEnd"/>
+      <w:r>
+        <w:t>[]);</w:t>
+      </w:r>
+    </w:p>
+    <w:p>
+      <w:r>
+        <w:t xml:space="preserve">        </w:t>
+      </w:r>
+      <w:proofErr w:type="spellStart"/>
+      <w:proofErr w:type="gramStart"/>
+      <w:r>
+        <w:t>ctx.stroke</w:t>
+      </w:r>
+      <w:proofErr w:type="spellEnd"/>
+      <w:r>
+        <w:t>(</w:t>
+      </w:r>
+      <w:proofErr w:type="gramEnd"/>
+      <w:r>
+        <w:t>);</w:t>
+      </w:r>
+    </w:p>
+    <w:p>
+      <w:r>
+        <w:t>    }</w:t>
       </w:r>
     </w:p>
     <w:p>
@@ -3246,15 +5958,15 @@
     <w:p>
       <w:proofErr w:type="gramStart"/>
       <w:r>
-        <w:t>class</w:t>
-      </w:r>
-      <w:proofErr w:type="gramEnd"/>
-      <w:r>
-        <w:t xml:space="preserve"> </w:t>
-      </w:r>
-      <w:proofErr w:type="spellStart"/>
-      <w:r>
-        <w:t>PointShape</w:t>
+        <w:t>export</w:t>
+      </w:r>
+      <w:proofErr w:type="gramEnd"/>
+      <w:r>
+        <w:t xml:space="preserve"> class </w:t>
+      </w:r>
+      <w:proofErr w:type="spellStart"/>
+      <w:r>
+        <w:t>EllipseShape</w:t>
       </w:r>
       <w:proofErr w:type="spellEnd"/>
       <w:r>
@@ -3284,11 +5996,164 @@
         <w:t xml:space="preserve">        </w:t>
       </w:r>
       <w:proofErr w:type="spellStart"/>
+      <w:proofErr w:type="gramStart"/>
+      <w:r>
+        <w:t>const</w:t>
+      </w:r>
+      <w:proofErr w:type="spellEnd"/>
+      <w:proofErr w:type="gramEnd"/>
+      <w:r>
+        <w:t xml:space="preserve"> </w:t>
+      </w:r>
+      <w:proofErr w:type="spellStart"/>
+      <w:r>
+        <w:t>radiusX</w:t>
+      </w:r>
+      <w:proofErr w:type="spellEnd"/>
+      <w:r>
+        <w:t xml:space="preserve"> = </w:t>
+      </w:r>
+      <w:proofErr w:type="spellStart"/>
+      <w:r>
+        <w:t>Math.abs</w:t>
+      </w:r>
+      <w:proofErr w:type="spellEnd"/>
+      <w:r>
+        <w:t>(this.x2 - this.x1);</w:t>
+      </w:r>
+    </w:p>
+    <w:p>
+      <w:r>
+        <w:t xml:space="preserve">        </w:t>
+      </w:r>
+      <w:proofErr w:type="spellStart"/>
+      <w:proofErr w:type="gramStart"/>
+      <w:r>
+        <w:t>const</w:t>
+      </w:r>
+      <w:proofErr w:type="spellEnd"/>
+      <w:proofErr w:type="gramEnd"/>
+      <w:r>
+        <w:t xml:space="preserve"> </w:t>
+      </w:r>
+      <w:proofErr w:type="spellStart"/>
+      <w:r>
+        <w:t>radiusY</w:t>
+      </w:r>
+      <w:proofErr w:type="spellEnd"/>
+      <w:r>
+        <w:t xml:space="preserve"> = </w:t>
+      </w:r>
+      <w:proofErr w:type="spellStart"/>
+      <w:r>
+        <w:t>Math.abs</w:t>
+      </w:r>
+      <w:proofErr w:type="spellEnd"/>
+      <w:r>
+        <w:t>(this.y2 - this.y1);</w:t>
+      </w:r>
+    </w:p>
+    <w:p>
+      <w:r>
+        <w:t xml:space="preserve">        </w:t>
+      </w:r>
+      <w:proofErr w:type="spellStart"/>
+      <w:proofErr w:type="gramStart"/>
+      <w:r>
+        <w:t>ctx.beginPath</w:t>
+      </w:r>
+      <w:proofErr w:type="spellEnd"/>
+      <w:r>
+        <w:t>(</w:t>
+      </w:r>
+      <w:proofErr w:type="gramEnd"/>
+      <w:r>
+        <w:t>);</w:t>
+      </w:r>
+    </w:p>
+    <w:p>
+      <w:r>
+        <w:t xml:space="preserve">        </w:t>
+      </w:r>
+      <w:proofErr w:type="spellStart"/>
+      <w:proofErr w:type="gramStart"/>
+      <w:r>
+        <w:t>ctx.ellipse</w:t>
+      </w:r>
+      <w:proofErr w:type="spellEnd"/>
+      <w:r>
+        <w:t>(</w:t>
+      </w:r>
+      <w:proofErr w:type="gramEnd"/>
+      <w:r>
+        <w:t xml:space="preserve">this.x1, this.y1, </w:t>
+      </w:r>
+      <w:proofErr w:type="spellStart"/>
+      <w:r>
+        <w:t>radiusX</w:t>
+      </w:r>
+      <w:proofErr w:type="spellEnd"/>
+      <w:r>
+        <w:t xml:space="preserve">, </w:t>
+      </w:r>
+      <w:proofErr w:type="spellStart"/>
+      <w:r>
+        <w:t>radiusY</w:t>
+      </w:r>
+      <w:proofErr w:type="spellEnd"/>
+      <w:r>
+        <w:t xml:space="preserve">, 0, 0, 2 * </w:t>
+      </w:r>
+      <w:proofErr w:type="spellStart"/>
+      <w:r>
+        <w:t>Math.PI</w:t>
+      </w:r>
+      <w:proofErr w:type="spellEnd"/>
+      <w:r>
+        <w:t>);</w:t>
+      </w:r>
+    </w:p>
+    <w:p>
+      <w:r>
+        <w:t xml:space="preserve">        </w:t>
+      </w:r>
+      <w:proofErr w:type="spellStart"/>
       <w:r>
         <w:t>ctx.fillStyle</w:t>
       </w:r>
       <w:proofErr w:type="spellEnd"/>
       <w:r>
+        <w:t xml:space="preserve"> = "gray";</w:t>
+      </w:r>
+    </w:p>
+    <w:p>
+      <w:r>
+        <w:t xml:space="preserve">        </w:t>
+      </w:r>
+      <w:proofErr w:type="spellStart"/>
+      <w:proofErr w:type="gramStart"/>
+      <w:r>
+        <w:t>ctx.fill</w:t>
+      </w:r>
+      <w:proofErr w:type="spellEnd"/>
+      <w:r>
+        <w:t>(</w:t>
+      </w:r>
+      <w:proofErr w:type="gramEnd"/>
+      <w:r>
+        <w:t>);</w:t>
+      </w:r>
+    </w:p>
+    <w:p>
+      <w:r>
+        <w:t xml:space="preserve">        </w:t>
+      </w:r>
+      <w:proofErr w:type="spellStart"/>
+      <w:r>
+        <w:t>ctx.strokeStyle</w:t>
+      </w:r>
+      <w:proofErr w:type="spellEnd"/>
+      <w:r>
         <w:t xml:space="preserve"> = "black";</w:t>
       </w:r>
     </w:p>
@@ -3297,9 +6162,22 @@
         <w:t xml:space="preserve">        </w:t>
       </w:r>
       <w:proofErr w:type="spellStart"/>
-      <w:proofErr w:type="gramStart"/>
-      <w:r>
-        <w:t>ctx.fillRect</w:t>
+      <w:r>
+        <w:t>ctx.lineWidth</w:t>
+      </w:r>
+      <w:proofErr w:type="spellEnd"/>
+      <w:r>
+        <w:t xml:space="preserve"> = 1;</w:t>
+      </w:r>
+    </w:p>
+    <w:p>
+      <w:r>
+        <w:t xml:space="preserve">        </w:t>
+      </w:r>
+      <w:proofErr w:type="spellStart"/>
+      <w:proofErr w:type="gramStart"/>
+      <w:r>
+        <w:t>ctx.setLineDash</w:t>
       </w:r>
       <w:proofErr w:type="spellEnd"/>
       <w:r>
@@ -3307,7 +6185,25 @@
       </w:r>
       <w:proofErr w:type="gramEnd"/>
       <w:r>
-        <w:t xml:space="preserve">this.x1 - 2, this.y1 - 2, 4, 4); </w:t>
+        <w:t>[]);</w:t>
+      </w:r>
+    </w:p>
+    <w:p>
+      <w:r>
+        <w:t xml:space="preserve">        </w:t>
+      </w:r>
+      <w:proofErr w:type="spellStart"/>
+      <w:proofErr w:type="gramStart"/>
+      <w:r>
+        <w:t>ctx.stroke</w:t>
+      </w:r>
+      <w:proofErr w:type="spellEnd"/>
+      <w:r>
+        <w:t>(</w:t>
+      </w:r>
+      <w:proofErr w:type="gramEnd"/>
+      <w:r>
+        <w:t>);</w:t>
       </w:r>
     </w:p>
     <w:p>
@@ -3318,2432 +6214,6 @@
     <w:p>
       <w:r>
         <w:t>}</w:t>
-      </w:r>
-    </w:p>
-    <w:p/>
-    <w:p>
-      <w:proofErr w:type="gramStart"/>
-      <w:r>
-        <w:t>class</w:t>
-      </w:r>
-      <w:proofErr w:type="gramEnd"/>
-      <w:r>
-        <w:t xml:space="preserve"> </w:t>
-      </w:r>
-      <w:proofErr w:type="spellStart"/>
-      <w:r>
-        <w:t>LineShape</w:t>
-      </w:r>
-      <w:proofErr w:type="spellEnd"/>
-      <w:r>
-        <w:t xml:space="preserve"> extends Shape {</w:t>
-      </w:r>
-    </w:p>
-    <w:p>
-      <w:r>
-        <w:t xml:space="preserve">    </w:t>
-      </w:r>
-      <w:proofErr w:type="gramStart"/>
-      <w:r>
-        <w:t>show(</w:t>
-      </w:r>
-      <w:proofErr w:type="spellStart"/>
-      <w:proofErr w:type="gramEnd"/>
-      <w:r>
-        <w:t>ctx</w:t>
-      </w:r>
-      <w:proofErr w:type="spellEnd"/>
-      <w:r>
-        <w:t>) {</w:t>
-      </w:r>
-    </w:p>
-    <w:p>
-      <w:r>
-        <w:t xml:space="preserve">        </w:t>
-      </w:r>
-      <w:proofErr w:type="spellStart"/>
-      <w:proofErr w:type="gramStart"/>
-      <w:r>
-        <w:t>ctx.beginPath</w:t>
-      </w:r>
-      <w:proofErr w:type="spellEnd"/>
-      <w:r>
-        <w:t>(</w:t>
-      </w:r>
-      <w:proofErr w:type="gramEnd"/>
-      <w:r>
-        <w:t>);</w:t>
-      </w:r>
-    </w:p>
-    <w:p>
-      <w:r>
-        <w:t xml:space="preserve">        </w:t>
-      </w:r>
-      <w:proofErr w:type="spellStart"/>
-      <w:proofErr w:type="gramStart"/>
-      <w:r>
-        <w:t>ctx.moveTo</w:t>
-      </w:r>
-      <w:proofErr w:type="spellEnd"/>
-      <w:r>
-        <w:t>(</w:t>
-      </w:r>
-      <w:proofErr w:type="gramEnd"/>
-      <w:r>
-        <w:t>this.x1, this.y1);</w:t>
-      </w:r>
-    </w:p>
-    <w:p>
-      <w:r>
-        <w:t xml:space="preserve">        </w:t>
-      </w:r>
-      <w:proofErr w:type="spellStart"/>
-      <w:proofErr w:type="gramStart"/>
-      <w:r>
-        <w:t>ctx.lineTo</w:t>
-      </w:r>
-      <w:proofErr w:type="spellEnd"/>
-      <w:r>
-        <w:t>(</w:t>
-      </w:r>
-      <w:proofErr w:type="gramEnd"/>
-      <w:r>
-        <w:t>this.x2, this.y2);</w:t>
-      </w:r>
-    </w:p>
-    <w:p>
-      <w:r>
-        <w:t xml:space="preserve">        </w:t>
-      </w:r>
-      <w:proofErr w:type="spellStart"/>
-      <w:r>
-        <w:t>ctx.strokeStyle</w:t>
-      </w:r>
-      <w:proofErr w:type="spellEnd"/>
-      <w:r>
-        <w:t xml:space="preserve"> = "black";</w:t>
-      </w:r>
-    </w:p>
-    <w:p>
-      <w:r>
-        <w:t xml:space="preserve">        </w:t>
-      </w:r>
-      <w:proofErr w:type="spellStart"/>
-      <w:r>
-        <w:t>ctx.lineWidth</w:t>
-      </w:r>
-      <w:proofErr w:type="spellEnd"/>
-      <w:r>
-        <w:t xml:space="preserve"> = 1;</w:t>
-      </w:r>
-    </w:p>
-    <w:p>
-      <w:r>
-        <w:t xml:space="preserve">        </w:t>
-      </w:r>
-      <w:proofErr w:type="spellStart"/>
-      <w:proofErr w:type="gramStart"/>
-      <w:r>
-        <w:t>ctx.setLineDash</w:t>
-      </w:r>
-      <w:proofErr w:type="spellEnd"/>
-      <w:r>
-        <w:t>(</w:t>
-      </w:r>
-      <w:proofErr w:type="gramEnd"/>
-      <w:r>
-        <w:t>[]);</w:t>
-      </w:r>
-    </w:p>
-    <w:p>
-      <w:r>
-        <w:t xml:space="preserve">        </w:t>
-      </w:r>
-      <w:proofErr w:type="spellStart"/>
-      <w:proofErr w:type="gramStart"/>
-      <w:r>
-        <w:t>ctx.stroke</w:t>
-      </w:r>
-      <w:proofErr w:type="spellEnd"/>
-      <w:r>
-        <w:t>(</w:t>
-      </w:r>
-      <w:proofErr w:type="gramEnd"/>
-      <w:r>
-        <w:t>);</w:t>
-      </w:r>
-    </w:p>
-    <w:p>
-      <w:r>
-        <w:t>    }</w:t>
-      </w:r>
-    </w:p>
-    <w:p>
-      <w:r>
-        <w:t>}</w:t>
-      </w:r>
-    </w:p>
-    <w:p/>
-    <w:p>
-      <w:proofErr w:type="gramStart"/>
-      <w:r>
-        <w:t>class</w:t>
-      </w:r>
-      <w:proofErr w:type="gramEnd"/>
-      <w:r>
-        <w:t xml:space="preserve"> </w:t>
-      </w:r>
-      <w:proofErr w:type="spellStart"/>
-      <w:r>
-        <w:t>RectShape</w:t>
-      </w:r>
-      <w:proofErr w:type="spellEnd"/>
-      <w:r>
-        <w:t xml:space="preserve"> extends Shape {</w:t>
-      </w:r>
-    </w:p>
-    <w:p>
-      <w:r>
-        <w:t xml:space="preserve">    </w:t>
-      </w:r>
-      <w:proofErr w:type="gramStart"/>
-      <w:r>
-        <w:t>show(</w:t>
-      </w:r>
-      <w:proofErr w:type="spellStart"/>
-      <w:proofErr w:type="gramEnd"/>
-      <w:r>
-        <w:t>ctx</w:t>
-      </w:r>
-      <w:proofErr w:type="spellEnd"/>
-      <w:r>
-        <w:t>) {</w:t>
-      </w:r>
-    </w:p>
-    <w:p>
-      <w:r>
-        <w:t xml:space="preserve">        </w:t>
-      </w:r>
-      <w:proofErr w:type="spellStart"/>
-      <w:proofErr w:type="gramStart"/>
-      <w:r>
-        <w:t>ctx.beginPath</w:t>
-      </w:r>
-      <w:proofErr w:type="spellEnd"/>
-      <w:r>
-        <w:t>(</w:t>
-      </w:r>
-      <w:proofErr w:type="gramEnd"/>
-      <w:r>
-        <w:t>);</w:t>
-      </w:r>
-    </w:p>
-    <w:p>
-      <w:r>
-        <w:t xml:space="preserve">        </w:t>
-      </w:r>
-      <w:proofErr w:type="spellStart"/>
-      <w:proofErr w:type="gramStart"/>
-      <w:r>
-        <w:t>ctx.rect</w:t>
-      </w:r>
-      <w:proofErr w:type="spellEnd"/>
-      <w:r>
-        <w:t>(</w:t>
-      </w:r>
-      <w:proofErr w:type="gramEnd"/>
-      <w:r>
-        <w:t>this.x1, this.y1, this.x2 - this.x1, this.y2 - this.y1);</w:t>
-      </w:r>
-    </w:p>
-    <w:p>
-      <w:r>
-        <w:t xml:space="preserve">        </w:t>
-      </w:r>
-      <w:proofErr w:type="spellStart"/>
-      <w:r>
-        <w:t>ctx.strokeStyle</w:t>
-      </w:r>
-      <w:proofErr w:type="spellEnd"/>
-      <w:r>
-        <w:t xml:space="preserve"> = "black";</w:t>
-      </w:r>
-    </w:p>
-    <w:p>
-      <w:r>
-        <w:t xml:space="preserve">        </w:t>
-      </w:r>
-      <w:proofErr w:type="spellStart"/>
-      <w:r>
-        <w:t>ctx.lineWidth</w:t>
-      </w:r>
-      <w:proofErr w:type="spellEnd"/>
-      <w:r>
-        <w:t xml:space="preserve"> = 1;</w:t>
-      </w:r>
-    </w:p>
-    <w:p>
-      <w:r>
-        <w:t xml:space="preserve">        </w:t>
-      </w:r>
-      <w:proofErr w:type="spellStart"/>
-      <w:proofErr w:type="gramStart"/>
-      <w:r>
-        <w:t>ctx.setLineDash</w:t>
-      </w:r>
-      <w:proofErr w:type="spellEnd"/>
-      <w:r>
-        <w:t>(</w:t>
-      </w:r>
-      <w:proofErr w:type="gramEnd"/>
-      <w:r>
-        <w:t>[]);</w:t>
-      </w:r>
-    </w:p>
-    <w:p>
-      <w:r>
-        <w:t xml:space="preserve">        </w:t>
-      </w:r>
-      <w:proofErr w:type="spellStart"/>
-      <w:proofErr w:type="gramStart"/>
-      <w:r>
-        <w:t>ctx.stroke</w:t>
-      </w:r>
-      <w:proofErr w:type="spellEnd"/>
-      <w:r>
-        <w:t>(</w:t>
-      </w:r>
-      <w:proofErr w:type="gramEnd"/>
-      <w:r>
-        <w:t xml:space="preserve">); </w:t>
-      </w:r>
-    </w:p>
-    <w:p>
-      <w:r>
-        <w:t>    }</w:t>
-      </w:r>
-    </w:p>
-    <w:p>
-      <w:r>
-        <w:t>}</w:t>
-      </w:r>
-    </w:p>
-    <w:p/>
-    <w:p>
-      <w:proofErr w:type="gramStart"/>
-      <w:r>
-        <w:t>class</w:t>
-      </w:r>
-      <w:proofErr w:type="gramEnd"/>
-      <w:r>
-        <w:t xml:space="preserve"> </w:t>
-      </w:r>
-      <w:proofErr w:type="spellStart"/>
-      <w:r>
-        <w:t>EllipseShape</w:t>
-      </w:r>
-      <w:proofErr w:type="spellEnd"/>
-      <w:r>
-        <w:t xml:space="preserve"> extends Shape {</w:t>
-      </w:r>
-    </w:p>
-    <w:p>
-      <w:r>
-        <w:t xml:space="preserve">    </w:t>
-      </w:r>
-      <w:proofErr w:type="gramStart"/>
-      <w:r>
-        <w:t>show(</w:t>
-      </w:r>
-      <w:proofErr w:type="spellStart"/>
-      <w:proofErr w:type="gramEnd"/>
-      <w:r>
-        <w:t>ctx</w:t>
-      </w:r>
-      <w:proofErr w:type="spellEnd"/>
-      <w:r>
-        <w:t>) {</w:t>
-      </w:r>
-    </w:p>
-    <w:p>
-      <w:r>
-        <w:t xml:space="preserve">        </w:t>
-      </w:r>
-      <w:proofErr w:type="spellStart"/>
-      <w:proofErr w:type="gramStart"/>
-      <w:r>
-        <w:t>const</w:t>
-      </w:r>
-      <w:proofErr w:type="spellEnd"/>
-      <w:proofErr w:type="gramEnd"/>
-      <w:r>
-        <w:t xml:space="preserve"> </w:t>
-      </w:r>
-      <w:proofErr w:type="spellStart"/>
-      <w:r>
-        <w:t>radiusX</w:t>
-      </w:r>
-      <w:proofErr w:type="spellEnd"/>
-      <w:r>
-        <w:t xml:space="preserve"> = </w:t>
-      </w:r>
-      <w:proofErr w:type="spellStart"/>
-      <w:r>
-        <w:t>Math.abs</w:t>
-      </w:r>
-      <w:proofErr w:type="spellEnd"/>
-      <w:r>
-        <w:t>(this.x2 - this.x1);</w:t>
-      </w:r>
-    </w:p>
-    <w:p>
-      <w:r>
-        <w:t xml:space="preserve">        </w:t>
-      </w:r>
-      <w:proofErr w:type="spellStart"/>
-      <w:proofErr w:type="gramStart"/>
-      <w:r>
-        <w:t>const</w:t>
-      </w:r>
-      <w:proofErr w:type="spellEnd"/>
-      <w:proofErr w:type="gramEnd"/>
-      <w:r>
-        <w:t xml:space="preserve"> </w:t>
-      </w:r>
-      <w:proofErr w:type="spellStart"/>
-      <w:r>
-        <w:t>radiusY</w:t>
-      </w:r>
-      <w:proofErr w:type="spellEnd"/>
-      <w:r>
-        <w:t xml:space="preserve"> = </w:t>
-      </w:r>
-      <w:proofErr w:type="spellStart"/>
-      <w:r>
-        <w:t>Math.abs</w:t>
-      </w:r>
-      <w:proofErr w:type="spellEnd"/>
-      <w:r>
-        <w:t>(this.y2 - this.y1);</w:t>
-      </w:r>
-    </w:p>
-    <w:p>
-      <w:r>
-        <w:t xml:space="preserve">        </w:t>
-      </w:r>
-      <w:proofErr w:type="spellStart"/>
-      <w:proofErr w:type="gramStart"/>
-      <w:r>
-        <w:t>ctx.beginPath</w:t>
-      </w:r>
-      <w:proofErr w:type="spellEnd"/>
-      <w:r>
-        <w:t>(</w:t>
-      </w:r>
-      <w:proofErr w:type="gramEnd"/>
-      <w:r>
-        <w:t>);</w:t>
-      </w:r>
-    </w:p>
-    <w:p>
-      <w:r>
-        <w:t xml:space="preserve">        </w:t>
-      </w:r>
-      <w:proofErr w:type="spellStart"/>
-      <w:proofErr w:type="gramStart"/>
-      <w:r>
-        <w:t>ctx.ellipse</w:t>
-      </w:r>
-      <w:proofErr w:type="spellEnd"/>
-      <w:r>
-        <w:t>(</w:t>
-      </w:r>
-      <w:proofErr w:type="gramEnd"/>
-      <w:r>
-        <w:t xml:space="preserve">this.x1, this.y1, </w:t>
-      </w:r>
-      <w:proofErr w:type="spellStart"/>
-      <w:r>
-        <w:t>radiusX</w:t>
-      </w:r>
-      <w:proofErr w:type="spellEnd"/>
-      <w:r>
-        <w:t xml:space="preserve">, </w:t>
-      </w:r>
-      <w:proofErr w:type="spellStart"/>
-      <w:r>
-        <w:t>radiusY</w:t>
-      </w:r>
-      <w:proofErr w:type="spellEnd"/>
-      <w:r>
-        <w:t xml:space="preserve">, 0, 0, 2 * </w:t>
-      </w:r>
-      <w:proofErr w:type="spellStart"/>
-      <w:r>
-        <w:t>Math.PI</w:t>
-      </w:r>
-      <w:proofErr w:type="spellEnd"/>
-      <w:r>
-        <w:t>);</w:t>
-      </w:r>
-    </w:p>
-    <w:p>
-      <w:r>
-        <w:t xml:space="preserve">        </w:t>
-      </w:r>
-      <w:proofErr w:type="spellStart"/>
-      <w:r>
-        <w:t>ctx.fillStyle</w:t>
-      </w:r>
-      <w:proofErr w:type="spellEnd"/>
-      <w:r>
-        <w:t xml:space="preserve"> = "gray"; </w:t>
-      </w:r>
-    </w:p>
-    <w:p>
-      <w:r>
-        <w:t xml:space="preserve">        </w:t>
-      </w:r>
-      <w:proofErr w:type="spellStart"/>
-      <w:proofErr w:type="gramStart"/>
-      <w:r>
-        <w:t>ctx.fill</w:t>
-      </w:r>
-      <w:proofErr w:type="spellEnd"/>
-      <w:r>
-        <w:t>(</w:t>
-      </w:r>
-      <w:proofErr w:type="gramEnd"/>
-      <w:r>
-        <w:t>);</w:t>
-      </w:r>
-    </w:p>
-    <w:p>
-      <w:r>
-        <w:t xml:space="preserve">        </w:t>
-      </w:r>
-      <w:proofErr w:type="spellStart"/>
-      <w:r>
-        <w:t>ctx.strokeStyle</w:t>
-      </w:r>
-      <w:proofErr w:type="spellEnd"/>
-      <w:r>
-        <w:t xml:space="preserve"> = "black";</w:t>
-      </w:r>
-    </w:p>
-    <w:p>
-      <w:r>
-        <w:t xml:space="preserve">        </w:t>
-      </w:r>
-      <w:proofErr w:type="spellStart"/>
-      <w:r>
-        <w:t>ctx.lineWidth</w:t>
-      </w:r>
-      <w:proofErr w:type="spellEnd"/>
-      <w:r>
-        <w:t xml:space="preserve"> = 1;</w:t>
-      </w:r>
-    </w:p>
-    <w:p>
-      <w:r>
-        <w:t xml:space="preserve">        </w:t>
-      </w:r>
-      <w:proofErr w:type="spellStart"/>
-      <w:proofErr w:type="gramStart"/>
-      <w:r>
-        <w:t>ctx.setLineDash</w:t>
-      </w:r>
-      <w:proofErr w:type="spellEnd"/>
-      <w:r>
-        <w:t>(</w:t>
-      </w:r>
-      <w:proofErr w:type="gramEnd"/>
-      <w:r>
-        <w:t>[]);</w:t>
-      </w:r>
-    </w:p>
-    <w:p>
-      <w:r>
-        <w:t xml:space="preserve">        </w:t>
-      </w:r>
-      <w:proofErr w:type="spellStart"/>
-      <w:proofErr w:type="gramStart"/>
-      <w:r>
-        <w:t>ctx.stroke</w:t>
-      </w:r>
-      <w:proofErr w:type="spellEnd"/>
-      <w:r>
-        <w:t>(</w:t>
-      </w:r>
-      <w:proofErr w:type="gramEnd"/>
-      <w:r>
-        <w:t>);</w:t>
-      </w:r>
-    </w:p>
-    <w:p>
-      <w:r>
-        <w:t>    }</w:t>
-      </w:r>
-    </w:p>
-    <w:p>
-      <w:r>
-        <w:lastRenderedPageBreak/>
-        <w:t>}</w:t>
-      </w:r>
-    </w:p>
-    <w:p/>
-    <w:p>
-      <w:proofErr w:type="spellStart"/>
-      <w:proofErr w:type="gramStart"/>
-      <w:r>
-        <w:t>const</w:t>
-      </w:r>
-      <w:proofErr w:type="spellEnd"/>
-      <w:proofErr w:type="gramEnd"/>
-      <w:r>
-        <w:t xml:space="preserve"> canvas = </w:t>
-      </w:r>
-      <w:proofErr w:type="spellStart"/>
-      <w:r>
-        <w:t>document.getElementById</w:t>
-      </w:r>
-      <w:proofErr w:type="spellEnd"/>
-      <w:r>
-        <w:t>('</w:t>
-      </w:r>
-      <w:proofErr w:type="spellStart"/>
-      <w:r>
-        <w:t>editorCanvas</w:t>
-      </w:r>
-      <w:proofErr w:type="spellEnd"/>
-      <w:r>
-        <w:t>');</w:t>
-      </w:r>
-    </w:p>
-    <w:p>
-      <w:proofErr w:type="spellStart"/>
-      <w:proofErr w:type="gramStart"/>
-      <w:r>
-        <w:t>const</w:t>
-      </w:r>
-      <w:proofErr w:type="spellEnd"/>
-      <w:proofErr w:type="gramEnd"/>
-      <w:r>
-        <w:t xml:space="preserve"> </w:t>
-      </w:r>
-      <w:proofErr w:type="spellStart"/>
-      <w:r>
-        <w:t>ctx</w:t>
-      </w:r>
-      <w:proofErr w:type="spellEnd"/>
-      <w:r>
-        <w:t xml:space="preserve"> = </w:t>
-      </w:r>
-      <w:proofErr w:type="spellStart"/>
-      <w:r>
-        <w:t>canvas.getContext</w:t>
-      </w:r>
-      <w:proofErr w:type="spellEnd"/>
-      <w:r>
-        <w:t>('2d');</w:t>
-      </w:r>
-    </w:p>
-    <w:p>
-      <w:proofErr w:type="spellStart"/>
-      <w:proofErr w:type="gramStart"/>
-      <w:r>
-        <w:t>const</w:t>
-      </w:r>
-      <w:proofErr w:type="spellEnd"/>
-      <w:proofErr w:type="gramEnd"/>
-      <w:r>
-        <w:t xml:space="preserve"> </w:t>
-      </w:r>
-      <w:proofErr w:type="spellStart"/>
-      <w:r>
-        <w:t>menubar</w:t>
-      </w:r>
-      <w:proofErr w:type="spellEnd"/>
-      <w:r>
-        <w:t xml:space="preserve"> = </w:t>
-      </w:r>
-      <w:proofErr w:type="spellStart"/>
-      <w:r>
-        <w:t>document.getElementById</w:t>
-      </w:r>
-      <w:proofErr w:type="spellEnd"/>
-      <w:r>
-        <w:t>('</w:t>
-      </w:r>
-      <w:proofErr w:type="spellStart"/>
-      <w:r>
-        <w:t>menubar</w:t>
-      </w:r>
-      <w:proofErr w:type="spellEnd"/>
-      <w:r>
-        <w:t>');</w:t>
-      </w:r>
-    </w:p>
-    <w:p/>
-    <w:p>
-      <w:proofErr w:type="spellStart"/>
-      <w:proofErr w:type="gramStart"/>
-      <w:r>
-        <w:t>const</w:t>
-      </w:r>
-      <w:proofErr w:type="spellEnd"/>
-      <w:proofErr w:type="gramEnd"/>
-      <w:r>
-        <w:t xml:space="preserve"> MAX_SHAPES = 124; </w:t>
-      </w:r>
-    </w:p>
-    <w:p>
-      <w:proofErr w:type="gramStart"/>
-      <w:r>
-        <w:t>let</w:t>
-      </w:r>
-      <w:proofErr w:type="gramEnd"/>
-      <w:r>
-        <w:t xml:space="preserve"> shapes = []; </w:t>
-      </w:r>
-    </w:p>
-    <w:p>
-      <w:proofErr w:type="gramStart"/>
-      <w:r>
-        <w:t>let</w:t>
-      </w:r>
-      <w:proofErr w:type="gramEnd"/>
-      <w:r>
-        <w:t xml:space="preserve"> </w:t>
-      </w:r>
-      <w:proofErr w:type="spellStart"/>
-      <w:r>
-        <w:t>currentTool</w:t>
-      </w:r>
-      <w:proofErr w:type="spellEnd"/>
-      <w:r>
-        <w:t xml:space="preserve"> = 'point';</w:t>
-      </w:r>
-    </w:p>
-    <w:p>
-      <w:proofErr w:type="gramStart"/>
-      <w:r>
-        <w:t>let</w:t>
-      </w:r>
-      <w:proofErr w:type="gramEnd"/>
-      <w:r>
-        <w:t xml:space="preserve"> </w:t>
-      </w:r>
-      <w:proofErr w:type="spellStart"/>
-      <w:r>
-        <w:t>isDrawing</w:t>
-      </w:r>
-      <w:proofErr w:type="spellEnd"/>
-      <w:r>
-        <w:t xml:space="preserve"> = false;</w:t>
-      </w:r>
-    </w:p>
-    <w:p>
-      <w:proofErr w:type="gramStart"/>
-      <w:r>
-        <w:t>let</w:t>
-      </w:r>
-      <w:proofErr w:type="gramEnd"/>
-      <w:r>
-        <w:t xml:space="preserve"> </w:t>
-      </w:r>
-      <w:proofErr w:type="spellStart"/>
-      <w:r>
-        <w:t>startX</w:t>
-      </w:r>
-      <w:proofErr w:type="spellEnd"/>
-      <w:r>
-        <w:t xml:space="preserve"> = 0, </w:t>
-      </w:r>
-      <w:proofErr w:type="spellStart"/>
-      <w:r>
-        <w:t>startY</w:t>
-      </w:r>
-      <w:proofErr w:type="spellEnd"/>
-      <w:r>
-        <w:t xml:space="preserve"> = 0;</w:t>
-      </w:r>
-    </w:p>
-    <w:p/>
-    <w:p>
-      <w:proofErr w:type="gramStart"/>
-      <w:r>
-        <w:t>function</w:t>
-      </w:r>
-      <w:proofErr w:type="gramEnd"/>
-      <w:r>
-        <w:t xml:space="preserve"> </w:t>
-      </w:r>
-      <w:proofErr w:type="spellStart"/>
-      <w:r>
-        <w:t>resizeCanvas</w:t>
-      </w:r>
-      <w:proofErr w:type="spellEnd"/>
-      <w:r>
-        <w:t>() {</w:t>
-      </w:r>
-    </w:p>
-    <w:p>
-      <w:r>
-        <w:t xml:space="preserve">    </w:t>
-      </w:r>
-      <w:proofErr w:type="spellStart"/>
-      <w:r>
-        <w:t>canvas.width</w:t>
-      </w:r>
-      <w:proofErr w:type="spellEnd"/>
-      <w:r>
-        <w:t xml:space="preserve"> = </w:t>
-      </w:r>
-      <w:proofErr w:type="spellStart"/>
-      <w:r>
-        <w:t>window.innerWidth</w:t>
-      </w:r>
-      <w:proofErr w:type="spellEnd"/>
-      <w:r>
-        <w:t>;</w:t>
-      </w:r>
-    </w:p>
-    <w:p>
-      <w:r>
-        <w:t xml:space="preserve">    </w:t>
-      </w:r>
-      <w:proofErr w:type="spellStart"/>
-      <w:r>
-        <w:t>canvas.height</w:t>
-      </w:r>
-      <w:proofErr w:type="spellEnd"/>
-      <w:r>
-        <w:t xml:space="preserve"> = </w:t>
-      </w:r>
-      <w:proofErr w:type="spellStart"/>
-      <w:r>
-        <w:t>window.innerHeight</w:t>
-      </w:r>
-      <w:proofErr w:type="spellEnd"/>
-      <w:r>
-        <w:t xml:space="preserve"> - </w:t>
-      </w:r>
-      <w:proofErr w:type="spellStart"/>
-      <w:r>
-        <w:t>menubar.offsetHeight</w:t>
-      </w:r>
-      <w:proofErr w:type="spellEnd"/>
-      <w:r>
-        <w:t>;</w:t>
-      </w:r>
-    </w:p>
-    <w:p>
-      <w:r>
-        <w:t xml:space="preserve">    </w:t>
-      </w:r>
-      <w:proofErr w:type="spellStart"/>
-      <w:proofErr w:type="gramStart"/>
-      <w:r>
-        <w:t>redrawAll</w:t>
-      </w:r>
-      <w:proofErr w:type="spellEnd"/>
-      <w:r>
-        <w:t>(</w:t>
-      </w:r>
-      <w:proofErr w:type="gramEnd"/>
-      <w:r>
-        <w:t>);</w:t>
-      </w:r>
-    </w:p>
-    <w:p>
-      <w:r>
-        <w:t>}</w:t>
-      </w:r>
-    </w:p>
-    <w:p>
-      <w:proofErr w:type="spellStart"/>
-      <w:proofErr w:type="gramStart"/>
-      <w:r>
-        <w:t>window.addEventListener</w:t>
-      </w:r>
-      <w:proofErr w:type="spellEnd"/>
-      <w:r>
-        <w:t>(</w:t>
-      </w:r>
-      <w:proofErr w:type="gramEnd"/>
-      <w:r>
-        <w:t xml:space="preserve">'resize', </w:t>
-      </w:r>
-      <w:proofErr w:type="spellStart"/>
-      <w:r>
-        <w:t>resizeCanvas</w:t>
-      </w:r>
-      <w:proofErr w:type="spellEnd"/>
-      <w:r>
-        <w:t>);</w:t>
-      </w:r>
-    </w:p>
-    <w:p>
-      <w:proofErr w:type="spellStart"/>
-      <w:proofErr w:type="gramStart"/>
-      <w:r>
-        <w:t>resizeCanvas</w:t>
-      </w:r>
-      <w:proofErr w:type="spellEnd"/>
-      <w:r>
-        <w:t>(</w:t>
-      </w:r>
-      <w:proofErr w:type="gramEnd"/>
-      <w:r>
-        <w:t>);</w:t>
-      </w:r>
-    </w:p>
-    <w:p/>
-    <w:p>
-      <w:proofErr w:type="spellStart"/>
-      <w:proofErr w:type="gramStart"/>
-      <w:r>
-        <w:t>const</w:t>
-      </w:r>
-      <w:proofErr w:type="spellEnd"/>
-      <w:proofErr w:type="gramEnd"/>
-      <w:r>
-        <w:t xml:space="preserve"> </w:t>
-      </w:r>
-      <w:proofErr w:type="spellStart"/>
-      <w:r>
-        <w:t>menuObjects</w:t>
-      </w:r>
-      <w:proofErr w:type="spellEnd"/>
-      <w:r>
-        <w:t xml:space="preserve"> = </w:t>
-      </w:r>
-      <w:proofErr w:type="spellStart"/>
-      <w:r>
-        <w:t>document.getElementById</w:t>
-      </w:r>
-      <w:proofErr w:type="spellEnd"/>
-      <w:r>
-        <w:t>('menu-objects');</w:t>
-      </w:r>
-    </w:p>
-    <w:p>
-      <w:proofErr w:type="spellStart"/>
-      <w:proofErr w:type="gramStart"/>
-      <w:r>
-        <w:t>const</w:t>
-      </w:r>
-      <w:proofErr w:type="spellEnd"/>
-      <w:proofErr w:type="gramEnd"/>
-      <w:r>
-        <w:t xml:space="preserve"> </w:t>
-      </w:r>
-      <w:proofErr w:type="spellStart"/>
-      <w:r>
-        <w:t>dropdownObjects</w:t>
-      </w:r>
-      <w:proofErr w:type="spellEnd"/>
-      <w:r>
-        <w:t xml:space="preserve"> = </w:t>
-      </w:r>
-      <w:proofErr w:type="spellStart"/>
-      <w:r>
-        <w:t>document.getElementById</w:t>
-      </w:r>
-      <w:proofErr w:type="spellEnd"/>
-      <w:r>
-        <w:t>('dropdown-objects');</w:t>
-      </w:r>
-    </w:p>
-    <w:p/>
-    <w:p>
-      <w:proofErr w:type="spellStart"/>
-      <w:proofErr w:type="gramStart"/>
-      <w:r>
-        <w:t>menuObjects.addEventListener</w:t>
-      </w:r>
-      <w:proofErr w:type="spellEnd"/>
-      <w:r>
-        <w:t>(</w:t>
-      </w:r>
-      <w:proofErr w:type="gramEnd"/>
-      <w:r>
-        <w:t>'click', (e) =&gt; {</w:t>
-      </w:r>
-    </w:p>
-    <w:p>
-      <w:r>
-        <w:t xml:space="preserve">    </w:t>
-      </w:r>
-      <w:proofErr w:type="spellStart"/>
-      <w:proofErr w:type="gramStart"/>
-      <w:r>
-        <w:t>dropdownObjects.classList.toggle</w:t>
-      </w:r>
-      <w:proofErr w:type="spellEnd"/>
-      <w:r>
-        <w:t>(</w:t>
-      </w:r>
-      <w:proofErr w:type="gramEnd"/>
-      <w:r>
-        <w:t>'show');</w:t>
-      </w:r>
-    </w:p>
-    <w:p>
-      <w:r>
-        <w:t>});</w:t>
-      </w:r>
-    </w:p>
-    <w:p/>
-    <w:p>
-      <w:proofErr w:type="spellStart"/>
-      <w:proofErr w:type="gramStart"/>
-      <w:r>
-        <w:t>document.addEventListener</w:t>
-      </w:r>
-      <w:proofErr w:type="spellEnd"/>
-      <w:r>
-        <w:t>(</w:t>
-      </w:r>
-      <w:proofErr w:type="gramEnd"/>
-      <w:r>
-        <w:t>'click', (e) =&gt; {</w:t>
-      </w:r>
-    </w:p>
-    <w:p>
-      <w:r>
-        <w:t xml:space="preserve">    </w:t>
-      </w:r>
-      <w:proofErr w:type="gramStart"/>
-      <w:r>
-        <w:t>if</w:t>
-      </w:r>
-      <w:proofErr w:type="gramEnd"/>
-      <w:r>
-        <w:t xml:space="preserve"> (!</w:t>
-      </w:r>
-      <w:proofErr w:type="spellStart"/>
-      <w:r>
-        <w:t>menuObjects.contains</w:t>
-      </w:r>
-      <w:proofErr w:type="spellEnd"/>
-      <w:r>
-        <w:t>(</w:t>
-      </w:r>
-      <w:proofErr w:type="spellStart"/>
-      <w:r>
-        <w:t>e.target</w:t>
-      </w:r>
-      <w:proofErr w:type="spellEnd"/>
-      <w:r>
-        <w:t>)) {</w:t>
-      </w:r>
-    </w:p>
-    <w:p>
-      <w:r>
-        <w:t xml:space="preserve">        </w:t>
-      </w:r>
-      <w:proofErr w:type="spellStart"/>
-      <w:proofErr w:type="gramStart"/>
-      <w:r>
-        <w:t>dropdownObjects.classList.remove</w:t>
-      </w:r>
-      <w:proofErr w:type="spellEnd"/>
-      <w:r>
-        <w:t>(</w:t>
-      </w:r>
-      <w:proofErr w:type="gramEnd"/>
-      <w:r>
-        <w:t>'show');</w:t>
-      </w:r>
-    </w:p>
-    <w:p>
-      <w:r>
-        <w:t>    }</w:t>
-      </w:r>
-    </w:p>
-    <w:p>
-      <w:r>
-        <w:t>});</w:t>
-      </w:r>
-    </w:p>
-    <w:p/>
-    <w:p>
-      <w:proofErr w:type="spellStart"/>
-      <w:r>
-        <w:t>window.setTool</w:t>
-      </w:r>
-      <w:proofErr w:type="spellEnd"/>
-      <w:r>
-        <w:t xml:space="preserve"> = </w:t>
-      </w:r>
-      <w:proofErr w:type="gramStart"/>
-      <w:r>
-        <w:t>function(</w:t>
-      </w:r>
-      <w:proofErr w:type="spellStart"/>
-      <w:proofErr w:type="gramEnd"/>
-      <w:r>
-        <w:t>toolId</w:t>
-      </w:r>
-      <w:proofErr w:type="spellEnd"/>
-      <w:r>
-        <w:t>) {</w:t>
-      </w:r>
-    </w:p>
-    <w:p>
-      <w:r>
-        <w:t xml:space="preserve">    </w:t>
-      </w:r>
-      <w:proofErr w:type="spellStart"/>
-      <w:proofErr w:type="gramStart"/>
-      <w:r>
-        <w:t>currentTool</w:t>
-      </w:r>
-      <w:proofErr w:type="spellEnd"/>
-      <w:proofErr w:type="gramEnd"/>
-      <w:r>
-        <w:t xml:space="preserve"> = </w:t>
-      </w:r>
-      <w:proofErr w:type="spellStart"/>
-      <w:r>
-        <w:t>toolId</w:t>
-      </w:r>
-      <w:proofErr w:type="spellEnd"/>
-      <w:r>
-        <w:t>;</w:t>
-      </w:r>
-    </w:p>
-    <w:p>
-      <w:r>
-        <w:t xml:space="preserve">    </w:t>
-      </w:r>
-      <w:proofErr w:type="spellStart"/>
-      <w:proofErr w:type="gramStart"/>
-      <w:r>
-        <w:t>document.querySelectorAll</w:t>
-      </w:r>
-      <w:proofErr w:type="spellEnd"/>
-      <w:r>
-        <w:t>(</w:t>
-      </w:r>
-      <w:proofErr w:type="gramEnd"/>
-      <w:r>
-        <w:t>'.dropdown-content button').</w:t>
-      </w:r>
-      <w:proofErr w:type="spellStart"/>
-      <w:r>
-        <w:t>forEach</w:t>
-      </w:r>
-      <w:proofErr w:type="spellEnd"/>
-      <w:r>
-        <w:t>(</w:t>
-      </w:r>
-      <w:proofErr w:type="spellStart"/>
-      <w:r>
-        <w:t>btn</w:t>
-      </w:r>
-      <w:proofErr w:type="spellEnd"/>
-      <w:r>
-        <w:t xml:space="preserve"> =&gt; </w:t>
-      </w:r>
-      <w:proofErr w:type="spellStart"/>
-      <w:r>
-        <w:t>btn.classList.remove</w:t>
-      </w:r>
-      <w:proofErr w:type="spellEnd"/>
-      <w:r>
-        <w:t>('active'));</w:t>
-      </w:r>
-    </w:p>
-    <w:p>
-      <w:r>
-        <w:t xml:space="preserve">    </w:t>
-      </w:r>
-      <w:proofErr w:type="spellStart"/>
-      <w:proofErr w:type="gramStart"/>
-      <w:r>
-        <w:t>document.getElementById</w:t>
-      </w:r>
-      <w:proofErr w:type="spellEnd"/>
-      <w:r>
-        <w:t>(</w:t>
-      </w:r>
-      <w:proofErr w:type="gramEnd"/>
-      <w:r>
-        <w:t>'</w:t>
-      </w:r>
-      <w:proofErr w:type="spellStart"/>
-      <w:r>
-        <w:t>btn</w:t>
-      </w:r>
-      <w:proofErr w:type="spellEnd"/>
-      <w:r>
-        <w:t xml:space="preserve">-' + </w:t>
-      </w:r>
-      <w:proofErr w:type="spellStart"/>
-      <w:r>
-        <w:t>toolId</w:t>
-      </w:r>
-      <w:proofErr w:type="spellEnd"/>
-      <w:r>
-        <w:t>).</w:t>
-      </w:r>
-      <w:proofErr w:type="spellStart"/>
-      <w:r>
-        <w:t>classList.add</w:t>
-      </w:r>
-      <w:proofErr w:type="spellEnd"/>
-      <w:r>
-        <w:t>('active');</w:t>
-      </w:r>
-    </w:p>
-    <w:p>
-      <w:r>
-        <w:t>};</w:t>
-      </w:r>
-    </w:p>
-    <w:p/>
-    <w:p>
-      <w:proofErr w:type="gramStart"/>
-      <w:r>
-        <w:t>function</w:t>
-      </w:r>
-      <w:proofErr w:type="gramEnd"/>
-      <w:r>
-        <w:t xml:space="preserve"> </w:t>
-      </w:r>
-      <w:proofErr w:type="spellStart"/>
-      <w:r>
-        <w:t>redrawAll</w:t>
-      </w:r>
-      <w:proofErr w:type="spellEnd"/>
-      <w:r>
-        <w:t>() {</w:t>
-      </w:r>
-    </w:p>
-    <w:p>
-      <w:r>
-        <w:t xml:space="preserve">    </w:t>
-      </w:r>
-      <w:proofErr w:type="spellStart"/>
-      <w:proofErr w:type="gramStart"/>
-      <w:r>
-        <w:t>ctx.clearRect</w:t>
-      </w:r>
-      <w:proofErr w:type="spellEnd"/>
-      <w:r>
-        <w:t>(</w:t>
-      </w:r>
-      <w:proofErr w:type="gramEnd"/>
-      <w:r>
-        <w:t xml:space="preserve">0, 0, </w:t>
-      </w:r>
-      <w:proofErr w:type="spellStart"/>
-      <w:r>
-        <w:t>canvas.width</w:t>
-      </w:r>
-      <w:proofErr w:type="spellEnd"/>
-      <w:r>
-        <w:t xml:space="preserve">, </w:t>
-      </w:r>
-      <w:proofErr w:type="spellStart"/>
-      <w:r>
-        <w:t>canvas.height</w:t>
-      </w:r>
-      <w:proofErr w:type="spellEnd"/>
-      <w:r>
-        <w:t>);</w:t>
-      </w:r>
-    </w:p>
-    <w:p>
-      <w:r>
-        <w:t xml:space="preserve">    </w:t>
-      </w:r>
-      <w:proofErr w:type="gramStart"/>
-      <w:r>
-        <w:t>for</w:t>
-      </w:r>
-      <w:proofErr w:type="gramEnd"/>
-      <w:r>
-        <w:t xml:space="preserve"> (let shape of shapes) {</w:t>
-      </w:r>
-    </w:p>
-    <w:p>
-      <w:r>
-        <w:t xml:space="preserve">        </w:t>
-      </w:r>
-      <w:proofErr w:type="spellStart"/>
-      <w:proofErr w:type="gramStart"/>
-      <w:r>
-        <w:t>shape.show</w:t>
-      </w:r>
-      <w:proofErr w:type="spellEnd"/>
-      <w:r>
-        <w:t>(</w:t>
-      </w:r>
-      <w:proofErr w:type="spellStart"/>
-      <w:proofErr w:type="gramEnd"/>
-      <w:r>
-        <w:t>ctx</w:t>
-      </w:r>
-      <w:proofErr w:type="spellEnd"/>
-      <w:r>
-        <w:t xml:space="preserve">); </w:t>
-      </w:r>
-    </w:p>
-    <w:p>
-      <w:r>
-        <w:t>    }</w:t>
-      </w:r>
-    </w:p>
-    <w:p>
-      <w:r>
-        <w:t>}</w:t>
-      </w:r>
-    </w:p>
-    <w:p/>
-    <w:p>
-      <w:proofErr w:type="gramStart"/>
-      <w:r>
-        <w:t>function</w:t>
-      </w:r>
-      <w:proofErr w:type="gramEnd"/>
-      <w:r>
-        <w:t xml:space="preserve"> </w:t>
-      </w:r>
-      <w:proofErr w:type="spellStart"/>
-      <w:r>
-        <w:t>getMousePos</w:t>
-      </w:r>
-      <w:proofErr w:type="spellEnd"/>
-      <w:r>
-        <w:t>(</w:t>
-      </w:r>
-      <w:proofErr w:type="spellStart"/>
-      <w:r>
-        <w:t>evt</w:t>
-      </w:r>
-      <w:proofErr w:type="spellEnd"/>
-      <w:r>
-        <w:t>) {</w:t>
-      </w:r>
-    </w:p>
-    <w:p>
-      <w:r>
-        <w:lastRenderedPageBreak/>
-        <w:t xml:space="preserve">    </w:t>
-      </w:r>
-      <w:proofErr w:type="spellStart"/>
-      <w:proofErr w:type="gramStart"/>
-      <w:r>
-        <w:t>const</w:t>
-      </w:r>
-      <w:proofErr w:type="spellEnd"/>
-      <w:proofErr w:type="gramEnd"/>
-      <w:r>
-        <w:t xml:space="preserve"> </w:t>
-      </w:r>
-      <w:proofErr w:type="spellStart"/>
-      <w:r>
-        <w:t>rect</w:t>
-      </w:r>
-      <w:proofErr w:type="spellEnd"/>
-      <w:r>
-        <w:t xml:space="preserve"> = </w:t>
-      </w:r>
-      <w:proofErr w:type="spellStart"/>
-      <w:r>
-        <w:t>canvas.getBoundingClientRect</w:t>
-      </w:r>
-      <w:proofErr w:type="spellEnd"/>
-      <w:r>
-        <w:t>();</w:t>
-      </w:r>
-    </w:p>
-    <w:p>
-      <w:r>
-        <w:t xml:space="preserve">    </w:t>
-      </w:r>
-      <w:proofErr w:type="gramStart"/>
-      <w:r>
-        <w:t>return</w:t>
-      </w:r>
-      <w:proofErr w:type="gramEnd"/>
-      <w:r>
-        <w:t xml:space="preserve"> {</w:t>
-      </w:r>
-    </w:p>
-    <w:p>
-      <w:r>
-        <w:t xml:space="preserve">        </w:t>
-      </w:r>
-      <w:proofErr w:type="gramStart"/>
-      <w:r>
-        <w:t>x</w:t>
-      </w:r>
-      <w:proofErr w:type="gramEnd"/>
-      <w:r>
-        <w:t xml:space="preserve">: </w:t>
-      </w:r>
-      <w:proofErr w:type="spellStart"/>
-      <w:r>
-        <w:t>evt.clientX</w:t>
-      </w:r>
-      <w:proofErr w:type="spellEnd"/>
-      <w:r>
-        <w:t xml:space="preserve"> - </w:t>
-      </w:r>
-      <w:proofErr w:type="spellStart"/>
-      <w:r>
-        <w:t>rect.left</w:t>
-      </w:r>
-      <w:proofErr w:type="spellEnd"/>
-      <w:r>
-        <w:t>,</w:t>
-      </w:r>
-    </w:p>
-    <w:p>
-      <w:r>
-        <w:t xml:space="preserve">        </w:t>
-      </w:r>
-      <w:proofErr w:type="gramStart"/>
-      <w:r>
-        <w:t>y</w:t>
-      </w:r>
-      <w:proofErr w:type="gramEnd"/>
-      <w:r>
-        <w:t xml:space="preserve">: </w:t>
-      </w:r>
-      <w:proofErr w:type="spellStart"/>
-      <w:r>
-        <w:t>evt.clientY</w:t>
-      </w:r>
-      <w:proofErr w:type="spellEnd"/>
-      <w:r>
-        <w:t xml:space="preserve"> - </w:t>
-      </w:r>
-      <w:proofErr w:type="spellStart"/>
-      <w:r>
-        <w:t>rect.top</w:t>
-      </w:r>
-      <w:proofErr w:type="spellEnd"/>
-    </w:p>
-    <w:p>
-      <w:r>
-        <w:t>    };</w:t>
-      </w:r>
-    </w:p>
-    <w:p>
-      <w:r>
-        <w:t>}</w:t>
-      </w:r>
-    </w:p>
-    <w:p/>
-    <w:p>
-      <w:proofErr w:type="spellStart"/>
-      <w:proofErr w:type="gramStart"/>
-      <w:r>
-        <w:t>canvas.addEventListener</w:t>
-      </w:r>
-      <w:proofErr w:type="spellEnd"/>
-      <w:r>
-        <w:t>(</w:t>
-      </w:r>
-      <w:proofErr w:type="gramEnd"/>
-      <w:r>
-        <w:t>'</w:t>
-      </w:r>
-      <w:proofErr w:type="spellStart"/>
-      <w:r>
-        <w:t>mousedown</w:t>
-      </w:r>
-      <w:proofErr w:type="spellEnd"/>
-      <w:r>
-        <w:t>', (e) =&gt; {</w:t>
-      </w:r>
-    </w:p>
-    <w:p>
-      <w:r>
-        <w:t xml:space="preserve">    </w:t>
-      </w:r>
-      <w:proofErr w:type="gramStart"/>
-      <w:r>
-        <w:t>if</w:t>
-      </w:r>
-      <w:proofErr w:type="gramEnd"/>
-      <w:r>
-        <w:t xml:space="preserve"> (</w:t>
-      </w:r>
-      <w:proofErr w:type="spellStart"/>
-      <w:r>
-        <w:t>shapes.length</w:t>
-      </w:r>
-      <w:proofErr w:type="spellEnd"/>
-      <w:r>
-        <w:t xml:space="preserve"> &gt;= MAX_SHAPES) return; </w:t>
-      </w:r>
-    </w:p>
-    <w:p>
-      <w:r>
-        <w:t xml:space="preserve">    </w:t>
-      </w:r>
-    </w:p>
-    <w:p>
-      <w:r>
-        <w:t xml:space="preserve">    </w:t>
-      </w:r>
-      <w:proofErr w:type="spellStart"/>
-      <w:proofErr w:type="gramStart"/>
-      <w:r>
-        <w:t>const</w:t>
-      </w:r>
-      <w:proofErr w:type="spellEnd"/>
-      <w:proofErr w:type="gramEnd"/>
-      <w:r>
-        <w:t xml:space="preserve"> </w:t>
-      </w:r>
-      <w:proofErr w:type="spellStart"/>
-      <w:r>
-        <w:t>pos</w:t>
-      </w:r>
-      <w:proofErr w:type="spellEnd"/>
-      <w:r>
-        <w:t xml:space="preserve"> = </w:t>
-      </w:r>
-      <w:proofErr w:type="spellStart"/>
-      <w:r>
-        <w:t>getMousePos</w:t>
-      </w:r>
-      <w:proofErr w:type="spellEnd"/>
-      <w:r>
-        <w:t>(e);</w:t>
-      </w:r>
-    </w:p>
-    <w:p>
-      <w:r>
-        <w:t xml:space="preserve">    </w:t>
-      </w:r>
-      <w:proofErr w:type="spellStart"/>
-      <w:proofErr w:type="gramStart"/>
-      <w:r>
-        <w:t>startX</w:t>
-      </w:r>
-      <w:proofErr w:type="spellEnd"/>
-      <w:proofErr w:type="gramEnd"/>
-      <w:r>
-        <w:t xml:space="preserve"> = </w:t>
-      </w:r>
-      <w:proofErr w:type="spellStart"/>
-      <w:r>
-        <w:t>pos.x</w:t>
-      </w:r>
-      <w:proofErr w:type="spellEnd"/>
-      <w:r>
-        <w:t>;</w:t>
-      </w:r>
-    </w:p>
-    <w:p>
-      <w:r>
-        <w:t xml:space="preserve">    </w:t>
-      </w:r>
-      <w:proofErr w:type="spellStart"/>
-      <w:proofErr w:type="gramStart"/>
-      <w:r>
-        <w:t>startY</w:t>
-      </w:r>
-      <w:proofErr w:type="spellEnd"/>
-      <w:proofErr w:type="gramEnd"/>
-      <w:r>
-        <w:t xml:space="preserve"> = </w:t>
-      </w:r>
-      <w:proofErr w:type="spellStart"/>
-      <w:r>
-        <w:t>pos.y</w:t>
-      </w:r>
-      <w:proofErr w:type="spellEnd"/>
-      <w:r>
-        <w:t>;</w:t>
-      </w:r>
-    </w:p>
-    <w:p>
-      <w:r>
-        <w:t xml:space="preserve">    </w:t>
-      </w:r>
-      <w:proofErr w:type="spellStart"/>
-      <w:proofErr w:type="gramStart"/>
-      <w:r>
-        <w:t>isDrawing</w:t>
-      </w:r>
-      <w:proofErr w:type="spellEnd"/>
-      <w:proofErr w:type="gramEnd"/>
-      <w:r>
-        <w:t xml:space="preserve"> = true;</w:t>
-      </w:r>
-    </w:p>
-    <w:p/>
-    <w:p>
-      <w:r>
-        <w:t xml:space="preserve">    </w:t>
-      </w:r>
-      <w:proofErr w:type="gramStart"/>
-      <w:r>
-        <w:t>if</w:t>
-      </w:r>
-      <w:proofErr w:type="gramEnd"/>
-      <w:r>
-        <w:t xml:space="preserve"> (</w:t>
-      </w:r>
-      <w:proofErr w:type="spellStart"/>
-      <w:r>
-        <w:t>currentTool</w:t>
-      </w:r>
-      <w:proofErr w:type="spellEnd"/>
-      <w:r>
-        <w:t xml:space="preserve"> === 'point') {</w:t>
-      </w:r>
-    </w:p>
-    <w:p>
-      <w:r>
-        <w:t xml:space="preserve">        </w:t>
-      </w:r>
-      <w:proofErr w:type="gramStart"/>
-      <w:r>
-        <w:t>let</w:t>
-      </w:r>
-      <w:proofErr w:type="gramEnd"/>
-      <w:r>
-        <w:t xml:space="preserve"> point = new </w:t>
-      </w:r>
-      <w:proofErr w:type="spellStart"/>
-      <w:r>
-        <w:t>PointShape</w:t>
-      </w:r>
-      <w:proofErr w:type="spellEnd"/>
-      <w:r>
-        <w:t>();</w:t>
-      </w:r>
-    </w:p>
-    <w:p>
-      <w:r>
-        <w:t xml:space="preserve">        </w:t>
-      </w:r>
-      <w:proofErr w:type="spellStart"/>
-      <w:proofErr w:type="gramStart"/>
-      <w:r>
-        <w:t>point.setData</w:t>
-      </w:r>
-      <w:proofErr w:type="spellEnd"/>
-      <w:r>
-        <w:t>(</w:t>
-      </w:r>
-      <w:proofErr w:type="spellStart"/>
-      <w:proofErr w:type="gramEnd"/>
-      <w:r>
-        <w:t>startX</w:t>
-      </w:r>
-      <w:proofErr w:type="spellEnd"/>
-      <w:r>
-        <w:t xml:space="preserve">, </w:t>
-      </w:r>
-      <w:proofErr w:type="spellStart"/>
-      <w:r>
-        <w:t>startY</w:t>
-      </w:r>
-      <w:proofErr w:type="spellEnd"/>
-      <w:r>
-        <w:t xml:space="preserve">, </w:t>
-      </w:r>
-      <w:proofErr w:type="spellStart"/>
-      <w:r>
-        <w:t>startX</w:t>
-      </w:r>
-      <w:proofErr w:type="spellEnd"/>
-      <w:r>
-        <w:t xml:space="preserve">, </w:t>
-      </w:r>
-      <w:proofErr w:type="spellStart"/>
-      <w:r>
-        <w:t>startY</w:t>
-      </w:r>
-      <w:proofErr w:type="spellEnd"/>
-      <w:r>
-        <w:t>);</w:t>
-      </w:r>
-    </w:p>
-    <w:p>
-      <w:r>
-        <w:t xml:space="preserve">        </w:t>
-      </w:r>
-      <w:proofErr w:type="spellStart"/>
-      <w:proofErr w:type="gramStart"/>
-      <w:r>
-        <w:t>shapes.push</w:t>
-      </w:r>
-      <w:proofErr w:type="spellEnd"/>
-      <w:r>
-        <w:t>(</w:t>
-      </w:r>
-      <w:proofErr w:type="gramEnd"/>
-      <w:r>
-        <w:t>point);</w:t>
-      </w:r>
-    </w:p>
-    <w:p>
-      <w:r>
-        <w:t xml:space="preserve">        </w:t>
-      </w:r>
-      <w:proofErr w:type="spellStart"/>
-      <w:proofErr w:type="gramStart"/>
-      <w:r>
-        <w:t>isDrawing</w:t>
-      </w:r>
-      <w:proofErr w:type="spellEnd"/>
-      <w:proofErr w:type="gramEnd"/>
-      <w:r>
-        <w:t xml:space="preserve"> = false;</w:t>
-      </w:r>
-    </w:p>
-    <w:p>
-      <w:r>
-        <w:t xml:space="preserve">        </w:t>
-      </w:r>
-      <w:proofErr w:type="spellStart"/>
-      <w:proofErr w:type="gramStart"/>
-      <w:r>
-        <w:t>redrawAll</w:t>
-      </w:r>
-      <w:proofErr w:type="spellEnd"/>
-      <w:r>
-        <w:t>(</w:t>
-      </w:r>
-      <w:proofErr w:type="gramEnd"/>
-      <w:r>
-        <w:t>);</w:t>
-      </w:r>
-    </w:p>
-    <w:p>
-      <w:r>
-        <w:t>    }</w:t>
-      </w:r>
-    </w:p>
-    <w:p>
-      <w:r>
-        <w:t>});</w:t>
-      </w:r>
-    </w:p>
-    <w:p/>
-    <w:p>
-      <w:proofErr w:type="spellStart"/>
-      <w:proofErr w:type="gramStart"/>
-      <w:r>
-        <w:t>canvas.addEventListener</w:t>
-      </w:r>
-      <w:proofErr w:type="spellEnd"/>
-      <w:r>
-        <w:t>(</w:t>
-      </w:r>
-      <w:proofErr w:type="gramEnd"/>
-      <w:r>
-        <w:t>'</w:t>
-      </w:r>
-      <w:proofErr w:type="spellStart"/>
-      <w:r>
-        <w:t>mousemove</w:t>
-      </w:r>
-      <w:proofErr w:type="spellEnd"/>
-      <w:r>
-        <w:t>', (e) =&gt; {</w:t>
-      </w:r>
-    </w:p>
-    <w:p>
-      <w:r>
-        <w:t xml:space="preserve">    </w:t>
-      </w:r>
-      <w:proofErr w:type="gramStart"/>
-      <w:r>
-        <w:t>if</w:t>
-      </w:r>
-      <w:proofErr w:type="gramEnd"/>
-      <w:r>
-        <w:t xml:space="preserve"> (!</w:t>
-      </w:r>
-      <w:proofErr w:type="spellStart"/>
-      <w:r>
-        <w:t>isDrawing</w:t>
-      </w:r>
-      <w:proofErr w:type="spellEnd"/>
-      <w:r>
-        <w:t>) return;</w:t>
-      </w:r>
-    </w:p>
-    <w:p>
-      <w:r>
-        <w:t xml:space="preserve">    </w:t>
-      </w:r>
-    </w:p>
-    <w:p>
-      <w:r>
-        <w:t xml:space="preserve">    </w:t>
-      </w:r>
-      <w:proofErr w:type="spellStart"/>
-      <w:proofErr w:type="gramStart"/>
-      <w:r>
-        <w:t>const</w:t>
-      </w:r>
-      <w:proofErr w:type="spellEnd"/>
-      <w:proofErr w:type="gramEnd"/>
-      <w:r>
-        <w:t xml:space="preserve"> </w:t>
-      </w:r>
-      <w:proofErr w:type="spellStart"/>
-      <w:r>
-        <w:t>pos</w:t>
-      </w:r>
-      <w:proofErr w:type="spellEnd"/>
-      <w:r>
-        <w:t xml:space="preserve"> = </w:t>
-      </w:r>
-      <w:proofErr w:type="spellStart"/>
-      <w:r>
-        <w:t>getMousePos</w:t>
-      </w:r>
-      <w:proofErr w:type="spellEnd"/>
-      <w:r>
-        <w:t>(e);</w:t>
-      </w:r>
-    </w:p>
-    <w:p>
-      <w:r>
-        <w:t xml:space="preserve">    </w:t>
-      </w:r>
-      <w:proofErr w:type="spellStart"/>
-      <w:proofErr w:type="gramStart"/>
-      <w:r>
-        <w:t>redrawAll</w:t>
-      </w:r>
-      <w:proofErr w:type="spellEnd"/>
-      <w:r>
-        <w:t>(</w:t>
-      </w:r>
-      <w:proofErr w:type="gramEnd"/>
-      <w:r>
-        <w:t xml:space="preserve">); </w:t>
-      </w:r>
-    </w:p>
-    <w:p/>
-    <w:p>
-      <w:r>
-        <w:t xml:space="preserve">    </w:t>
-      </w:r>
-      <w:proofErr w:type="gramStart"/>
-      <w:r>
-        <w:t>let</w:t>
-      </w:r>
-      <w:proofErr w:type="gramEnd"/>
-      <w:r>
-        <w:t xml:space="preserve"> </w:t>
-      </w:r>
-      <w:proofErr w:type="spellStart"/>
-      <w:r>
-        <w:t>tempShape</w:t>
-      </w:r>
-      <w:proofErr w:type="spellEnd"/>
-      <w:r>
-        <w:t xml:space="preserve"> = null;</w:t>
-      </w:r>
-    </w:p>
-    <w:p>
-      <w:r>
-        <w:t xml:space="preserve">    </w:t>
-      </w:r>
-      <w:proofErr w:type="gramStart"/>
-      <w:r>
-        <w:t>switch</w:t>
-      </w:r>
-      <w:proofErr w:type="gramEnd"/>
-      <w:r>
-        <w:t xml:space="preserve"> (</w:t>
-      </w:r>
-      <w:proofErr w:type="spellStart"/>
-      <w:r>
-        <w:t>currentTool</w:t>
-      </w:r>
-      <w:proofErr w:type="spellEnd"/>
-      <w:r>
-        <w:t>) {</w:t>
-      </w:r>
-    </w:p>
-    <w:p>
-      <w:r>
-        <w:t xml:space="preserve">        </w:t>
-      </w:r>
-      <w:proofErr w:type="gramStart"/>
-      <w:r>
-        <w:t>case</w:t>
-      </w:r>
-      <w:proofErr w:type="gramEnd"/>
-      <w:r>
-        <w:t xml:space="preserve"> 'line': </w:t>
-      </w:r>
-      <w:proofErr w:type="spellStart"/>
-      <w:r>
-        <w:t>tempShape</w:t>
-      </w:r>
-      <w:proofErr w:type="spellEnd"/>
-      <w:r>
-        <w:t xml:space="preserve"> = new </w:t>
-      </w:r>
-      <w:proofErr w:type="spellStart"/>
-      <w:r>
-        <w:t>LineShape</w:t>
-      </w:r>
-      <w:proofErr w:type="spellEnd"/>
-      <w:r>
-        <w:t>(); break;</w:t>
-      </w:r>
-    </w:p>
-    <w:p>
-      <w:r>
-        <w:t xml:space="preserve">        </w:t>
-      </w:r>
-      <w:proofErr w:type="gramStart"/>
-      <w:r>
-        <w:t>case</w:t>
-      </w:r>
-      <w:proofErr w:type="gramEnd"/>
-      <w:r>
-        <w:t xml:space="preserve"> '</w:t>
-      </w:r>
-      <w:proofErr w:type="spellStart"/>
-      <w:r>
-        <w:t>rect</w:t>
-      </w:r>
-      <w:proofErr w:type="spellEnd"/>
-      <w:r>
-        <w:t xml:space="preserve">': </w:t>
-      </w:r>
-      <w:proofErr w:type="spellStart"/>
-      <w:r>
-        <w:t>tempShape</w:t>
-      </w:r>
-      <w:proofErr w:type="spellEnd"/>
-      <w:r>
-        <w:t xml:space="preserve"> = new </w:t>
-      </w:r>
-      <w:proofErr w:type="spellStart"/>
-      <w:r>
-        <w:t>RectShape</w:t>
-      </w:r>
-      <w:proofErr w:type="spellEnd"/>
-      <w:r>
-        <w:t>(); break;</w:t>
-      </w:r>
-    </w:p>
-    <w:p>
-      <w:r>
-        <w:t xml:space="preserve">        </w:t>
-      </w:r>
-      <w:proofErr w:type="gramStart"/>
-      <w:r>
-        <w:t>case</w:t>
-      </w:r>
-      <w:proofErr w:type="gramEnd"/>
-      <w:r>
-        <w:t xml:space="preserve"> 'ellipse': </w:t>
-      </w:r>
-      <w:proofErr w:type="spellStart"/>
-      <w:r>
-        <w:t>tempShape</w:t>
-      </w:r>
-      <w:proofErr w:type="spellEnd"/>
-      <w:r>
-        <w:t xml:space="preserve"> = new </w:t>
-      </w:r>
-      <w:proofErr w:type="spellStart"/>
-      <w:r>
-        <w:t>EllipseShape</w:t>
-      </w:r>
-      <w:proofErr w:type="spellEnd"/>
-      <w:r>
-        <w:t>(); break;</w:t>
-      </w:r>
-    </w:p>
-    <w:p>
-      <w:r>
-        <w:t>    }</w:t>
-      </w:r>
-    </w:p>
-    <w:p/>
-    <w:p>
-      <w:r>
-        <w:t xml:space="preserve">    </w:t>
-      </w:r>
-      <w:proofErr w:type="gramStart"/>
-      <w:r>
-        <w:t>if</w:t>
-      </w:r>
-      <w:proofErr w:type="gramEnd"/>
-      <w:r>
-        <w:t xml:space="preserve"> (</w:t>
-      </w:r>
-      <w:proofErr w:type="spellStart"/>
-      <w:r>
-        <w:t>tempShape</w:t>
-      </w:r>
-      <w:proofErr w:type="spellEnd"/>
-      <w:r>
-        <w:t>) {</w:t>
-      </w:r>
-    </w:p>
-    <w:p>
-      <w:r>
-        <w:t xml:space="preserve">        </w:t>
-      </w:r>
-      <w:proofErr w:type="spellStart"/>
-      <w:proofErr w:type="gramStart"/>
-      <w:r>
-        <w:t>tempShape.setData</w:t>
-      </w:r>
-      <w:proofErr w:type="spellEnd"/>
-      <w:r>
-        <w:t>(</w:t>
-      </w:r>
-      <w:proofErr w:type="spellStart"/>
-      <w:proofErr w:type="gramEnd"/>
-      <w:r>
-        <w:t>startX</w:t>
-      </w:r>
-      <w:proofErr w:type="spellEnd"/>
-      <w:r>
-        <w:t xml:space="preserve">, </w:t>
-      </w:r>
-      <w:proofErr w:type="spellStart"/>
-      <w:r>
-        <w:t>startY</w:t>
-      </w:r>
-      <w:proofErr w:type="spellEnd"/>
-      <w:r>
-        <w:t xml:space="preserve">, </w:t>
-      </w:r>
-      <w:proofErr w:type="spellStart"/>
-      <w:r>
-        <w:t>pos.x</w:t>
-      </w:r>
-      <w:proofErr w:type="spellEnd"/>
-      <w:r>
-        <w:t xml:space="preserve">, </w:t>
-      </w:r>
-      <w:proofErr w:type="spellStart"/>
-      <w:r>
-        <w:t>pos.y</w:t>
-      </w:r>
-      <w:proofErr w:type="spellEnd"/>
-      <w:r>
-        <w:t>);</w:t>
-      </w:r>
-    </w:p>
-    <w:p>
-      <w:r>
-        <w:t xml:space="preserve">        </w:t>
-      </w:r>
-      <w:proofErr w:type="spellStart"/>
-      <w:proofErr w:type="gramStart"/>
-      <w:r>
-        <w:t>tempShape.show</w:t>
-      </w:r>
-      <w:proofErr w:type="spellEnd"/>
-      <w:r>
-        <w:t>(</w:t>
-      </w:r>
-      <w:proofErr w:type="spellStart"/>
-      <w:proofErr w:type="gramEnd"/>
-      <w:r>
-        <w:t>ctx</w:t>
-      </w:r>
-      <w:proofErr w:type="spellEnd"/>
-      <w:r>
-        <w:t xml:space="preserve">); </w:t>
-      </w:r>
-    </w:p>
-    <w:p>
-      <w:r>
-        <w:t>    }</w:t>
-      </w:r>
-    </w:p>
-    <w:p>
-      <w:r>
-        <w:t>});</w:t>
-      </w:r>
-    </w:p>
-    <w:p/>
-    <w:p>
-      <w:proofErr w:type="spellStart"/>
-      <w:proofErr w:type="gramStart"/>
-      <w:r>
-        <w:t>canvas.addEventListener</w:t>
-      </w:r>
-      <w:proofErr w:type="spellEnd"/>
-      <w:r>
-        <w:t>(</w:t>
-      </w:r>
-      <w:proofErr w:type="gramEnd"/>
-      <w:r>
-        <w:t>'</w:t>
-      </w:r>
-      <w:proofErr w:type="spellStart"/>
-      <w:r>
-        <w:t>mouseup</w:t>
-      </w:r>
-      <w:proofErr w:type="spellEnd"/>
-      <w:r>
-        <w:t>', (e) =&gt; {</w:t>
-      </w:r>
-    </w:p>
-    <w:p>
-      <w:r>
-        <w:t xml:space="preserve">    </w:t>
-      </w:r>
-      <w:proofErr w:type="gramStart"/>
-      <w:r>
-        <w:t>if</w:t>
-      </w:r>
-      <w:proofErr w:type="gramEnd"/>
-      <w:r>
-        <w:t xml:space="preserve"> (!</w:t>
-      </w:r>
-      <w:proofErr w:type="spellStart"/>
-      <w:r>
-        <w:t>isDrawing</w:t>
-      </w:r>
-      <w:proofErr w:type="spellEnd"/>
-      <w:r>
-        <w:t>) return;</w:t>
-      </w:r>
-    </w:p>
-    <w:p>
-      <w:r>
-        <w:t xml:space="preserve">    </w:t>
-      </w:r>
-      <w:proofErr w:type="spellStart"/>
-      <w:proofErr w:type="gramStart"/>
-      <w:r>
-        <w:t>isDrawing</w:t>
-      </w:r>
-      <w:proofErr w:type="spellEnd"/>
-      <w:proofErr w:type="gramEnd"/>
-      <w:r>
-        <w:t xml:space="preserve"> = false;</w:t>
-      </w:r>
-    </w:p>
-    <w:p>
-      <w:r>
-        <w:t xml:space="preserve">    </w:t>
-      </w:r>
-    </w:p>
-    <w:p>
-      <w:r>
-        <w:t xml:space="preserve">    </w:t>
-      </w:r>
-      <w:proofErr w:type="spellStart"/>
-      <w:proofErr w:type="gramStart"/>
-      <w:r>
-        <w:t>const</w:t>
-      </w:r>
-      <w:proofErr w:type="spellEnd"/>
-      <w:proofErr w:type="gramEnd"/>
-      <w:r>
-        <w:t xml:space="preserve"> </w:t>
-      </w:r>
-      <w:proofErr w:type="spellStart"/>
-      <w:r>
-        <w:t>pos</w:t>
-      </w:r>
-      <w:proofErr w:type="spellEnd"/>
-      <w:r>
-        <w:t xml:space="preserve"> = </w:t>
-      </w:r>
-      <w:proofErr w:type="spellStart"/>
-      <w:r>
-        <w:t>getMousePos</w:t>
-      </w:r>
-      <w:proofErr w:type="spellEnd"/>
-      <w:r>
-        <w:t>(e);</w:t>
-      </w:r>
-    </w:p>
-    <w:p>
-      <w:r>
-        <w:lastRenderedPageBreak/>
-        <w:t xml:space="preserve">    </w:t>
-      </w:r>
-      <w:proofErr w:type="gramStart"/>
-      <w:r>
-        <w:t>let</w:t>
-      </w:r>
-      <w:proofErr w:type="gramEnd"/>
-      <w:r>
-        <w:t xml:space="preserve"> </w:t>
-      </w:r>
-      <w:proofErr w:type="spellStart"/>
-      <w:r>
-        <w:t>newShape</w:t>
-      </w:r>
-      <w:proofErr w:type="spellEnd"/>
-      <w:r>
-        <w:t xml:space="preserve"> = null;</w:t>
-      </w:r>
-    </w:p>
-    <w:p>
-      <w:r>
-        <w:t xml:space="preserve">    </w:t>
-      </w:r>
-    </w:p>
-    <w:p>
-      <w:r>
-        <w:t xml:space="preserve">    </w:t>
-      </w:r>
-      <w:proofErr w:type="gramStart"/>
-      <w:r>
-        <w:t>switch</w:t>
-      </w:r>
-      <w:proofErr w:type="gramEnd"/>
-      <w:r>
-        <w:t xml:space="preserve"> (</w:t>
-      </w:r>
-      <w:proofErr w:type="spellStart"/>
-      <w:r>
-        <w:t>currentTool</w:t>
-      </w:r>
-      <w:proofErr w:type="spellEnd"/>
-      <w:r>
-        <w:t>) {</w:t>
-      </w:r>
-    </w:p>
-    <w:p>
-      <w:r>
-        <w:t xml:space="preserve">        </w:t>
-      </w:r>
-      <w:proofErr w:type="gramStart"/>
-      <w:r>
-        <w:t>case</w:t>
-      </w:r>
-      <w:proofErr w:type="gramEnd"/>
-      <w:r>
-        <w:t xml:space="preserve"> 'line': </w:t>
-      </w:r>
-      <w:proofErr w:type="spellStart"/>
-      <w:r>
-        <w:t>newShape</w:t>
-      </w:r>
-      <w:proofErr w:type="spellEnd"/>
-      <w:r>
-        <w:t xml:space="preserve"> = new </w:t>
-      </w:r>
-      <w:proofErr w:type="spellStart"/>
-      <w:r>
-        <w:t>LineShape</w:t>
-      </w:r>
-      <w:proofErr w:type="spellEnd"/>
-      <w:r>
-        <w:t>(); break;</w:t>
-      </w:r>
-    </w:p>
-    <w:p>
-      <w:r>
-        <w:t xml:space="preserve">        </w:t>
-      </w:r>
-      <w:proofErr w:type="gramStart"/>
-      <w:r>
-        <w:t>case</w:t>
-      </w:r>
-      <w:proofErr w:type="gramEnd"/>
-      <w:r>
-        <w:t xml:space="preserve"> '</w:t>
-      </w:r>
-      <w:proofErr w:type="spellStart"/>
-      <w:r>
-        <w:t>rect</w:t>
-      </w:r>
-      <w:proofErr w:type="spellEnd"/>
-      <w:r>
-        <w:t xml:space="preserve">': </w:t>
-      </w:r>
-      <w:proofErr w:type="spellStart"/>
-      <w:r>
-        <w:t>newShape</w:t>
-      </w:r>
-      <w:proofErr w:type="spellEnd"/>
-      <w:r>
-        <w:t xml:space="preserve"> = new </w:t>
-      </w:r>
-      <w:proofErr w:type="spellStart"/>
-      <w:r>
-        <w:t>RectShape</w:t>
-      </w:r>
-      <w:proofErr w:type="spellEnd"/>
-      <w:r>
-        <w:t>(); break;</w:t>
-      </w:r>
-    </w:p>
-    <w:p>
-      <w:r>
-        <w:t xml:space="preserve">        </w:t>
-      </w:r>
-      <w:proofErr w:type="gramStart"/>
-      <w:r>
-        <w:t>case</w:t>
-      </w:r>
-      <w:proofErr w:type="gramEnd"/>
-      <w:r>
-        <w:t xml:space="preserve"> 'ellipse': </w:t>
-      </w:r>
-      <w:proofErr w:type="spellStart"/>
-      <w:r>
-        <w:t>newShape</w:t>
-      </w:r>
-      <w:proofErr w:type="spellEnd"/>
-      <w:r>
-        <w:t xml:space="preserve"> = new </w:t>
-      </w:r>
-      <w:proofErr w:type="spellStart"/>
-      <w:r>
-        <w:t>EllipseShape</w:t>
-      </w:r>
-      <w:proofErr w:type="spellEnd"/>
-      <w:r>
-        <w:t>(); break;</w:t>
-      </w:r>
-    </w:p>
-    <w:p>
-      <w:r>
-        <w:t>    }</w:t>
-      </w:r>
-    </w:p>
-    <w:p/>
-    <w:p>
-      <w:r>
-        <w:t xml:space="preserve">    </w:t>
-      </w:r>
-      <w:proofErr w:type="gramStart"/>
-      <w:r>
-        <w:t>if</w:t>
-      </w:r>
-      <w:proofErr w:type="gramEnd"/>
-      <w:r>
-        <w:t xml:space="preserve"> (</w:t>
-      </w:r>
-      <w:proofErr w:type="spellStart"/>
-      <w:r>
-        <w:t>newShape</w:t>
-      </w:r>
-      <w:proofErr w:type="spellEnd"/>
-      <w:r>
-        <w:t>) {</w:t>
-      </w:r>
-    </w:p>
-    <w:p>
-      <w:r>
-        <w:t xml:space="preserve">        </w:t>
-      </w:r>
-      <w:proofErr w:type="spellStart"/>
-      <w:proofErr w:type="gramStart"/>
-      <w:r>
-        <w:t>newShape.setData</w:t>
-      </w:r>
-      <w:proofErr w:type="spellEnd"/>
-      <w:r>
-        <w:t>(</w:t>
-      </w:r>
-      <w:proofErr w:type="spellStart"/>
-      <w:proofErr w:type="gramEnd"/>
-      <w:r>
-        <w:t>startX</w:t>
-      </w:r>
-      <w:proofErr w:type="spellEnd"/>
-      <w:r>
-        <w:t xml:space="preserve">, </w:t>
-      </w:r>
-      <w:proofErr w:type="spellStart"/>
-      <w:r>
-        <w:t>startY</w:t>
-      </w:r>
-      <w:proofErr w:type="spellEnd"/>
-      <w:r>
-        <w:t xml:space="preserve">, </w:t>
-      </w:r>
-      <w:proofErr w:type="spellStart"/>
-      <w:r>
-        <w:t>pos.x</w:t>
-      </w:r>
-      <w:proofErr w:type="spellEnd"/>
-      <w:r>
-        <w:t xml:space="preserve">, </w:t>
-      </w:r>
-      <w:proofErr w:type="spellStart"/>
-      <w:r>
-        <w:t>pos.y</w:t>
-      </w:r>
-      <w:proofErr w:type="spellEnd"/>
-      <w:r>
-        <w:t>);</w:t>
-      </w:r>
-    </w:p>
-    <w:p>
-      <w:r>
-        <w:t xml:space="preserve">        </w:t>
-      </w:r>
-      <w:proofErr w:type="spellStart"/>
-      <w:proofErr w:type="gramStart"/>
-      <w:r>
-        <w:t>shapes.push</w:t>
-      </w:r>
-      <w:proofErr w:type="spellEnd"/>
-      <w:r>
-        <w:t>(</w:t>
-      </w:r>
-      <w:proofErr w:type="spellStart"/>
-      <w:proofErr w:type="gramEnd"/>
-      <w:r>
-        <w:t>newShape</w:t>
-      </w:r>
-      <w:proofErr w:type="spellEnd"/>
-      <w:r>
-        <w:t>);</w:t>
-      </w:r>
-    </w:p>
-    <w:p>
-      <w:r>
-        <w:t>    }</w:t>
-      </w:r>
-    </w:p>
-    <w:p>
-      <w:r>
-        <w:t xml:space="preserve">    </w:t>
-      </w:r>
-    </w:p>
-    <w:p>
-      <w:r>
-        <w:t xml:space="preserve">    </w:t>
-      </w:r>
-      <w:proofErr w:type="spellStart"/>
-      <w:proofErr w:type="gramStart"/>
-      <w:r>
-        <w:t>redrawAll</w:t>
-      </w:r>
-      <w:proofErr w:type="spellEnd"/>
-      <w:r>
-        <w:t>(</w:t>
-      </w:r>
-      <w:proofErr w:type="gramEnd"/>
-      <w:r>
-        <w:t>);</w:t>
-      </w:r>
-    </w:p>
-    <w:p>
-      <w:r>
-        <w:t>});</w:t>
       </w:r>
     </w:p>
     <w:p/>
@@ -5796,14 +6266,155 @@
         </w:rPr>
       </w:pPr>
       <w:r>
+        <w:rPr>
+          <w:noProof/>
+          <w:lang w:val="uk-UA" w:eastAsia="uk-UA" w:bidi="ar-SA"/>
+        </w:rPr>
         <w:drawing>
-          <wp:anchor distT="0" distB="0" distL="114300" distR="114300" simplePos="0" relativeHeight="251666432" behindDoc="0" locked="0" layoutInCell="1" allowOverlap="1" wp14:anchorId="563CC563" wp14:editId="746D4299">
+          <wp:anchor distT="0" distB="0" distL="114300" distR="114300" simplePos="0" relativeHeight="251665408" behindDoc="0" locked="0" layoutInCell="1" allowOverlap="1" wp14:anchorId="2E79D16C" wp14:editId="1263F900">
             <wp:simplePos x="0" y="0"/>
             <wp:positionH relativeFrom="column">
-              <wp:posOffset>24765</wp:posOffset>
+              <wp:posOffset>3022388</wp:posOffset>
             </wp:positionH>
             <wp:positionV relativeFrom="paragraph">
-              <wp:posOffset>1846580</wp:posOffset>
+              <wp:posOffset>263525</wp:posOffset>
+            </wp:positionV>
+            <wp:extent cx="3395133" cy="1700165"/>
+            <wp:effectExtent l="0" t="0" r="0" b="0"/>
+            <wp:wrapNone/>
+            <wp:docPr id="2" name="Рисунок 2"/>
+            <wp:cNvGraphicFramePr>
+              <a:graphicFrameLocks xmlns:a="http://schemas.openxmlformats.org/drawingml/2006/main" noChangeAspect="1"/>
+            </wp:cNvGraphicFramePr>
+            <a:graphic xmlns:a="http://schemas.openxmlformats.org/drawingml/2006/main">
+              <a:graphicData uri="http://schemas.openxmlformats.org/drawingml/2006/picture">
+                <pic:pic xmlns:pic="http://schemas.openxmlformats.org/drawingml/2006/picture">
+                  <pic:nvPicPr>
+                    <pic:cNvPr id="0" name=""/>
+                    <pic:cNvPicPr/>
+                  </pic:nvPicPr>
+                  <pic:blipFill>
+                    <a:blip r:embed="rId6">
+                      <a:extLst>
+                        <a:ext uri="{28A0092B-C50C-407E-A947-70E740481C1C}">
+                          <a14:useLocalDpi xmlns:a14="http://schemas.microsoft.com/office/drawing/2010/main" val="0"/>
+                        </a:ext>
+                      </a:extLst>
+                    </a:blip>
+                    <a:stretch>
+                      <a:fillRect/>
+                    </a:stretch>
+                  </pic:blipFill>
+                  <pic:spPr>
+                    <a:xfrm>
+                      <a:off x="0" y="0"/>
+                      <a:ext cx="3395133" cy="1700165"/>
+                    </a:xfrm>
+                    <a:prstGeom prst="rect">
+                      <a:avLst/>
+                    </a:prstGeom>
+                  </pic:spPr>
+                </pic:pic>
+              </a:graphicData>
+            </a:graphic>
+            <wp14:sizeRelH relativeFrom="page">
+              <wp14:pctWidth>0</wp14:pctWidth>
+            </wp14:sizeRelH>
+            <wp14:sizeRelV relativeFrom="page">
+              <wp14:pctHeight>0</wp14:pctHeight>
+            </wp14:sizeRelV>
+          </wp:anchor>
+        </w:drawing>
+      </w:r>
+      <w:r>
+        <w:rPr>
+          <w:noProof/>
+          <w:lang w:val="uk-UA" w:eastAsia="uk-UA" w:bidi="ar-SA"/>
+        </w:rPr>
+        <w:drawing>
+          <wp:anchor distT="0" distB="0" distL="114300" distR="114300" simplePos="0" relativeHeight="251664384" behindDoc="0" locked="0" layoutInCell="1" allowOverlap="1" wp14:anchorId="20542388" wp14:editId="56E3EA87">
+            <wp:simplePos x="0" y="0"/>
+            <wp:positionH relativeFrom="column">
+              <wp:posOffset>-589182</wp:posOffset>
+            </wp:positionH>
+            <wp:positionV relativeFrom="paragraph">
+              <wp:posOffset>262255</wp:posOffset>
+            </wp:positionV>
+            <wp:extent cx="3445510" cy="1279525"/>
+            <wp:effectExtent l="0" t="0" r="0" b="0"/>
+            <wp:wrapNone/>
+            <wp:docPr id="1" name="Рисунок 1"/>
+            <wp:cNvGraphicFramePr>
+              <a:graphicFrameLocks xmlns:a="http://schemas.openxmlformats.org/drawingml/2006/main" noChangeAspect="1"/>
+            </wp:cNvGraphicFramePr>
+            <a:graphic xmlns:a="http://schemas.openxmlformats.org/drawingml/2006/main">
+              <a:graphicData uri="http://schemas.openxmlformats.org/drawingml/2006/picture">
+                <pic:pic xmlns:pic="http://schemas.openxmlformats.org/drawingml/2006/picture">
+                  <pic:nvPicPr>
+                    <pic:cNvPr id="0" name=""/>
+                    <pic:cNvPicPr/>
+                  </pic:nvPicPr>
+                  <pic:blipFill>
+                    <a:blip r:embed="rId7">
+                      <a:extLst>
+                        <a:ext uri="{28A0092B-C50C-407E-A947-70E740481C1C}">
+                          <a14:useLocalDpi xmlns:a14="http://schemas.microsoft.com/office/drawing/2010/main" val="0"/>
+                        </a:ext>
+                      </a:extLst>
+                    </a:blip>
+                    <a:stretch>
+                      <a:fillRect/>
+                    </a:stretch>
+                  </pic:blipFill>
+                  <pic:spPr>
+                    <a:xfrm>
+                      <a:off x="0" y="0"/>
+                      <a:ext cx="3445510" cy="1279525"/>
+                    </a:xfrm>
+                    <a:prstGeom prst="rect">
+                      <a:avLst/>
+                    </a:prstGeom>
+                  </pic:spPr>
+                </pic:pic>
+              </a:graphicData>
+            </a:graphic>
+            <wp14:sizeRelH relativeFrom="page">
+              <wp14:pctWidth>0</wp14:pctWidth>
+            </wp14:sizeRelH>
+            <wp14:sizeRelV relativeFrom="page">
+              <wp14:pctHeight>0</wp14:pctHeight>
+            </wp14:sizeRelV>
+          </wp:anchor>
+        </w:drawing>
+      </w:r>
+      <w:r>
+        <w:br w:type="page"/>
+      </w:r>
+    </w:p>
+    <w:p>
+      <w:pPr>
+        <w:spacing w:after="160" w:line="259" w:lineRule="exact"/>
+        <w:rPr>
+          <w:rFonts w:ascii="Times New Roman" w:hAnsi="Times New Roman" w:cs="Times New Roman"/>
+          <w:b/>
+          <w:sz w:val="32"/>
+          <w:szCs w:val="32"/>
+        </w:rPr>
+      </w:pPr>
+      <w:r>
+        <w:rPr>
+          <w:noProof/>
+          <w:lang w:val="uk-UA" w:eastAsia="uk-UA" w:bidi="ar-SA"/>
+        </w:rPr>
+        <w:lastRenderedPageBreak/>
+        <w:drawing>
+          <wp:anchor distT="0" distB="0" distL="114300" distR="114300" simplePos="0" relativeHeight="251666432" behindDoc="0" locked="0" layoutInCell="1" allowOverlap="1" wp14:anchorId="0481E9EC" wp14:editId="06F7A9C7">
+            <wp:simplePos x="0" y="0"/>
+            <wp:positionH relativeFrom="column">
+              <wp:posOffset>29845</wp:posOffset>
+            </wp:positionH>
+            <wp:positionV relativeFrom="paragraph">
+              <wp:posOffset>-624628</wp:posOffset>
             </wp:positionV>
             <wp:extent cx="5943600" cy="3830320"/>
             <wp:effectExtent l="0" t="0" r="0" b="0"/>
@@ -5820,7 +6431,7 @@
                     <pic:cNvPicPr/>
                   </pic:nvPicPr>
                   <pic:blipFill>
-                    <a:blip r:embed="rId6">
+                    <a:blip r:embed="rId8">
                       <a:extLst>
                         <a:ext uri="{28A0092B-C50C-407E-A947-70E740481C1C}">
                           <a14:useLocalDpi xmlns:a14="http://schemas.microsoft.com/office/drawing/2010/main" val="0"/>
@@ -5852,123 +6463,162 @@
           </wp:anchor>
         </w:drawing>
       </w:r>
-      <w:r>
-        <w:drawing>
-          <wp:anchor distT="0" distB="0" distL="114300" distR="114300" simplePos="0" relativeHeight="251665408" behindDoc="0" locked="0" layoutInCell="1" allowOverlap="1" wp14:anchorId="13D93884" wp14:editId="0F59E5B7">
-            <wp:simplePos x="0" y="0"/>
-            <wp:positionH relativeFrom="column">
-              <wp:posOffset>3022388</wp:posOffset>
-            </wp:positionH>
-            <wp:positionV relativeFrom="paragraph">
-              <wp:posOffset>263525</wp:posOffset>
-            </wp:positionV>
-            <wp:extent cx="3395133" cy="1700165"/>
-            <wp:effectExtent l="0" t="0" r="0" b="0"/>
-            <wp:wrapNone/>
-            <wp:docPr id="2" name="Рисунок 2"/>
-            <wp:cNvGraphicFramePr>
-              <a:graphicFrameLocks xmlns:a="http://schemas.openxmlformats.org/drawingml/2006/main" noChangeAspect="1"/>
-            </wp:cNvGraphicFramePr>
-            <a:graphic xmlns:a="http://schemas.openxmlformats.org/drawingml/2006/main">
-              <a:graphicData uri="http://schemas.openxmlformats.org/drawingml/2006/picture">
-                <pic:pic xmlns:pic="http://schemas.openxmlformats.org/drawingml/2006/picture">
-                  <pic:nvPicPr>
-                    <pic:cNvPr id="0" name=""/>
-                    <pic:cNvPicPr/>
-                  </pic:nvPicPr>
-                  <pic:blipFill>
-                    <a:blip r:embed="rId7">
-                      <a:extLst>
-                        <a:ext uri="{28A0092B-C50C-407E-A947-70E740481C1C}">
-                          <a14:useLocalDpi xmlns:a14="http://schemas.microsoft.com/office/drawing/2010/main" val="0"/>
-                        </a:ext>
-                      </a:extLst>
-                    </a:blip>
-                    <a:stretch>
-                      <a:fillRect/>
-                    </a:stretch>
-                  </pic:blipFill>
-                  <pic:spPr>
-                    <a:xfrm>
-                      <a:off x="0" y="0"/>
-                      <a:ext cx="3395133" cy="1700165"/>
-                    </a:xfrm>
-                    <a:prstGeom prst="rect">
-                      <a:avLst/>
-                    </a:prstGeom>
-                  </pic:spPr>
-                </pic:pic>
-              </a:graphicData>
-            </a:graphic>
-            <wp14:sizeRelH relativeFrom="page">
-              <wp14:pctWidth>0</wp14:pctWidth>
-            </wp14:sizeRelH>
-            <wp14:sizeRelV relativeFrom="page">
-              <wp14:pctHeight>0</wp14:pctHeight>
-            </wp14:sizeRelV>
-          </wp:anchor>
-        </w:drawing>
-      </w:r>
-      <w:r>
-        <w:drawing>
-          <wp:anchor distT="0" distB="0" distL="114300" distR="114300" simplePos="0" relativeHeight="251664384" behindDoc="0" locked="0" layoutInCell="1" allowOverlap="1" wp14:anchorId="06CE5515" wp14:editId="34A2B190">
-            <wp:simplePos x="0" y="0"/>
-            <wp:positionH relativeFrom="column">
-              <wp:posOffset>-589182</wp:posOffset>
-            </wp:positionH>
-            <wp:positionV relativeFrom="paragraph">
-              <wp:posOffset>262255</wp:posOffset>
-            </wp:positionV>
-            <wp:extent cx="3445510" cy="1279525"/>
-            <wp:effectExtent l="0" t="0" r="0" b="0"/>
-            <wp:wrapNone/>
-            <wp:docPr id="1" name="Рисунок 1"/>
-            <wp:cNvGraphicFramePr>
-              <a:graphicFrameLocks xmlns:a="http://schemas.openxmlformats.org/drawingml/2006/main" noChangeAspect="1"/>
-            </wp:cNvGraphicFramePr>
-            <a:graphic xmlns:a="http://schemas.openxmlformats.org/drawingml/2006/main">
-              <a:graphicData uri="http://schemas.openxmlformats.org/drawingml/2006/picture">
-                <pic:pic xmlns:pic="http://schemas.openxmlformats.org/drawingml/2006/picture">
-                  <pic:nvPicPr>
-                    <pic:cNvPr id="0" name=""/>
-                    <pic:cNvPicPr/>
-                  </pic:nvPicPr>
-                  <pic:blipFill>
-                    <a:blip r:embed="rId8">
-                      <a:extLst>
-                        <a:ext uri="{28A0092B-C50C-407E-A947-70E740481C1C}">
-                          <a14:useLocalDpi xmlns:a14="http://schemas.microsoft.com/office/drawing/2010/main" val="0"/>
-                        </a:ext>
-                      </a:extLst>
-                    </a:blip>
-                    <a:stretch>
-                      <a:fillRect/>
-                    </a:stretch>
-                  </pic:blipFill>
-                  <pic:spPr>
-                    <a:xfrm>
-                      <a:off x="0" y="0"/>
-                      <a:ext cx="3445510" cy="1279525"/>
-                    </a:xfrm>
-                    <a:prstGeom prst="rect">
-                      <a:avLst/>
-                    </a:prstGeom>
-                  </pic:spPr>
-                </pic:pic>
-              </a:graphicData>
-            </a:graphic>
-            <wp14:sizeRelH relativeFrom="page">
-              <wp14:pctWidth>0</wp14:pctWidth>
-            </wp14:sizeRelH>
-            <wp14:sizeRelV relativeFrom="page">
-              <wp14:pctHeight>0</wp14:pctHeight>
-            </wp14:sizeRelV>
-          </wp:anchor>
-        </w:drawing>
-      </w:r>
-      <w:r>
-        <w:br w:type="page"/>
-      </w:r>
+    </w:p>
+    <w:p>
+      <w:pPr>
+        <w:spacing w:after="160" w:line="259" w:lineRule="exact"/>
+        <w:rPr>
+          <w:rFonts w:ascii="Times New Roman" w:hAnsi="Times New Roman" w:cs="Times New Roman"/>
+          <w:b/>
+          <w:sz w:val="32"/>
+          <w:szCs w:val="32"/>
+        </w:rPr>
+      </w:pPr>
+    </w:p>
+    <w:p>
+      <w:pPr>
+        <w:spacing w:after="160" w:line="259" w:lineRule="exact"/>
+        <w:rPr>
+          <w:rFonts w:ascii="Times New Roman" w:hAnsi="Times New Roman" w:cs="Times New Roman"/>
+          <w:b/>
+          <w:sz w:val="32"/>
+          <w:szCs w:val="32"/>
+        </w:rPr>
+      </w:pPr>
+    </w:p>
+    <w:p>
+      <w:pPr>
+        <w:spacing w:after="160" w:line="259" w:lineRule="exact"/>
+        <w:rPr>
+          <w:rFonts w:ascii="Times New Roman" w:hAnsi="Times New Roman" w:cs="Times New Roman"/>
+          <w:b/>
+          <w:sz w:val="32"/>
+          <w:szCs w:val="32"/>
+        </w:rPr>
+      </w:pPr>
+    </w:p>
+    <w:p>
+      <w:pPr>
+        <w:spacing w:after="160" w:line="259" w:lineRule="exact"/>
+        <w:rPr>
+          <w:rFonts w:ascii="Times New Roman" w:hAnsi="Times New Roman" w:cs="Times New Roman"/>
+          <w:b/>
+          <w:sz w:val="32"/>
+          <w:szCs w:val="32"/>
+        </w:rPr>
+      </w:pPr>
+    </w:p>
+    <w:p>
+      <w:pPr>
+        <w:spacing w:after="160" w:line="259" w:lineRule="exact"/>
+        <w:rPr>
+          <w:rFonts w:ascii="Times New Roman" w:hAnsi="Times New Roman" w:cs="Times New Roman"/>
+          <w:b/>
+          <w:sz w:val="32"/>
+          <w:szCs w:val="32"/>
+        </w:rPr>
+      </w:pPr>
+    </w:p>
+    <w:p>
+      <w:pPr>
+        <w:spacing w:after="160" w:line="259" w:lineRule="exact"/>
+        <w:rPr>
+          <w:rFonts w:ascii="Times New Roman" w:hAnsi="Times New Roman" w:cs="Times New Roman"/>
+          <w:b/>
+          <w:sz w:val="32"/>
+          <w:szCs w:val="32"/>
+        </w:rPr>
+      </w:pPr>
+    </w:p>
+    <w:p>
+      <w:pPr>
+        <w:spacing w:after="160" w:line="259" w:lineRule="exact"/>
+        <w:rPr>
+          <w:rFonts w:ascii="Times New Roman" w:hAnsi="Times New Roman" w:cs="Times New Roman"/>
+          <w:b/>
+          <w:sz w:val="32"/>
+          <w:szCs w:val="32"/>
+        </w:rPr>
+      </w:pPr>
+    </w:p>
+    <w:p>
+      <w:pPr>
+        <w:spacing w:after="160" w:line="259" w:lineRule="exact"/>
+        <w:rPr>
+          <w:rFonts w:ascii="Times New Roman" w:hAnsi="Times New Roman" w:cs="Times New Roman"/>
+          <w:b/>
+          <w:sz w:val="32"/>
+          <w:szCs w:val="32"/>
+        </w:rPr>
+      </w:pPr>
+    </w:p>
+    <w:p>
+      <w:pPr>
+        <w:spacing w:after="160" w:line="259" w:lineRule="exact"/>
+        <w:rPr>
+          <w:rFonts w:ascii="Times New Roman" w:hAnsi="Times New Roman" w:cs="Times New Roman"/>
+          <w:b/>
+          <w:sz w:val="32"/>
+          <w:szCs w:val="32"/>
+        </w:rPr>
+      </w:pPr>
+    </w:p>
+    <w:p>
+      <w:pPr>
+        <w:spacing w:after="160" w:line="259" w:lineRule="exact"/>
+        <w:rPr>
+          <w:rFonts w:ascii="Times New Roman" w:hAnsi="Times New Roman" w:cs="Times New Roman"/>
+          <w:b/>
+          <w:sz w:val="32"/>
+          <w:szCs w:val="32"/>
+        </w:rPr>
+      </w:pPr>
+    </w:p>
+    <w:p>
+      <w:pPr>
+        <w:spacing w:after="160" w:line="259" w:lineRule="exact"/>
+        <w:rPr>
+          <w:rFonts w:ascii="Times New Roman" w:hAnsi="Times New Roman" w:cs="Times New Roman"/>
+          <w:b/>
+          <w:sz w:val="32"/>
+          <w:szCs w:val="32"/>
+        </w:rPr>
+      </w:pPr>
+    </w:p>
+    <w:p>
+      <w:pPr>
+        <w:spacing w:after="160" w:line="259" w:lineRule="exact"/>
+        <w:rPr>
+          <w:rFonts w:ascii="Times New Roman" w:hAnsi="Times New Roman" w:cs="Times New Roman"/>
+          <w:b/>
+          <w:sz w:val="32"/>
+          <w:szCs w:val="32"/>
+        </w:rPr>
+      </w:pPr>
+    </w:p>
+    <w:p>
+      <w:pPr>
+        <w:spacing w:after="160" w:line="259" w:lineRule="exact"/>
+        <w:rPr>
+          <w:rFonts w:ascii="Times New Roman" w:hAnsi="Times New Roman" w:cs="Times New Roman"/>
+          <w:b/>
+          <w:sz w:val="32"/>
+          <w:szCs w:val="32"/>
+        </w:rPr>
+      </w:pPr>
+    </w:p>
+    <w:p>
+      <w:pPr>
+        <w:spacing w:after="160" w:line="259" w:lineRule="exact"/>
+        <w:rPr>
+          <w:rFonts w:ascii="Times New Roman" w:hAnsi="Times New Roman" w:cs="Times New Roman"/>
+          <w:b/>
+          <w:sz w:val="32"/>
+          <w:szCs w:val="32"/>
+        </w:rPr>
+      </w:pPr>
+      <w:bookmarkStart w:id="0" w:name="_GoBack"/>
+      <w:bookmarkEnd w:id="0"/>
     </w:p>
     <w:p>
       <w:pPr>
@@ -5989,7 +6639,6 @@
           <w:szCs w:val="32"/>
           <w:lang w:val="uk-UA"/>
         </w:rPr>
-        <w:lastRenderedPageBreak/>
         <w:t xml:space="preserve">Діаграма </w:t>
       </w:r>
       <w:proofErr w:type="spellStart"/>
@@ -6077,10 +6726,11 @@
       <w:r>
         <w:rPr>
           <w:rFonts w:ascii="Times New Roman" w:eastAsia="Times New Roman" w:hAnsi="Times New Roman" w:cs="Times New Roman"/>
+          <w:noProof/>
           <w:color w:val="000000"/>
           <w:sz w:val="32"/>
           <w:u w:val="single"/>
-          <w:lang w:val="uk-UA"/>
+          <w:lang w:val="uk-UA" w:eastAsia="uk-UA" w:bidi="ar-SA"/>
         </w:rPr>
         <w:drawing>
           <wp:anchor distT="0" distB="0" distL="114300" distR="114300" simplePos="0" relativeHeight="251667456" behindDoc="0" locked="0" layoutInCell="1" allowOverlap="1" wp14:anchorId="0A21FC37" wp14:editId="54D571D7">
@@ -6340,14 +6990,24 @@
           <w:lang w:val="uk-UA"/>
         </w:rPr>
       </w:pPr>
-      <w:bookmarkStart w:id="0" w:name="_GoBack"/>
-      <w:bookmarkEnd w:id="0"/>
     </w:p>
     <w:p>
       <w:pPr>
         <w:spacing w:after="160" w:line="259" w:lineRule="exact"/>
         <w:rPr>
           <w:rFonts w:ascii="Times New Roman" w:eastAsia="Times New Roman" w:hAnsi="Times New Roman" w:cs="Times New Roman"/>
+          <w:color w:val="000000"/>
+          <w:sz w:val="32"/>
+          <w:u w:val="single"/>
+        </w:rPr>
+      </w:pPr>
+    </w:p>
+    <w:p>
+      <w:pPr>
+        <w:spacing w:after="160" w:line="259" w:lineRule="exact"/>
+        <w:rPr>
+          <w:rFonts w:ascii="Times New Roman" w:eastAsia="Times New Roman" w:hAnsi="Times New Roman" w:cs="Times New Roman"/>
+          <w:b/>
           <w:sz w:val="32"/>
           <w:u w:val="single"/>
           <w:lang w:val="uk-UA"/>
@@ -6357,16 +7017,19 @@
       <w:r>
         <w:rPr>
           <w:rFonts w:ascii="Times New Roman" w:eastAsia="Times New Roman" w:hAnsi="Times New Roman" w:cs="Times New Roman"/>
+          <w:b/>
           <w:color w:val="000000"/>
           <w:sz w:val="32"/>
           <w:u w:val="single"/>
         </w:rPr>
+        <w:lastRenderedPageBreak/>
         <w:t>Висновки</w:t>
       </w:r>
       <w:proofErr w:type="spellEnd"/>
       <w:r>
         <w:rPr>
           <w:rFonts w:ascii="Times New Roman" w:eastAsia="Times New Roman" w:hAnsi="Times New Roman" w:cs="Times New Roman"/>
+          <w:b/>
           <w:color w:val="000000"/>
           <w:sz w:val="32"/>
           <w:u w:val="single"/>
@@ -8094,6 +8757,7 @@
   <w:style w:type="paragraph" w:default="1" w:styleId="a">
     <w:name w:val="Normal"/>
     <w:qFormat/>
+    <w:rsid w:val="0078499B"/>
     <w:pPr>
       <w:widowControl w:val="0"/>
     </w:pPr>
